--- a/docs/acrme_requirements_baseline_v2_2.docx
+++ b/docs/acrme_requirements_baseline_v2_2.docx
@@ -23,10 +23,7 @@
         <w:t xml:space="preserve">Working document — coauthored baseline for the SaaS Design Services capacity &amp; DR programme.</w:t>
       </w:r>
       <w:r>
-        <w:t xml:space="preserve"> </w:t>
-      </w:r>
-      <w:r>
-        <w:t xml:space="preserve">This is a living requirements document. It captures the agreed architectural direction while explicitly separating confirmed baseline requirements from items that remain configurable, need proof-of-concept (POC) validation, await a business decision, or depend on an external Azure capability.</w:t>
+        <w:t xml:space="preserve"> This is a living requirements document. It captures the agreed architectural direction while explicitly separating confirmed baseline requirements from items that remain configurable, need proof-of-concept (POC) validation, await a business decision, or depend on an external Azure capability.</w:t>
       </w:r>
     </w:p>
     <w:p>
@@ -344,10 +341,7 @@
               <w:jc w:val="left"/>
             </w:pPr>
             <w:r>
-              <w:t xml:space="preserve">Atlassian Confluence (space:</w:t>
-            </w:r>
-            <w:r>
-              <w:t xml:space="preserve"> </w:t>
+              <w:t xml:space="preserve">Atlassian Confluence (space: </w:t>
             </w:r>
             <w:r>
               <w:rPr>
@@ -357,10 +351,7 @@
               <w:t xml:space="preserve">PI</w:t>
             </w:r>
             <w:r>
-              <w:t xml:space="preserve">, folder</w:t>
-            </w:r>
-            <w:r>
-              <w:t xml:space="preserve"> </w:t>
+              <w:t xml:space="preserve">, folder </w:t>
             </w:r>
             <w:r>
               <w:rPr>
@@ -410,13 +401,7 @@
               <w:t xml:space="preserve">Capacity reservation model for Platform brain storm</w:t>
             </w:r>
             <w:r>
-              <w:t xml:space="preserve"> </w:t>
-            </w:r>
-            <w:r>
-              <w:t xml:space="preserve">and</w:t>
-            </w:r>
-            <w:r>
-              <w:t xml:space="preserve"> </w:t>
+              <w:t xml:space="preserve"> and </w:t>
             </w:r>
             <w:r>
               <w:rPr>
@@ -426,10 +411,7 @@
               <w:t xml:space="preserve">Weekly Connect</w:t>
             </w:r>
             <w:r>
-              <w:t xml:space="preserve"> </w:t>
-            </w:r>
-            <w:r>
-              <w:t xml:space="preserve">(27 Aug 2026) transcribed discussions</w:t>
+              <w:t xml:space="preserve"> (27 Aug 2026) transcribed discussions</w:t>
             </w:r>
           </w:p>
         </w:tc>
@@ -533,10 +515,7 @@
               <w:jc w:val="left"/>
             </w:pPr>
             <w:r>
-              <w:t xml:space="preserve">EU Geography cross-geo DR region corrected from</w:t>
-            </w:r>
-            <w:r>
-              <w:t xml:space="preserve"> </w:t>
+              <w:t xml:space="preserve">EU Geography cross-geo DR region corrected from </w:t>
             </w:r>
             <w:r>
               <w:rPr>
@@ -546,13 +525,7 @@
               <w:t xml:space="preserve">Belgium Central</w:t>
             </w:r>
             <w:r>
-              <w:t xml:space="preserve"> </w:t>
-            </w:r>
-            <w:r>
-              <w:t xml:space="preserve">to</w:t>
-            </w:r>
-            <w:r>
-              <w:t xml:space="preserve"> </w:t>
+              <w:t xml:space="preserve"> to </w:t>
             </w:r>
             <w:r>
               <w:rPr>
@@ -562,10 +535,7 @@
               <w:t xml:space="preserve">Switzerland North</w:t>
             </w:r>
             <w:r>
-              <w:t xml:space="preserve"> </w:t>
-            </w:r>
-            <w:r>
-              <w:t xml:space="preserve">per REG-002 configuration review. Switzerland North confirmed as the authoritative cross-geo DR extension region for Middle East deployments. All region examples updated to reflect authoritative placement configuration.</w:t>
+              <w:t xml:space="preserve"> per REG-002 configuration review. Switzerland North confirmed as the authoritative cross-geo DR extension region for Middle East deployments. All region examples updated to reflect authoritative placement configuration.</w:t>
             </w:r>
           </w:p>
         </w:tc>
@@ -647,10 +617,7 @@
               <w:jc w:val="left"/>
             </w:pPr>
             <w:r>
-              <w:t xml:space="preserve">Pivot to</w:t>
-            </w:r>
-            <w:r>
-              <w:t xml:space="preserve"> </w:t>
+              <w:t xml:space="preserve">Pivot to </w:t>
             </w:r>
             <w:r>
               <w:rPr>
@@ -701,10 +668,7 @@
               <w:jc w:val="left"/>
             </w:pPr>
             <w:r>
-              <w:t xml:space="preserve">Added</w:t>
-            </w:r>
-            <w:r>
-              <w:t xml:space="preserve"> </w:t>
+              <w:t xml:space="preserve">Added </w:t>
             </w:r>
             <w:r>
               <w:rPr>
@@ -714,13 +678,7 @@
               <w:t xml:space="preserve">reciprocal multi-source DR hosting</w:t>
             </w:r>
             <w:r>
-              <w:t xml:space="preserve"> </w:t>
-            </w:r>
-            <w:r>
-              <w:t xml:space="preserve">(DR-016),</w:t>
-            </w:r>
-            <w:r>
-              <w:t xml:space="preserve"> </w:t>
+              <w:t xml:space="preserve"> (DR-016), </w:t>
             </w:r>
             <w:r>
               <w:rPr>
@@ -730,13 +688,7 @@
               <w:t xml:space="preserve">non-concurrent max-sizing</w:t>
             </w:r>
             <w:r>
-              <w:t xml:space="preserve"> </w:t>
-            </w:r>
-            <w:r>
-              <w:t xml:space="preserve">(DR-017),</w:t>
-            </w:r>
-            <w:r>
-              <w:t xml:space="preserve"> </w:t>
+              <w:t xml:space="preserve"> (DR-017), </w:t>
             </w:r>
             <w:r>
               <w:rPr>
@@ -746,13 +698,7 @@
               <w:t xml:space="preserve">source→destination DR index</w:t>
             </w:r>
             <w:r>
-              <w:t xml:space="preserve"> </w:t>
-            </w:r>
-            <w:r>
-              <w:t xml:space="preserve">(DR-018),</w:t>
-            </w:r>
-            <w:r>
-              <w:t xml:space="preserve"> </w:t>
+              <w:t xml:space="preserve"> (DR-018), </w:t>
             </w:r>
             <w:r>
               <w:rPr>
@@ -762,13 +708,7 @@
               <w:t xml:space="preserve">standby activation</w:t>
             </w:r>
             <w:r>
-              <w:t xml:space="preserve"> </w:t>
-            </w:r>
-            <w:r>
-              <w:t xml:space="preserve">(DR-019),</w:t>
-            </w:r>
-            <w:r>
-              <w:t xml:space="preserve"> </w:t>
+              <w:t xml:space="preserve"> (DR-019), </w:t>
             </w:r>
             <w:r>
               <w:rPr>
@@ -778,13 +718,7 @@
               <w:t xml:space="preserve">CVAL/DR co-location</w:t>
             </w:r>
             <w:r>
-              <w:t xml:space="preserve"> </w:t>
-            </w:r>
-            <w:r>
-              <w:t xml:space="preserve">(PLC-010), corrected DR sizing formula (A.6), new</w:t>
-            </w:r>
-            <w:r>
-              <w:t xml:space="preserve"> </w:t>
+              <w:t xml:space="preserve"> (PLC-010), corrected DR sizing formula (A.6), new </w:t>
             </w:r>
             <w:r>
               <w:rPr>
@@ -794,13 +728,7 @@
               <w:t xml:space="preserve">Distributed DR Reference Model</w:t>
             </w:r>
             <w:r>
-              <w:t xml:space="preserve"> </w:t>
-            </w:r>
-            <w:r>
-              <w:t xml:space="preserve">(§12A) and</w:t>
-            </w:r>
-            <w:r>
-              <w:t xml:space="preserve"> </w:t>
+              <w:t xml:space="preserve"> (§12A) and </w:t>
             </w:r>
             <w:r>
               <w:rPr>
@@ -810,10 +738,7 @@
               <w:t xml:space="preserve">Appendix D</w:t>
             </w:r>
             <w:r>
-              <w:t xml:space="preserve"> </w:t>
-            </w:r>
-            <w:r>
-              <w:t xml:space="preserve">on the sizing-formula correction.</w:t>
+              <w:t xml:space="preserve"> on the sizing-formula correction.</w:t>
             </w:r>
           </w:p>
         </w:tc>
@@ -1219,10 +1144,7 @@
         <w:pStyle w:val="FirstParagraph"/>
       </w:pPr>
       <w:r>
-        <w:t xml:space="preserve">This document defines the functional, operational, governance, security, observability, cost, and non-functional requirements for managing</w:t>
-      </w:r>
-      <w:r>
-        <w:t xml:space="preserve"> </w:t>
+        <w:t xml:space="preserve">This document defines the functional, operational, governance, security, observability, cost, and non-functional requirements for managing </w:t>
       </w:r>
       <w:r>
         <w:rPr>
@@ -1232,13 +1154,7 @@
         <w:t xml:space="preserve">Azure VM capacity reservations</w:t>
       </w:r>
       <w:r>
-        <w:t xml:space="preserve"> </w:t>
-      </w:r>
-      <w:r>
-        <w:t xml:space="preserve">and</w:t>
-      </w:r>
-      <w:r>
-        <w:t xml:space="preserve"> </w:t>
+        <w:t xml:space="preserve"> and </w:t>
       </w:r>
       <w:r>
         <w:rPr>
@@ -1248,10 +1164,7 @@
         <w:t xml:space="preserve">regional VM quota</w:t>
       </w:r>
       <w:r>
-        <w:t xml:space="preserve"> </w:t>
-      </w:r>
-      <w:r>
-        <w:t xml:space="preserve">across the platform estate.</w:t>
+        <w:t xml:space="preserve"> across the platform estate.</w:t>
       </w:r>
     </w:p>
     <w:p>
@@ -1259,10 +1172,7 @@
         <w:pStyle w:val="BodyText"/>
       </w:pPr>
       <w:r>
-        <w:t xml:space="preserve">The target solution is a</w:t>
-      </w:r>
-      <w:r>
-        <w:t xml:space="preserve"> </w:t>
+        <w:t xml:space="preserve">The target solution is a </w:t>
       </w:r>
       <w:r>
         <w:rPr>
@@ -1272,10 +1182,7 @@
         <w:t xml:space="preserve">Capacity &amp; Quota Management Engine</w:t>
       </w:r>
       <w:r>
-        <w:t xml:space="preserve"> </w:t>
-      </w:r>
-      <w:r>
-        <w:t xml:space="preserve">that:</w:t>
+        <w:t xml:space="preserve"> that:</w:t>
       </w:r>
     </w:p>
     <w:p>
@@ -1299,10 +1206,7 @@
         <w:pStyle w:val="Compact"/>
       </w:pPr>
       <w:r>
-        <w:t xml:space="preserve">provides a</w:t>
-      </w:r>
-      <w:r>
-        <w:t xml:space="preserve"> </w:t>
+        <w:t xml:space="preserve">provides a </w:t>
       </w:r>
       <w:r>
         <w:rPr>
@@ -1312,10 +1216,7 @@
         <w:t xml:space="preserve">configurable bootstrap</w:t>
       </w:r>
       <w:r>
-        <w:t xml:space="preserve"> </w:t>
-      </w:r>
-      <w:r>
-        <w:t xml:space="preserve">position for disaster recovery instead of a fixed large reserve;</w:t>
+        <w:t xml:space="preserve"> position for disaster recovery instead of a fixed large reserve;</w:t>
       </w:r>
     </w:p>
     <w:p>
@@ -1334,10 +1235,7 @@
         <w:t xml:space="preserve">dynamically reconciles</w:t>
       </w:r>
       <w:r>
-        <w:t xml:space="preserve"> </w:t>
-      </w:r>
-      <w:r>
-        <w:t xml:space="preserve">reserved capacity against actual running (allocated) demand;</w:t>
+        <w:t xml:space="preserve"> reserved capacity against actual running (allocated) demand;</w:t>
       </w:r>
     </w:p>
     <w:p>
@@ -1356,10 +1254,7 @@
         <w:t xml:space="preserve">pools and allocates</w:t>
       </w:r>
       <w:r>
-        <w:t xml:space="preserve"> </w:t>
-      </w:r>
-      <w:r>
-        <w:t xml:space="preserve">regional quota across hundreds of subscriptions;</w:t>
+        <w:t xml:space="preserve"> regional quota across hundreds of subscriptions;</w:t>
       </w:r>
     </w:p>
     <w:p>
@@ -1371,10 +1266,7 @@
         <w:pStyle w:val="Compact"/>
       </w:pPr>
       <w:r>
-        <w:t xml:space="preserve">supports</w:t>
-      </w:r>
-      <w:r>
-        <w:t xml:space="preserve"> </w:t>
+        <w:t xml:space="preserve">supports </w:t>
       </w:r>
       <w:r>
         <w:rPr>
@@ -1384,10 +1276,7 @@
         <w:t xml:space="preserve">distributed DR</w:t>
       </w:r>
       <w:r>
-        <w:t xml:space="preserve"> </w:t>
-      </w:r>
-      <w:r>
-        <w:t xml:space="preserve">across multiple regions in a geography;</w:t>
+        <w:t xml:space="preserve"> across multiple regions in a geography;</w:t>
       </w:r>
     </w:p>
     <w:p>
@@ -1399,10 +1288,7 @@
         <w:pStyle w:val="Compact"/>
       </w:pPr>
       <w:r>
-        <w:t xml:space="preserve">supplies</w:t>
-      </w:r>
-      <w:r>
-        <w:t xml:space="preserve"> </w:t>
+        <w:t xml:space="preserve">supplies </w:t>
       </w:r>
       <w:r>
         <w:rPr>
@@ -1412,10 +1298,7 @@
         <w:t xml:space="preserve">fresh capacity state</w:t>
       </w:r>
       <w:r>
-        <w:t xml:space="preserve"> </w:t>
-      </w:r>
-      <w:r>
-        <w:t xml:space="preserve">to the region-selection and AEP provisioning workflows;</w:t>
+        <w:t xml:space="preserve"> to the region-selection and AEP provisioning workflows;</w:t>
       </w:r>
     </w:p>
     <w:p>
@@ -1454,13 +1337,7 @@
         <w:t xml:space="preserve">Why this document exists.</w:t>
       </w:r>
       <w:r>
-        <w:t xml:space="preserve"> </w:t>
-      </w:r>
-      <w:r>
-        <w:t xml:space="preserve">The prior write-up was a</w:t>
-      </w:r>
-      <w:r>
-        <w:t xml:space="preserve"> </w:t>
+        <w:t xml:space="preserve"> The prior write-up was a </w:t>
       </w:r>
       <w:r>
         <w:rPr>
@@ -1470,10 +1347,7 @@
         <w:t xml:space="preserve">design flow</w:t>
       </w:r>
       <w:r>
-        <w:t xml:space="preserve">, not a</w:t>
-      </w:r>
-      <w:r>
-        <w:t xml:space="preserve"> </w:t>
+        <w:t xml:space="preserve">, not a </w:t>
       </w:r>
       <w:r>
         <w:rPr>
@@ -1483,10 +1357,7 @@
         <w:t xml:space="preserve">requirements document</w:t>
       </w:r>
       <w:r>
-        <w:t xml:space="preserve">. Because business direction changes frequently — regions, DR scope, and customer commitments shift regularly — the team agreed to maintain a</w:t>
-      </w:r>
-      <w:r>
-        <w:t xml:space="preserve"> </w:t>
+        <w:t xml:space="preserve">. Because business direction changes frequently — regions, DR scope, and customer commitments shift regularly — the team agreed to maintain a </w:t>
       </w:r>
       <w:r>
         <w:rPr>
@@ -1496,10 +1367,7 @@
         <w:t xml:space="preserve">working requirements document</w:t>
       </w:r>
       <w:r>
-        <w:t xml:space="preserve"> </w:t>
-      </w:r>
-      <w:r>
-        <w:t xml:space="preserve">as the authoritative reference that the capacity engine is built against, evolving it as decisions firm up.</w:t>
+        <w:t xml:space="preserve"> as the authoritative reference that the capacity engine is built against, evolving it as decisions firm up.</w:t>
       </w:r>
     </w:p>
     <w:p>
@@ -1543,13 +1411,7 @@
         <w:t xml:space="preserve">Cost is now a primary constraint.</w:t>
       </w:r>
       <w:r>
-        <w:t xml:space="preserve"> </w:t>
-      </w:r>
-      <w:r>
-        <w:t xml:space="preserve">Leadership is in a cost-reduction cycle; improving margins (and, ultimately, EBITDA ahead of an IPO) is an explicit organisational goal. Large idle DR reservations (estimated in the</w:t>
-      </w:r>
-      <w:r>
-        <w:t xml:space="preserve"> </w:t>
+        <w:t xml:space="preserve"> Leadership is in a cost-reduction cycle; improving margins (and, ultimately, EBITDA ahead of an IPO) is an explicit organisational goal. Large idle DR reservations (estimated in the </w:t>
       </w:r>
       <w:r>
         <w:rPr>
@@ -1578,13 +1440,7 @@
         <w:t xml:space="preserve">Quota as a governor.</w:t>
       </w:r>
       <w:r>
-        <w:t xml:space="preserve"> </w:t>
-      </w:r>
-      <w:r>
-        <w:t xml:space="preserve">Per Melvin’s strategy,</w:t>
-      </w:r>
-      <w:r>
-        <w:t xml:space="preserve"> </w:t>
+        <w:t xml:space="preserve"> Per Melvin’s strategy, </w:t>
       </w:r>
       <w:r>
         <w:rPr>
@@ -1594,10 +1450,7 @@
         <w:t xml:space="preserve">quota is used as a cost and consumption governor</w:t>
       </w:r>
       <w:r>
-        <w:t xml:space="preserve"> </w:t>
-      </w:r>
-      <w:r>
-        <w:t xml:space="preserve">— it caps how much capacity a team can consume. Production maintains a quota buffer to support growth; DR quota strategy must align to the capacity-sharing model.</w:t>
+        <w:t xml:space="preserve"> — it caps how much capacity a team can consume. Production maintains a quota buffer to support growth; DR quota strategy must align to the capacity-sharing model.</w:t>
       </w:r>
     </w:p>
     <w:p>
@@ -1616,13 +1469,7 @@
         <w:t xml:space="preserve">Business volatility.</w:t>
       </w:r>
       <w:r>
-        <w:t xml:space="preserve"> </w:t>
-      </w:r>
-      <w:r>
-        <w:t xml:space="preserve">Requirements evolve continually (Japan/APAC descoped, DHL-dedicated and Apple lost, region strategy narrowed). The design must be</w:t>
-      </w:r>
-      <w:r>
-        <w:t xml:space="preserve"> </w:t>
+        <w:t xml:space="preserve"> Requirements evolve continually (Japan/APAC descoped, DHL-dedicated and Apple lost, region strategy narrowed). The design must be </w:t>
       </w:r>
       <w:r>
         <w:rPr>
@@ -1632,10 +1479,7 @@
         <w:t xml:space="preserve">flexible and configuration-driven</w:t>
       </w:r>
       <w:r>
-        <w:t xml:space="preserve"> </w:t>
-      </w:r>
-      <w:r>
-        <w:t xml:space="preserve">rather than optimised for a single fixed scenario.</w:t>
+        <w:t xml:space="preserve"> rather than optimised for a single fixed scenario.</w:t>
       </w:r>
     </w:p>
     <w:p>
@@ -1654,13 +1498,7 @@
         <w:t xml:space="preserve">Legal ownership of Middle East.</w:t>
       </w:r>
       <w:r>
-        <w:t xml:space="preserve"> </w:t>
-      </w:r>
-      <w:r>
-        <w:t xml:space="preserve">Legal has taken charge of the Middle East programme. Data-sovereignty constraints (a large share of customers are government/medical-associated) mean</w:t>
-      </w:r>
-      <w:r>
-        <w:t xml:space="preserve"> </w:t>
+        <w:t xml:space="preserve"> Legal has taken charge of the Middle East programme. Data-sovereignty constraints (a large share of customers are government/medical-associated) mean </w:t>
       </w:r>
       <w:r>
         <w:rPr>
@@ -1670,10 +1508,7 @@
         <w:t xml:space="preserve">DR is unlikely to be offered there</w:t>
       </w:r>
       <w:r>
-        <w:t xml:space="preserve"> </w:t>
-      </w:r>
-      <w:r>
-        <w:t xml:space="preserve">— cross-border DR cannot meet residency requirements.</w:t>
+        <w:t xml:space="preserve"> — cross-border DR cannot meet residency requirements.</w:t>
       </w:r>
     </w:p>
     <w:p>
@@ -1692,13 +1527,7 @@
         <w:t xml:space="preserve">Region strategy narrowed.</w:t>
       </w:r>
       <w:r>
-        <w:t xml:space="preserve"> </w:t>
-      </w:r>
-      <w:r>
-        <w:t xml:space="preserve">The active region strategy is now effectively</w:t>
-      </w:r>
-      <w:r>
-        <w:t xml:space="preserve"> </w:t>
+        <w:t xml:space="preserve"> The active region strategy is now effectively </w:t>
       </w:r>
       <w:r>
         <w:rPr>
@@ -1708,13 +1537,7 @@
         <w:t xml:space="preserve">North America</w:t>
       </w:r>
       <w:r>
-        <w:t xml:space="preserve"> </w:t>
-      </w:r>
-      <w:r>
-        <w:t xml:space="preserve">and</w:t>
-      </w:r>
-      <w:r>
-        <w:t xml:space="preserve"> </w:t>
+        <w:t xml:space="preserve"> and </w:t>
       </w:r>
       <w:r>
         <w:rPr>
@@ -1724,10 +1547,7 @@
         <w:t xml:space="preserve">Europe</w:t>
       </w:r>
       <w:r>
-        <w:t xml:space="preserve"> </w:t>
-      </w:r>
-      <w:r>
-        <w:t xml:space="preserve">focused.</w:t>
+        <w:t xml:space="preserve"> focused.</w:t>
       </w:r>
     </w:p>
     <w:p>
@@ -1746,28 +1566,7 @@
         <w:t xml:space="preserve">No multi-cloud.</w:t>
       </w:r>
       <w:r>
-        <w:t xml:space="preserve"> </w:t>
-      </w:r>
-      <w:r>
-        <w:t xml:space="preserve">Multi-cloud DR has been repeatedly rejected at the ELT level;</w:t>
-      </w:r>
-      <w:r>
-        <w:t xml:space="preserve"> </w:t>
-      </w:r>
-      <w:r>
-        <w:t xml:space="preserve">“</w:t>
-      </w:r>
-      <w:r>
-        <w:t xml:space="preserve">all of Azure down</w:t>
-      </w:r>
-      <w:r>
-        <w:t xml:space="preserve">”</w:t>
-      </w:r>
-      <w:r>
-        <w:t xml:space="preserve"> </w:t>
-      </w:r>
-      <w:r>
-        <w:t xml:space="preserve">is explicitly out of scope as an addressable failure mode.</w:t>
+        <w:t xml:space="preserve"> Multi-cloud DR has been repeatedly rejected at the ELT level; “all of Azure down” is explicitly out of scope as an addressable failure mode.</w:t>
       </w:r>
     </w:p>
     <w:p>
@@ -1786,13 +1585,7 @@
         <w:t xml:space="preserve">Preview-feature dependency.</w:t>
       </w:r>
       <w:r>
-        <w:t xml:space="preserve"> </w:t>
-      </w:r>
-      <w:r>
-        <w:t xml:space="preserve">The DR capacity model increasingly depends on</w:t>
-      </w:r>
-      <w:r>
-        <w:t xml:space="preserve"> </w:t>
+        <w:t xml:space="preserve"> The DR capacity model increasingly depends on </w:t>
       </w:r>
       <w:r>
         <w:rPr>
@@ -1838,13 +1631,7 @@
         <w:t xml:space="preserve">Production protection first.</w:t>
       </w:r>
       <w:r>
-        <w:t xml:space="preserve"> </w:t>
-      </w:r>
-      <w:r>
-        <w:t xml:space="preserve">Prioritise production availability and the</w:t>
-      </w:r>
-      <w:r>
-        <w:t xml:space="preserve"> </w:t>
+        <w:t xml:space="preserve"> Prioritise production availability and the </w:t>
       </w:r>
       <w:r>
         <w:rPr>
@@ -1854,10 +1641,7 @@
         <w:t xml:space="preserve">next</w:t>
       </w:r>
       <w:r>
-        <w:t xml:space="preserve"> </w:t>
-      </w:r>
-      <w:r>
-        <w:t xml:space="preserve">approved production deployment above all else.</w:t>
+        <w:t xml:space="preserve"> approved production deployment above all else.</w:t>
       </w:r>
     </w:p>
     <w:p>
@@ -1876,10 +1660,7 @@
         <w:t xml:space="preserve">Quota and capacity are separate resources.</w:t>
       </w:r>
       <w:r>
-        <w:t xml:space="preserve"> </w:t>
-      </w:r>
-      <w:r>
-        <w:t xml:space="preserve">Manage them independently, but validate their relationship before any deployment.</w:t>
+        <w:t xml:space="preserve"> Manage them independently, but validate their relationship before any deployment.</w:t>
       </w:r>
     </w:p>
     <w:p>
@@ -1898,13 +1679,7 @@
         <w:t xml:space="preserve">Allocated demand drives reservations.</w:t>
       </w:r>
       <w:r>
-        <w:t xml:space="preserve"> </w:t>
-      </w:r>
-      <w:r>
-        <w:t xml:space="preserve">Reservation targets are computed from</w:t>
-      </w:r>
-      <w:r>
-        <w:t xml:space="preserve"> </w:t>
+        <w:t xml:space="preserve"> Reservation targets are computed from </w:t>
       </w:r>
       <w:r>
         <w:rPr>
@@ -1914,10 +1689,7 @@
         <w:t xml:space="preserve">allocated (running)</w:t>
       </w:r>
       <w:r>
-        <w:t xml:space="preserve"> </w:t>
-      </w:r>
-      <w:r>
-        <w:t xml:space="preserve">VMs plus a buffer — never from associated-but-deallocated VMs alone.</w:t>
+        <w:t xml:space="preserve"> VMs plus a buffer — never from associated-but-deallocated VMs alone.</w:t>
       </w:r>
     </w:p>
     <w:p>
@@ -1936,10 +1708,7 @@
         <w:t xml:space="preserve">Buffers are configurable.</w:t>
       </w:r>
       <w:r>
-        <w:t xml:space="preserve"> </w:t>
-      </w:r>
-      <w:r>
-        <w:t xml:space="preserve">Production and DR buffer values are policy inputs, not hard-coded constants.</w:t>
+        <w:t xml:space="preserve"> Production and DR buffer values are policy inputs, not hard-coded constants.</w:t>
       </w:r>
     </w:p>
     <w:p>
@@ -1958,13 +1727,7 @@
         <w:t xml:space="preserve">DR starts lean.</w:t>
       </w:r>
       <w:r>
-        <w:t xml:space="preserve"> </w:t>
-      </w:r>
-      <w:r>
-        <w:t xml:space="preserve">DR holds only the approved</w:t>
-      </w:r>
-      <w:r>
-        <w:t xml:space="preserve"> </w:t>
+        <w:t xml:space="preserve"> DR holds only the approved </w:t>
       </w:r>
       <w:r>
         <w:rPr>
@@ -1974,10 +1737,7 @@
         <w:t xml:space="preserve">bootstrap</w:t>
       </w:r>
       <w:r>
-        <w:t xml:space="preserve"> </w:t>
-      </w:r>
-      <w:r>
-        <w:t xml:space="preserve">capacity (enough to stand up control planes and begin recovery), not a fixed percentage copy of production.</w:t>
+        <w:t xml:space="preserve"> capacity (enough to stand up control planes and begin recovery), not a fixed percentage copy of production.</w:t>
       </w:r>
     </w:p>
     <w:p>
@@ -1996,22 +1756,7 @@
         <w:t xml:space="preserve">CVAL is a DR capacity source.</w:t>
       </w:r>
       <w:r>
-        <w:t xml:space="preserve"> </w:t>
-      </w:r>
-      <w:r>
-        <w:t xml:space="preserve">On a declared disaster, CVAL capacity may be shut down, disassociated, or reassigned per the approved runbook (</w:t>
-      </w:r>
-      <w:r>
-        <w:t xml:space="preserve">“</w:t>
-      </w:r>
-      <w:r>
-        <w:t xml:space="preserve">the first thing we do on a DR declaration is shut down CVAL</w:t>
-      </w:r>
-      <w:r>
-        <w:t xml:space="preserve">”</w:t>
-      </w:r>
-      <w:r>
-        <w:t xml:space="preserve">).</w:t>
+        <w:t xml:space="preserve"> On a declared disaster, CVAL capacity may be shut down, disassociated, or reassigned per the approved runbook (“the first thing we do on a DR declaration is shut down CVAL”).</w:t>
       </w:r>
     </w:p>
     <w:p>
@@ -2030,10 +1775,7 @@
         <w:t xml:space="preserve">Regional &amp; zonal isolation.</w:t>
       </w:r>
       <w:r>
-        <w:t xml:space="preserve"> </w:t>
-      </w:r>
-      <w:r>
-        <w:t xml:space="preserve">Reservations and quota are region- and zone-bound; capacity in an unavailable region is not assumed reusable elsewhere, and reservations cannot be shared across regions or zones.</w:t>
+        <w:t xml:space="preserve"> Reservations and quota are region- and zone-bound; capacity in an unavailable region is not assumed reusable elsewhere, and reservations cannot be shared across regions or zones.</w:t>
       </w:r>
     </w:p>
     <w:p>
@@ -2052,10 +1794,7 @@
         <w:t xml:space="preserve">Placement uses current state.</w:t>
       </w:r>
       <w:r>
-        <w:t xml:space="preserve"> </w:t>
-      </w:r>
-      <w:r>
-        <w:t xml:space="preserve">Region selection uses a recent, authoritative capacity/quota snapshot; stale state must not drive placement.</w:t>
+        <w:t xml:space="preserve"> Region selection uses a recent, authoritative capacity/quota snapshot; stale state must not drive placement.</w:t>
       </w:r>
     </w:p>
     <w:p>
@@ -2074,10 +1813,7 @@
         <w:t xml:space="preserve">Cost is a first-class constraint.</w:t>
       </w:r>
       <w:r>
-        <w:t xml:space="preserve"> </w:t>
-      </w:r>
-      <w:r>
-        <w:t xml:space="preserve">Idle reservation spend is measured, attributable, reviewed, and tunable.</w:t>
+        <w:t xml:space="preserve"> Idle reservation spend is measured, attributable, reviewed, and tunable.</w:t>
       </w:r>
     </w:p>
     <w:p>
@@ -2096,10 +1832,7 @@
         <w:t xml:space="preserve">Automation with guardrails.</w:t>
       </w:r>
       <w:r>
-        <w:t xml:space="preserve"> </w:t>
-      </w:r>
-      <w:r>
-        <w:t xml:space="preserve">Automated changes are scoped by approved configuration, validated before execution, logged, and reversible where Azure permits.</w:t>
+        <w:t xml:space="preserve"> Automated changes are scoped by approved configuration, validated before execution, logged, and reversible where Azure permits.</w:t>
       </w:r>
     </w:p>
     <w:p>
@@ -2118,10 +1851,7 @@
         <w:t xml:space="preserve">Customer placement is seeded once.</w:t>
       </w:r>
       <w:r>
-        <w:t xml:space="preserve"> </w:t>
-      </w:r>
-      <w:r>
-        <w:t xml:space="preserve">The first approved production-region decision becomes the authoritative seed for all later products/environments for that customer.</w:t>
+        <w:t xml:space="preserve"> The first approved production-region decision becomes the authoritative seed for all later products/environments for that customer.</w:t>
       </w:r>
     </w:p>
     <w:p>
@@ -2140,10 +1870,7 @@
         <w:t xml:space="preserve">Design for changing policy.</w:t>
       </w:r>
       <w:r>
-        <w:t xml:space="preserve"> </w:t>
-      </w:r>
-      <w:r>
-        <w:t xml:space="preserve">Geography scope, DR percentages, buffers, SKUs, regions, and environment rules are all configuration-driven.</w:t>
+        <w:t xml:space="preserve"> Geography scope, DR percentages, buffers, SKUs, regions, and environment rules are all configuration-driven.</w:t>
       </w:r>
     </w:p>
     <w:p>
@@ -2396,10 +2123,7 @@
               <w:jc w:val="left"/>
             </w:pPr>
             <w:r>
-              <w:t xml:space="preserve">Subscription where a VM deploys and consumes a</w:t>
-            </w:r>
-            <w:r>
-              <w:t xml:space="preserve"> </w:t>
+              <w:t xml:space="preserve">Subscription where a VM deploys and consumes a </w:t>
             </w:r>
             <w:r>
               <w:rPr>
@@ -2409,10 +2133,7 @@
               <w:t xml:space="preserve">shared</w:t>
             </w:r>
             <w:r>
-              <w:t xml:space="preserve"> </w:t>
-            </w:r>
-            <w:r>
-              <w:t xml:space="preserve">reservation owned elsewhere.</w:t>
+              <w:t xml:space="preserve"> reservation owned elsewhere.</w:t>
             </w:r>
           </w:p>
         </w:tc>
@@ -2852,10 +2573,7 @@
         <w:pStyle w:val="Compact"/>
       </w:pPr>
       <w:r>
-        <w:t xml:space="preserve">Cross-subscription capacity reservation</w:t>
-      </w:r>
-      <w:r>
-        <w:t xml:space="preserve"> </w:t>
+        <w:t xml:space="preserve">Cross-subscription capacity reservation </w:t>
       </w:r>
       <w:r>
         <w:rPr>
@@ -2865,10 +2583,7 @@
         <w:t xml:space="preserve">sharing</w:t>
       </w:r>
       <w:r>
-        <w:t xml:space="preserve"> </w:t>
-      </w:r>
-      <w:r>
-        <w:t xml:space="preserve">where supported and approved.</w:t>
+        <w:t xml:space="preserve"> where supported and approved.</w:t>
       </w:r>
     </w:p>
     <w:p>
@@ -2950,10 +2665,7 @@
         <w:pStyle w:val="Compact"/>
       </w:pPr>
       <w:r>
-        <w:t xml:space="preserve">Application-level data replication / failover implementation (e.g., LLM/APM active-passive vs active-active — noted as a</w:t>
-      </w:r>
-      <w:r>
-        <w:t xml:space="preserve"> </w:t>
+        <w:t xml:space="preserve">Application-level data replication / failover implementation (e.g., LLM/APM active-passive vs active-active — noted as a </w:t>
       </w:r>
       <w:r>
         <w:rPr>
@@ -2963,10 +2675,7 @@
         <w:t xml:space="preserve">future</w:t>
       </w:r>
       <w:r>
-        <w:t xml:space="preserve"> </w:t>
-      </w:r>
-      <w:r>
-        <w:t xml:space="preserve">consideration).</w:t>
+        <w:t xml:space="preserve"> consideration).</w:t>
       </w:r>
     </w:p>
     <w:p>
@@ -3038,19 +2747,7 @@
         <w:pStyle w:val="Compact"/>
       </w:pPr>
       <w:r>
-        <w:t xml:space="preserve">“</w:t>
-      </w:r>
-      <w:r>
-        <w:t xml:space="preserve">Entire Azure region-set / global Azure outage</w:t>
-      </w:r>
-      <w:r>
-        <w:t xml:space="preserve">”</w:t>
-      </w:r>
-      <w:r>
-        <w:t xml:space="preserve"> </w:t>
-      </w:r>
-      <w:r>
-        <w:t xml:space="preserve">as an addressable failure mode.</w:t>
+        <w:t>“Entire Azure region-set / global Azure outage” as an addressable failure mode.</w:t>
       </w:r>
     </w:p>
     <w:p>
@@ -3076,10 +2773,7 @@
         <w:pStyle w:val="FirstParagraph"/>
       </w:pPr>
       <w:r>
-        <w:t xml:space="preserve">The estate is organised into two capacity classes across the in-scope regions. The active strategy is</w:t>
-      </w:r>
-      <w:r>
-        <w:t xml:space="preserve"> </w:t>
+        <w:t xml:space="preserve">The estate is organised into two capacity classes across the in-scope regions. The active strategy is </w:t>
       </w:r>
       <w:r>
         <w:rPr>
@@ -3089,13 +2783,7 @@
         <w:t xml:space="preserve">North America and Europe</w:t>
       </w:r>
       <w:r>
-        <w:t xml:space="preserve"> </w:t>
-      </w:r>
-      <w:r>
-        <w:t xml:space="preserve">focused; APAC/Australia and Japan are descoped or on hold, and Middle East is legal-owned with</w:t>
-      </w:r>
-      <w:r>
-        <w:t xml:space="preserve"> </w:t>
+        <w:t xml:space="preserve"> focused; APAC/Australia and Japan are descoped or on hold, and Middle East is legal-owned with </w:t>
       </w:r>
       <w:r>
         <w:rPr>
@@ -3234,10 +2922,7 @@
               <w:jc w:val="left"/>
             </w:pPr>
             <w:r>
-              <w:t xml:space="preserve">Production-only;</w:t>
-            </w:r>
-            <w:r>
-              <w:t xml:space="preserve"> </w:t>
+              <w:t xml:space="preserve">Production-only; </w:t>
             </w:r>
             <w:r>
               <w:rPr>
@@ -3247,10 +2932,7 @@
               <w:t xml:space="preserve">not</w:t>
             </w:r>
             <w:r>
-              <w:t xml:space="preserve"> </w:t>
-            </w:r>
-            <w:r>
-              <w:t xml:space="preserve">auto-selected unless explicitly provided as the production region.</w:t>
+              <w:t xml:space="preserve"> auto-selected unless explicitly provided as the production region.</w:t>
             </w:r>
           </w:p>
         </w:tc>
@@ -3280,13 +2962,7 @@
         <w:t xml:space="preserve">REG-001 — Configurable region catalogue.</w:t>
       </w:r>
       <w:r>
-        <w:t xml:space="preserve"> </w:t>
-      </w:r>
-      <w:r>
-        <w:t xml:space="preserve">The region classification, eligibility, and per-region flags (e.g.,</w:t>
-      </w:r>
-      <w:r>
-        <w:t xml:space="preserve"> </w:t>
+        <w:t xml:space="preserve"> The region classification, eligibility, and per-region flags (e.g., </w:t>
       </w:r>
       <w:r>
         <w:rPr>
@@ -3310,31 +2986,7 @@
         <w:t xml:space="preserve">REG-002 — Example correction discipline.</w:t>
       </w:r>
       <w:r>
-        <w:t xml:space="preserve"> </w:t>
-      </w:r>
-      <w:r>
-        <w:t xml:space="preserve">Region examples must be sourced from authoritative configuration, not slideware (e.g.,</w:t>
-      </w:r>
-      <w:r>
-        <w:t xml:space="preserve"> </w:t>
-      </w:r>
-      <w:r>
-        <w:t xml:space="preserve">“</w:t>
-      </w:r>
-      <w:r>
-        <w:t xml:space="preserve">Belgium</w:t>
-      </w:r>
-      <w:r>
-        <w:t xml:space="preserve">”</w:t>
-      </w:r>
-      <w:r>
-        <w:t xml:space="preserve"> </w:t>
-      </w:r>
-      <w:r>
-        <w:t xml:space="preserve">was corrected to</w:t>
-      </w:r>
-      <w:r>
-        <w:t xml:space="preserve"> </w:t>
+        <w:t xml:space="preserve"> Region examples must be sourced from authoritative configuration, not slideware (e.g., “Belgium” was corrected to </w:t>
       </w:r>
       <w:r>
         <w:rPr>
@@ -3344,10 +2996,7 @@
         <w:t xml:space="preserve">Switzerland North</w:t>
       </w:r>
       <w:r>
-        <w:t xml:space="preserve"> </w:t>
-      </w:r>
-      <w:r>
-        <w:t xml:space="preserve">during review). Placement config is the single source of truth.</w:t>
+        <w:t xml:space="preserve"> during review). Placement config is the single source of truth.</w:t>
       </w:r>
     </w:p>
     <w:p>
@@ -3362,13 +3011,7 @@
         <w:t xml:space="preserve">REG-003 — Multi-region distribution benefit.</w:t>
       </w:r>
       <w:r>
-        <w:t xml:space="preserve"> </w:t>
-      </w:r>
-      <w:r>
-        <w:t xml:space="preserve">Three-to-four regions per geography is a design goal because it distributes customer workloads and materially reduces the DR capacity that must be reserved per region. A</w:t>
-      </w:r>
-      <w:r>
-        <w:t xml:space="preserve"> </w:t>
+        <w:t xml:space="preserve"> Three-to-four regions per geography is a design goal because it distributes customer workloads and materially reduces the DR capacity that must be reserved per region. A </w:t>
       </w:r>
       <w:r>
         <w:rPr>
@@ -3378,10 +3021,7 @@
         <w:t xml:space="preserve">two-region</w:t>
       </w:r>
       <w:r>
-        <w:t xml:space="preserve"> </w:t>
-      </w:r>
-      <w:r>
-        <w:t xml:space="preserve">model is explicitly identified as problematic — it cannot guarantee sufficient failover capacity if all production concentrates in one location.</w:t>
+        <w:t xml:space="preserve"> model is explicitly identified as problematic — it cannot guarantee sufficient failover capacity if all production concentrates in one location.</w:t>
       </w:r>
     </w:p>
     <w:p>
@@ -3413,10 +3053,7 @@
         <w:t xml:space="preserve">ENV-001 — Production reservation coverage.</w:t>
       </w:r>
       <w:r>
-        <w:t xml:space="preserve"> </w:t>
-      </w:r>
-      <w:r>
-        <w:t xml:space="preserve">Manage approved production VM SKUs via CRGs wherever production protection is enabled.</w:t>
+        <w:t xml:space="preserve"> Manage approved production VM SKUs via CRGs wherever production protection is enabled.</w:t>
       </w:r>
     </w:p>
     <w:p>
@@ -3431,13 +3068,7 @@
         <w:t xml:space="preserve">ENV-002 — Production-only initial enforcement.</w:t>
       </w:r>
       <w:r>
-        <w:t xml:space="preserve"> </w:t>
-      </w:r>
-      <w:r>
-        <w:t xml:space="preserve">Mandatory reservations apply to</w:t>
-      </w:r>
-      <w:r>
-        <w:t xml:space="preserve"> </w:t>
+        <w:t xml:space="preserve"> Mandatory reservations apply to </w:t>
       </w:r>
       <w:r>
         <w:rPr>
@@ -3447,10 +3078,7 @@
         <w:t xml:space="preserve">production</w:t>
       </w:r>
       <w:r>
-        <w:t xml:space="preserve"> </w:t>
-      </w:r>
-      <w:r>
-        <w:t xml:space="preserve">first. Non-production reservation enforcement stays configurable because non-prod VMs may be deallocated for cost savings (e.g., site teams powering down non-prod). The design must avoid a state where non-prod reservations block cost-driven deallocation.</w:t>
+        <w:t xml:space="preserve"> first. Non-production reservation enforcement stays configurable because non-prod VMs may be deallocated for cost savings (e.g., site teams powering down non-prod). The design must avoid a state where non-prod reservations block cost-driven deallocation.</w:t>
       </w:r>
     </w:p>
     <w:p>
@@ -3465,19 +3093,7 @@
         <w:t xml:space="preserve">ENV-003 — Hard separation constraints.</w:t>
       </w:r>
       <w:r>
-        <w:t xml:space="preserve"> </w:t>
-      </w:r>
-      <w:r>
-        <w:t xml:space="preserve">The following placement constraints are baseline:</w:t>
-      </w:r>
-      <w:r>
-        <w:t xml:space="preserve"> </w:t>
-      </w:r>
-      <w:r>
-        <w:t xml:space="preserve">- Non-prod and prod</w:t>
-      </w:r>
-      <w:r>
-        <w:t xml:space="preserve"> </w:t>
+        <w:t xml:space="preserve"> The following placement constraints are baseline: - Non-prod and prod </w:t>
       </w:r>
       <w:r>
         <w:rPr>
@@ -3487,19 +3103,7 @@
         <w:t xml:space="preserve">cannot</w:t>
       </w:r>
       <w:r>
-        <w:t xml:space="preserve"> </w:t>
-      </w:r>
-      <w:r>
-        <w:t xml:space="preserve">share capacity.</w:t>
-      </w:r>
-      <w:r>
-        <w:t xml:space="preserve"> </w:t>
-      </w:r>
-      <w:r>
-        <w:t xml:space="preserve">- DR and prod</w:t>
-      </w:r>
-      <w:r>
-        <w:t xml:space="preserve"> </w:t>
+        <w:t xml:space="preserve"> share capacity. - DR and prod </w:t>
       </w:r>
       <w:r>
         <w:rPr>
@@ -3509,19 +3113,7 @@
         <w:t xml:space="preserve">cannot</w:t>
       </w:r>
       <w:r>
-        <w:t xml:space="preserve"> </w:t>
-      </w:r>
-      <w:r>
-        <w:t xml:space="preserve">share capacity.</w:t>
-      </w:r>
-      <w:r>
-        <w:t xml:space="preserve"> </w:t>
-      </w:r>
-      <w:r>
-        <w:t xml:space="preserve">- DR</w:t>
-      </w:r>
-      <w:r>
-        <w:t xml:space="preserve"> </w:t>
+        <w:t xml:space="preserve"> share capacity. - DR </w:t>
       </w:r>
       <w:r>
         <w:rPr>
@@ -3531,10 +3123,7 @@
         <w:t xml:space="preserve">may</w:t>
       </w:r>
       <w:r>
-        <w:t xml:space="preserve"> </w:t>
-      </w:r>
-      <w:r>
-        <w:t xml:space="preserve">share with non-prod.</w:t>
+        <w:t xml:space="preserve"> share with non-prod.</w:t>
       </w:r>
     </w:p>
     <w:p>
@@ -3549,10 +3138,7 @@
         <w:t xml:space="preserve">ENV-004 — CVAL treatment.</w:t>
       </w:r>
       <w:r>
-        <w:t xml:space="preserve"> </w:t>
-      </w:r>
-      <w:r>
-        <w:t xml:space="preserve">Treat CVAL as a potential DR capacity source. The system identifies CVAL reservations, allocated/associated CVAL VMs, releasable capacity, the production portion depending on that CVAL location, and the actions required to free capacity for DR.</w:t>
+        <w:t xml:space="preserve"> Treat CVAL as a potential DR capacity source. The system identifies CVAL reservations, allocated/associated CVAL VMs, releasable capacity, the production portion depending on that CVAL location, and the actions required to free capacity for DR.</w:t>
       </w:r>
     </w:p>
     <w:p>
@@ -3567,13 +3153,7 @@
         <w:t xml:space="preserve">ENV-005 — DR bootstrap, not full duplicate.</w:t>
       </w:r>
       <w:r>
-        <w:t xml:space="preserve"> </w:t>
-      </w:r>
-      <w:r>
-        <w:t xml:space="preserve">DR must</w:t>
-      </w:r>
-      <w:r>
-        <w:t xml:space="preserve"> </w:t>
+        <w:t xml:space="preserve"> DR must </w:t>
       </w:r>
       <w:r>
         <w:rPr>
@@ -3583,10 +3163,7 @@
         <w:t xml:space="preserve">not</w:t>
       </w:r>
       <w:r>
-        <w:t xml:space="preserve"> </w:t>
-      </w:r>
-      <w:r>
-        <w:t xml:space="preserve">default to a fixed 30–40% copy of production. Support a configurable bootstrap target by workload, product, region, zone, VM family, and subscription model.</w:t>
+        <w:t xml:space="preserve"> default to a fixed 30–40% copy of production. Support a configurable bootstrap target by workload, product, region, zone, VM family, and subscription model.</w:t>
       </w:r>
     </w:p>
     <w:p>
@@ -3601,10 +3178,7 @@
         <w:t xml:space="preserve">ENV-006 — DR bootstrap cannot be implicitly zero.</w:t>
       </w:r>
       <w:r>
-        <w:t xml:space="preserve"> </w:t>
-      </w:r>
-      <w:r>
-        <w:t xml:space="preserve">A zero DR target is allowed only via explicit approved policy. Separately identify any already-running DR control-plane/skeleton capacity that satisfies the bootstrap requirement (so we never rely on capacity that isn’t actually there).</w:t>
+        <w:t xml:space="preserve"> A zero DR target is allowed only via explicit approved policy. Separately identify any already-running DR control-plane/skeleton capacity that satisfies the bootstrap requirement (so we never rely on capacity that isn’t actually there).</w:t>
       </w:r>
     </w:p>
     <w:p>
@@ -3619,10 +3193,7 @@
         <w:t xml:space="preserve">ENV-007 — R&amp;D policy.</w:t>
       </w:r>
       <w:r>
-        <w:t xml:space="preserve"> </w:t>
-      </w:r>
-      <w:r>
-        <w:t xml:space="preserve">No permanent R&amp;D reservations by default; support time-bound reservations for POCs, latency testing across US regions, DR exercises, and engineering tests.</w:t>
+        <w:t xml:space="preserve"> No permanent R&amp;D reservations by default; support time-bound reservations for POCs, latency testing across US regions, DR exercises, and engineering tests.</w:t>
       </w:r>
     </w:p>
     <w:p>
@@ -3654,13 +3225,7 @@
         <w:t xml:space="preserve">CAP-001 — Authoritative managed scope.</w:t>
       </w:r>
       <w:r>
-        <w:t xml:space="preserve"> </w:t>
-      </w:r>
-      <w:r>
-        <w:t xml:space="preserve">The engine operates</w:t>
-      </w:r>
-      <w:r>
-        <w:t xml:space="preserve"> </w:t>
+        <w:t xml:space="preserve"> The engine operates </w:t>
       </w:r>
       <w:r>
         <w:rPr>
@@ -3670,25 +3235,7 @@
         <w:t xml:space="preserve">only</w:t>
       </w:r>
       <w:r>
-        <w:t xml:space="preserve"> </w:t>
-      </w:r>
-      <w:r>
-        <w:t xml:space="preserve">on resources declared in an approved configuration source (the</w:t>
-      </w:r>
-      <w:r>
-        <w:t xml:space="preserve"> </w:t>
-      </w:r>
-      <w:r>
-        <w:t xml:space="preserve">“</w:t>
-      </w:r>
-      <w:r>
-        <w:t xml:space="preserve">scope file</w:t>
-      </w:r>
-      <w:r>
-        <w:t xml:space="preserve">”</w:t>
-      </w:r>
-      <w:r>
-        <w:t xml:space="preserve">). Scope includes: tenant/management scope, subscription, region, availability zone, resource group, CRG, reservation name, SKU/VM-family, environment, buffer policy, enabled/disabled state, and effective date/version. Anything outside scope is never modified automatically.</w:t>
+        <w:t xml:space="preserve"> on resources declared in an approved configuration source (the “scope file”). Scope includes: tenant/management scope, subscription, region, availability zone, resource group, CRG, reservation name, SKU/VM-family, environment, buffer policy, enabled/disabled state, and effective date/version. Anything outside scope is never modified automatically.</w:t>
       </w:r>
     </w:p>
     <w:p>
@@ -3703,13 +3250,7 @@
         <w:t xml:space="preserve">CAP-002 — Azure resource must precede config activation.</w:t>
       </w:r>
       <w:r>
-        <w:t xml:space="preserve"> </w:t>
-      </w:r>
-      <w:r>
-        <w:t xml:space="preserve">A managed reservation is not activated in deployment config until the corresponding Azure reservation and CRG exist and validate.</w:t>
-      </w:r>
-      <w:r>
-        <w:t xml:space="preserve"> </w:t>
+        <w:t xml:space="preserve"> A managed reservation is not activated in deployment config until the corresponding Azure reservation and CRG exist and validate. </w:t>
       </w:r>
       <w:r>
         <w:rPr>
@@ -3719,10 +3260,7 @@
         <w:t xml:space="preserve">Any change starts in Azure first, then the config</w:t>
       </w:r>
       <w:r>
-        <w:t xml:space="preserve"> </w:t>
-      </w:r>
-      <w:r>
-        <w:t xml:space="preserve">— never the reverse. This prevents deployment failures from referencing a non-existent reservation.</w:t>
+        <w:t xml:space="preserve"> — never the reverse. This prevents deployment failures from referencing a non-existent reservation.</w:t>
       </w:r>
     </w:p>
     <w:p>
@@ -3753,10 +3291,7 @@
         <w:pStyle w:val="FirstParagraph"/>
       </w:pPr>
       <w:r>
-        <w:t xml:space="preserve">The target is</w:t>
-      </w:r>
-      <w:r>
-        <w:t xml:space="preserve"> </w:t>
+        <w:t xml:space="preserve">The target is </w:t>
       </w:r>
       <w:r>
         <w:rPr>
@@ -3766,10 +3301,7 @@
         <w:t xml:space="preserve">never</w:t>
       </w:r>
       <w:r>
-        <w:t xml:space="preserve"> </w:t>
-      </w:r>
-      <w:r>
-        <w:t xml:space="preserve">computed from associated VM count alone.</w:t>
+        <w:t xml:space="preserve"> computed from associated VM count alone.</w:t>
       </w:r>
     </w:p>
     <w:p>
@@ -3784,13 +3316,7 @@
         <w:t xml:space="preserve">CAP-004 — Associated-but-deallocated VMs.</w:t>
       </w:r>
       <w:r>
-        <w:t xml:space="preserve"> </w:t>
-      </w:r>
-      <w:r>
-        <w:t xml:space="preserve">These do not automatically force reservation retention. Report them separately so teams understand restart risk and cost. (Rationale: if a customer such as a non-paying account is shut down, its VMs become</w:t>
-      </w:r>
-      <w:r>
-        <w:t xml:space="preserve"> </w:t>
+        <w:t xml:space="preserve"> These do not automatically force reservation retention. Report them separately so teams understand restart risk and cost. (Rationale: if a customer such as a non-paying account is shut down, its VMs become </w:t>
       </w:r>
       <w:r>
         <w:rPr>
@@ -3800,13 +3326,7 @@
         <w:t xml:space="preserve">associated</w:t>
       </w:r>
       <w:r>
-        <w:t xml:space="preserve"> </w:t>
-      </w:r>
-      <w:r>
-        <w:t xml:space="preserve">not</w:t>
-      </w:r>
-      <w:r>
-        <w:t xml:space="preserve"> </w:t>
+        <w:t xml:space="preserve"> not </w:t>
       </w:r>
       <w:r>
         <w:rPr>
@@ -3831,10 +3351,7 @@
         <w:t xml:space="preserve">CAP-005 — Automated reconciliation.</w:t>
       </w:r>
       <w:r>
-        <w:t xml:space="preserve"> </w:t>
-      </w:r>
-      <w:r>
-        <w:t xml:space="preserve">Periodically compare reserved quantity, allocated VMs, associated VMs, available reserved capacity, and buffer target; then raise or lower the reservation toward the approved target, subject to Azure availability, policy, and change controls.</w:t>
+        <w:t xml:space="preserve"> Periodically compare reserved quantity, allocated VMs, associated VMs, available reserved capacity, and buffer target; then raise or lower the reservation toward the approved target, subject to Azure availability, policy, and change controls.</w:t>
       </w:r>
     </w:p>
     <w:p>
@@ -3849,13 +3366,7 @@
         <w:t xml:space="preserve">CAP-006 — Reconciliation frequency (configurable).</w:t>
       </w:r>
       <w:r>
-        <w:t xml:space="preserve"> </w:t>
-      </w:r>
-      <w:r>
-        <w:t xml:space="preserve">The reference implementation is a container-app job packaged as a Docker image that runs</w:t>
-      </w:r>
-      <w:r>
-        <w:t xml:space="preserve"> </w:t>
+        <w:t xml:space="preserve"> The reference implementation is a container-app job packaged as a Docker image that runs </w:t>
       </w:r>
       <w:r>
         <w:rPr>
@@ -3880,13 +3391,7 @@
         <w:t xml:space="preserve">CAP-007 — Scale-up behaviour.</w:t>
       </w:r>
       <w:r>
-        <w:t xml:space="preserve"> </w:t>
-      </w:r>
-      <w:r>
-        <w:t xml:space="preserve">When allocated demand rises, attempt to raise reserved capacity to restore the buffer. If Azure cannot supply it, hold the current safe state,</w:t>
-      </w:r>
-      <w:r>
-        <w:t xml:space="preserve"> </w:t>
+        <w:t xml:space="preserve"> When allocated demand rises, attempt to raise reserved capacity to restore the buffer. If Azure cannot supply it, hold the current safe state, </w:t>
       </w:r>
       <w:r>
         <w:rPr>
@@ -3911,10 +3416,7 @@
         <w:t xml:space="preserve">CAP-008 — Scale-down behaviour.</w:t>
       </w:r>
       <w:r>
-        <w:t xml:space="preserve"> </w:t>
-      </w:r>
-      <w:r>
-        <w:t xml:space="preserve">When allocated demand falls, reduce excess reservation toward the buffer, after applying any minimum-hold interval, DR protection, approved maintenance exclusion, and cost policy.</w:t>
+        <w:t xml:space="preserve"> When allocated demand falls, reduce excess reservation toward the buffer, after applying any minimum-hold interval, DR protection, approved maintenance exclusion, and cost policy.</w:t>
       </w:r>
     </w:p>
     <w:p>
@@ -3929,13 +3431,7 @@
         <w:t xml:space="preserve">CAP-009 — Zero-capacity support.</w:t>
       </w:r>
       <w:r>
-        <w:t xml:space="preserve"> </w:t>
-      </w:r>
-      <w:r>
-        <w:t xml:space="preserve">Where Azure permits, reduce an unused managed reservation to</w:t>
-      </w:r>
-      <w:r>
-        <w:t xml:space="preserve"> </w:t>
+        <w:t xml:space="preserve"> Where Azure permits, reduce an unused managed reservation to </w:t>
       </w:r>
       <w:r>
         <w:rPr>
@@ -3945,22 +3441,7 @@
         <w:t xml:space="preserve">zero</w:t>
       </w:r>
       <w:r>
-        <w:t xml:space="preserve"> </w:t>
-      </w:r>
-      <w:r>
-        <w:t xml:space="preserve">rather than deleting the reservation object (</w:t>
-      </w:r>
-      <w:r>
-        <w:t xml:space="preserve">“</w:t>
-      </w:r>
-      <w:r>
-        <w:t xml:space="preserve">set it to zero, don’t delete it</w:t>
-      </w:r>
-      <w:r>
-        <w:t xml:space="preserve">”</w:t>
-      </w:r>
-      <w:r>
-        <w:t xml:space="preserve">).</w:t>
+        <w:t xml:space="preserve"> rather than deleting the reservation object (“set it to zero, don’t delete it”).</w:t>
       </w:r>
     </w:p>
     <w:p>
@@ -3975,10 +3456,7 @@
         <w:t xml:space="preserve">CAP-010 — No automatic deletion by default.</w:t>
       </w:r>
       <w:r>
-        <w:t xml:space="preserve"> </w:t>
-      </w:r>
-      <w:r>
-        <w:t xml:space="preserve">Normal reconciliation never deletes CRGs or reservation definitions; deletion uses a separate approved decommissioning workflow.</w:t>
+        <w:t xml:space="preserve"> Normal reconciliation never deletes CRGs or reservation definitions; deletion uses a separate approved decommissioning workflow.</w:t>
       </w:r>
     </w:p>
     <w:p>
@@ -3993,13 +3471,7 @@
         <w:t xml:space="preserve">CAP-011 — Availability-zone isolation.</w:t>
       </w:r>
       <w:r>
-        <w:t xml:space="preserve"> </w:t>
-      </w:r>
-      <w:r>
-        <w:t xml:space="preserve">Track and manage reservations by region</w:t>
-      </w:r>
-      <w:r>
-        <w:t xml:space="preserve"> </w:t>
+        <w:t xml:space="preserve"> Track and manage reservations by region </w:t>
       </w:r>
       <w:r>
         <w:rPr>
@@ -4009,10 +3481,7 @@
         <w:t xml:space="preserve">and</w:t>
       </w:r>
       <w:r>
-        <w:t xml:space="preserve"> </w:t>
-      </w:r>
-      <w:r>
-        <w:t xml:space="preserve">availability zone; zone-1 capacity is not counted as available in another zone.</w:t>
+        <w:t xml:space="preserve"> availability zone; zone-1 capacity is not counted as available in another zone.</w:t>
       </w:r>
     </w:p>
     <w:p>
@@ -4027,10 +3496,7 @@
         <w:t xml:space="preserve">CAP-012 — Regional isolation.</w:t>
       </w:r>
       <w:r>
-        <w:t xml:space="preserve"> </w:t>
-      </w:r>
-      <w:r>
-        <w:t xml:space="preserve">Reservations are never counted, moved, or shared across regions. DR planning models destination-region capacity independently.</w:t>
+        <w:t xml:space="preserve"> Reservations are never counted, moved, or shared across regions. DR planning models destination-region capacity independently.</w:t>
       </w:r>
     </w:p>
     <w:p>
@@ -4045,13 +3511,7 @@
         <w:t xml:space="preserve">CAP-013 — Capacity sharing.</w:t>
       </w:r>
       <w:r>
-        <w:t xml:space="preserve"> </w:t>
-      </w:r>
-      <w:r>
-        <w:t xml:space="preserve">Support cross-subscription reservation sharing within the supported Azure scope (same region</w:t>
-      </w:r>
-      <w:r>
-        <w:t xml:space="preserve"> </w:t>
+        <w:t xml:space="preserve"> Support cross-subscription reservation sharing within the supported Azure scope (same region </w:t>
       </w:r>
       <w:r>
         <w:rPr>
@@ -4061,10 +3521,7 @@
         <w:t xml:space="preserve">and</w:t>
       </w:r>
       <w:r>
-        <w:t xml:space="preserve"> </w:t>
-      </w:r>
-      <w:r>
-        <w:t xml:space="preserve">same availability zone; up to ~100 subscriptions per tenant) once approved. Track provider/consumer subscriptions, sharing permissions, consumption, and revocation.</w:t>
+        <w:t xml:space="preserve"> same availability zone; up to ~100 subscriptions per tenant) once approved. Track provider/consumer subscriptions, sharing permissions, consumption, and revocation.</w:t>
       </w:r>
     </w:p>
     <w:p>
@@ -4079,10 +3536,7 @@
         <w:t xml:space="preserve">CAP-014 — Shared capacity visibility.</w:t>
       </w:r>
       <w:r>
-        <w:t xml:space="preserve"> </w:t>
-      </w:r>
-      <w:r>
-        <w:t xml:space="preserve">For each shared reservation, show owning subscription, authorised consumers, consuming VMs, consumed quantity, remaining quantity, region/zone, SKU, and sharing state.</w:t>
+        <w:t xml:space="preserve"> For each shared reservation, show owning subscription, authorised consumers, consuming VMs, consumed quantity, remaining quantity, region/zone, SKU, and sharing state.</w:t>
       </w:r>
     </w:p>
     <w:p>
@@ -4097,13 +3551,7 @@
         <w:t xml:space="preserve">CAP-015 — No double counting.</w:t>
       </w:r>
       <w:r>
-        <w:t xml:space="preserve"> </w:t>
-      </w:r>
-      <w:r>
-        <w:t xml:space="preserve">Capacity shared to multiple subscriptions is counted once at the provider and apportioned by actual consumer allocation;</w:t>
-      </w:r>
-      <w:r>
-        <w:t xml:space="preserve"> </w:t>
+        <w:t xml:space="preserve"> Capacity shared to multiple subscriptions is counted once at the provider and apportioned by actual consumer allocation; </w:t>
       </w:r>
       <w:r>
         <w:rPr>
@@ -4113,13 +3561,7 @@
         <w:t xml:space="preserve">authorisation to consume</w:t>
       </w:r>
       <w:r>
-        <w:t xml:space="preserve"> </w:t>
-      </w:r>
-      <w:r>
-        <w:t xml:space="preserve">is not treated as</w:t>
-      </w:r>
-      <w:r>
-        <w:t xml:space="preserve"> </w:t>
+        <w:t xml:space="preserve"> is not treated as </w:t>
       </w:r>
       <w:r>
         <w:rPr>
@@ -4129,10 +3571,7 @@
         <w:t xml:space="preserve">allocated</w:t>
       </w:r>
       <w:r>
-        <w:t xml:space="preserve"> </w:t>
-      </w:r>
-      <w:r>
-        <w:t xml:space="preserve">capacity.</w:t>
+        <w:t xml:space="preserve"> capacity.</w:t>
       </w:r>
     </w:p>
     <w:p>
@@ -4147,10 +3586,7 @@
         <w:t xml:space="preserve">CAP-016 — Reservation integrity validation (pre-deploy).</w:t>
       </w:r>
       <w:r>
-        <w:t xml:space="preserve"> </w:t>
-      </w:r>
-      <w:r>
-        <w:t xml:space="preserve">Before deploying against a reservation, validate: reservation exists; SKU matches; region matches; zone matches; consumer subscription authorised (if shared); sufficient reserved capacity or approved over-allocation; and required quota available in the deploying subscription.</w:t>
+        <w:t xml:space="preserve"> Before deploying against a reservation, validate: reservation exists; SKU matches; region matches; zone matches; consumer subscription authorised (if shared); sufficient reserved capacity or approved over-allocation; and required quota available in the deploying subscription.</w:t>
       </w:r>
     </w:p>
     <w:p>
@@ -4165,13 +3601,7 @@
         <w:t xml:space="preserve">CAP-017 — Deployment failure policy.</w:t>
       </w:r>
       <w:r>
-        <w:t xml:space="preserve"> </w:t>
-      </w:r>
-      <w:r>
-        <w:t xml:space="preserve">If reservation enforcement is mandatory and validation fails, the deployment</w:t>
-      </w:r>
-      <w:r>
-        <w:t xml:space="preserve"> </w:t>
+        <w:t xml:space="preserve"> If reservation enforcement is mandatory and validation fails, the deployment </w:t>
       </w:r>
       <w:r>
         <w:rPr>
@@ -4181,10 +3611,7 @@
         <w:t xml:space="preserve">fails safely</w:t>
       </w:r>
       <w:r>
-        <w:t xml:space="preserve"> </w:t>
-      </w:r>
-      <w:r>
-        <w:t xml:space="preserve">with a clear reason (Anu’s pipeline fails rather than silently deploying without the reservation). No silent deployment without the required reservation unless an approved break-glass policy is invoked.</w:t>
+        <w:t xml:space="preserve"> with a clear reason (Anu’s pipeline fails rather than silently deploying without the reservation). No silent deployment without the required reservation unless an approved break-glass policy is invoked.</w:t>
       </w:r>
     </w:p>
     <w:p>
@@ -4199,13 +3626,7 @@
         <w:t xml:space="preserve">CAP-018 — Over-allocation policy.</w:t>
       </w:r>
       <w:r>
-        <w:t xml:space="preserve"> </w:t>
-      </w:r>
-      <w:r>
-        <w:t xml:space="preserve">Support an explicit policy to associate more VMs than reserved where operationally required, distinguishing</w:t>
-      </w:r>
-      <w:r>
-        <w:t xml:space="preserve"> </w:t>
+        <w:t xml:space="preserve"> Support an explicit policy to associate more VMs than reserved where operationally required, distinguishing </w:t>
       </w:r>
       <w:r>
         <w:rPr>
@@ -4215,13 +3636,7 @@
         <w:t xml:space="preserve">guaranteed allocated</w:t>
       </w:r>
       <w:r>
-        <w:t xml:space="preserve"> </w:t>
-      </w:r>
-      <w:r>
-        <w:t xml:space="preserve">capacity from</w:t>
-      </w:r>
-      <w:r>
-        <w:t xml:space="preserve"> </w:t>
+        <w:t xml:space="preserve"> capacity from </w:t>
       </w:r>
       <w:r>
         <w:rPr>
@@ -4231,13 +3646,7 @@
         <w:t xml:space="preserve">associated-but-unguaranteed</w:t>
       </w:r>
       <w:r>
-        <w:t xml:space="preserve"> </w:t>
-      </w:r>
-      <w:r>
-        <w:t xml:space="preserve">capacity. The engine tracks the</w:t>
-      </w:r>
-      <w:r>
-        <w:t xml:space="preserve"> </w:t>
+        <w:t xml:space="preserve"> capacity. The engine tracks the </w:t>
       </w:r>
       <w:r>
         <w:rPr>
@@ -4247,10 +3656,7 @@
         <w:t xml:space="preserve">allocated</w:t>
       </w:r>
       <w:r>
-        <w:t xml:space="preserve"> </w:t>
-      </w:r>
-      <w:r>
-        <w:t xml:space="preserve">number so it can over-associate while still guaranteeing what is actually running.</w:t>
+        <w:t xml:space="preserve"> number so it can over-associate while still guaranteeing what is actually running.</w:t>
       </w:r>
     </w:p>
     <w:p>
@@ -4265,10 +3671,7 @@
         <w:t xml:space="preserve">CAP-019 — Scope-file governance.</w:t>
       </w:r>
       <w:r>
-        <w:t xml:space="preserve"> </w:t>
-      </w:r>
-      <w:r>
-        <w:t xml:space="preserve">Adding a SKU to management requires (a) creating the Azure reservation and (b) adding it to the scope file; removing a SKU from the file removes it from engine management. Both sides must stay consistent (the deployment pipeline reads the same file to decide reservation association).</w:t>
+        <w:t xml:space="preserve"> Adding a SKU to management requires (a) creating the Azure reservation and (b) adding it to the scope file; removing a SKU from the file removes it from engine management. Both sides must stay consistent (the deployment pipeline reads the same file to decide reservation association).</w:t>
       </w:r>
     </w:p>
     <w:p>
@@ -4300,13 +3703,7 @@
         <w:t xml:space="preserve">QUA-001 — Separate quota domain.</w:t>
       </w:r>
       <w:r>
-        <w:t xml:space="preserve"> </w:t>
-      </w:r>
-      <w:r>
-        <w:t xml:space="preserve">Manage quota as a separate control plane from reservations. A reservation is</w:t>
-      </w:r>
-      <w:r>
-        <w:t xml:space="preserve"> </w:t>
+        <w:t xml:space="preserve"> Manage quota as a separate control plane from reservations. A reservation is </w:t>
       </w:r>
       <w:r>
         <w:rPr>
@@ -4316,10 +3713,7 @@
         <w:t xml:space="preserve">not</w:t>
       </w:r>
       <w:r>
-        <w:t xml:space="preserve"> </w:t>
-      </w:r>
-      <w:r>
-        <w:t xml:space="preserve">proof that deployment quota exists — you can hold a reservation and still fail to deploy without quota.</w:t>
+        <w:t xml:space="preserve"> proof that deployment quota exists — you can hold a reservation and still fail to deploy without quota.</w:t>
       </w:r>
     </w:p>
     <w:p>
@@ -4334,10 +3728,7 @@
         <w:t xml:space="preserve">QUA-002 — Regional &amp; family scope.</w:t>
       </w:r>
       <w:r>
-        <w:t xml:space="preserve"> </w:t>
-      </w:r>
-      <w:r>
-        <w:t xml:space="preserve">Maintain quota inventory by subscription, region, VM/quota family, assigned quota, usage, available quota, pooled quota, and pending increases.</w:t>
+        <w:t xml:space="preserve"> Maintain quota inventory by subscription, region, VM/quota family, assigned quota, usage, available quota, pooled quota, and pending increases.</w:t>
       </w:r>
     </w:p>
     <w:p>
@@ -4349,44 +3740,10 @@
           <w:bCs/>
           <w:b/>
         </w:rPr>
-        <w:t xml:space="preserve">QUA-003 — Central pooling (</w:t>
-      </w:r>
-      <w:r>
-        <w:rPr>
-          <w:bCs/>
-          <w:b/>
-        </w:rPr>
-        <w:t xml:space="preserve">“</w:t>
-      </w:r>
-      <w:r>
-        <w:rPr>
-          <w:bCs/>
-          <w:b/>
-        </w:rPr>
-        <w:t xml:space="preserve">quota hoarding</w:t>
-      </w:r>
-      <w:r>
-        <w:rPr>
-          <w:bCs/>
-          <w:b/>
-        </w:rPr>
-        <w:t xml:space="preserve">”</w:t>
-      </w:r>
-      <w:r>
-        <w:rPr>
-          <w:bCs/>
-          <w:b/>
-        </w:rPr>
-        <w:t xml:space="preserve">).</w:t>
-      </w:r>
-      <w:r>
-        <w:t xml:space="preserve"> </w:t>
-      </w:r>
-      <w:r>
-        <w:t xml:space="preserve">Where Azure quota groups support the scope, eligible subscriptions contribute</w:t>
-      </w:r>
-      <w:r>
-        <w:t xml:space="preserve"> </w:t>
+        <w:t>QUA-003 — Central pooling (“quota hoarding”).</w:t>
+      </w:r>
+      <w:r>
+        <w:t xml:space="preserve"> Where Azure quota groups support the scope, eligible subscriptions contribute </w:t>
       </w:r>
       <w:r>
         <w:rPr>
@@ -4396,22 +3753,7 @@
         <w:t xml:space="preserve">unused</w:t>
       </w:r>
       <w:r>
-        <w:t xml:space="preserve"> </w:t>
-      </w:r>
-      <w:r>
-        <w:t xml:space="preserve">regional VM-family quota to a centrally governed pool. Azure allocates a default (e.g., ~350 vCPU) per region to every subscription; unused cross-region quota (e.g., Switzerland quota sitting in a US subscription) is collected into the family pool for controlled reallocation. This is what enables fast turnaround of quota requests (</w:t>
-      </w:r>
-      <w:r>
-        <w:t xml:space="preserve">“</w:t>
-      </w:r>
-      <w:r>
-        <w:t xml:space="preserve">I’m not requesting quota, I already have it — I’m just allocating it</w:t>
-      </w:r>
-      <w:r>
-        <w:t xml:space="preserve">”</w:t>
-      </w:r>
-      <w:r>
-        <w:t xml:space="preserve">).</w:t>
+        <w:t xml:space="preserve"> regional VM-family quota to a centrally governed pool. Azure allocates a default (e.g., ~350 vCPU) per region to every subscription; unused cross-region quota (e.g., Switzerland quota sitting in a US subscription) is collected into the family pool for controlled reallocation. This is what enables fast turnaround of quota requests (“I’m not requesting quota, I already have it — I’m just allocating it”).</w:t>
       </w:r>
     </w:p>
     <w:p>
@@ -4426,13 +3768,7 @@
         <w:t xml:space="preserve">QUA-004 — Single governed pool per supported scope.</w:t>
       </w:r>
       <w:r>
-        <w:t xml:space="preserve"> </w:t>
-      </w:r>
-      <w:r>
-        <w:t xml:space="preserve">Prefer</w:t>
-      </w:r>
-      <w:r>
-        <w:t xml:space="preserve"> </w:t>
+        <w:t xml:space="preserve"> Prefer </w:t>
       </w:r>
       <w:r>
         <w:rPr>
@@ -4442,10 +3778,7 @@
         <w:t xml:space="preserve">one</w:t>
       </w:r>
       <w:r>
-        <w:t xml:space="preserve"> </w:t>
-      </w:r>
-      <w:r>
-        <w:t xml:space="preserve">governed quota group per applicable regional/quota-family scope (prod, non-prod, and DR together) to maximise manipulation flexibility, unless Azure limits or governance boundaries require separation. Final grouping stays configuration-driven.</w:t>
+        <w:t xml:space="preserve"> governed quota group per applicable regional/quota-family scope (prod, non-prod, and DR together) to maximise manipulation flexibility, unless Azure limits or governance boundaries require separation. Final grouping stays configuration-driven.</w:t>
       </w:r>
     </w:p>
     <w:p>
@@ -4460,13 +3793,7 @@
         <w:t xml:space="preserve">QUA-005 — Quota as cost/consumption governor.</w:t>
       </w:r>
       <w:r>
-        <w:t xml:space="preserve"> </w:t>
-      </w:r>
-      <w:r>
-        <w:t xml:space="preserve">Use quota allocation to cap deployable capacity by product, environment, subscription, region, and VM family. Do</w:t>
-      </w:r>
-      <w:r>
-        <w:t xml:space="preserve"> </w:t>
+        <w:t xml:space="preserve"> Use quota allocation to cap deployable capacity by product, environment, subscription, region, and VM family. Do </w:t>
       </w:r>
       <w:r>
         <w:rPr>
@@ -4476,10 +3803,7 @@
         <w:t xml:space="preserve">not</w:t>
       </w:r>
       <w:r>
-        <w:t xml:space="preserve"> </w:t>
-      </w:r>
-      <w:r>
-        <w:t xml:space="preserve">increase a subscription’s quota merely because unallocated pooled quota exists — teams must justify need (a request for thousands of cores is not trivial and requires a stated reason).</w:t>
+        <w:t xml:space="preserve"> increase a subscription’s quota merely because unallocated pooled quota exists — teams must justify need (a request for thousands of cores is not trivial and requires a stated reason).</w:t>
       </w:r>
     </w:p>
     <w:p>
@@ -4494,10 +3818,7 @@
         <w:t xml:space="preserve">QUA-006 — Production growth buffer.</w:t>
       </w:r>
       <w:r>
-        <w:t xml:space="preserve"> </w:t>
-      </w:r>
-      <w:r>
-        <w:t xml:space="preserve">Production subscriptions maintain a configurable quota headroom above current usage to support growth and the next deployment (e.g., a team using 10k of 15k cores that grows to 14k triggers a quota top-up to preserve the buffer).</w:t>
+        <w:t xml:space="preserve"> Production subscriptions maintain a configurable quota headroom above current usage to support growth and the next deployment (e.g., a team using 10k of 15k cores that grows to 14k triggers a quota top-up to preserve the buffer).</w:t>
       </w:r>
     </w:p>
     <w:p>
@@ -4512,10 +3833,7 @@
         <w:t xml:space="preserve">QUA-007 — Quota–reservation validation.</w:t>
       </w:r>
       <w:r>
-        <w:t xml:space="preserve"> </w:t>
-      </w:r>
-      <w:r>
-        <w:t xml:space="preserve">For each managed scope, validate that quota is sufficient to deploy against the intended reservation. The invalid condition to prevent:</w:t>
+        <w:t xml:space="preserve"> For each managed scope, validate that quota is sufficient to deploy against the intended reservation. The invalid condition to prevent:</w:t>
       </w:r>
     </w:p>
     <w:p>
@@ -4534,10 +3852,7 @@
         <w:pStyle w:val="FirstParagraph"/>
       </w:pPr>
       <w:r>
-        <w:t xml:space="preserve">Quota may exceed reserved capacity; reserved capacity exceeding deployable quota is surfaced as a readiness</w:t>
-      </w:r>
-      <w:r>
-        <w:t xml:space="preserve"> </w:t>
+        <w:t xml:space="preserve">Quota may exceed reserved capacity; reserved capacity exceeding deployable quota is surfaced as a readiness </w:t>
       </w:r>
       <w:r>
         <w:rPr>
@@ -4547,10 +3862,7 @@
         <w:t xml:space="preserve">risk</w:t>
       </w:r>
       <w:r>
-        <w:t xml:space="preserve"> </w:t>
-      </w:r>
-      <w:r>
-        <w:t xml:space="preserve">(reservation without quota cannot deploy).</w:t>
+        <w:t xml:space="preserve"> (reservation without quota cannot deploy).</w:t>
       </w:r>
     </w:p>
     <w:p>
@@ -4565,10 +3877,7 @@
         <w:t xml:space="preserve">QUA-008 — Dynamic allocation.</w:t>
       </w:r>
       <w:r>
-        <w:t xml:space="preserve"> </w:t>
-      </w:r>
-      <w:r>
-        <w:t xml:space="preserve">Allocate quota from the pool to a target subscription per policy, deployment demand, production buffer, and DR need.</w:t>
+        <w:t xml:space="preserve"> Allocate quota from the pool to a target subscription per policy, deployment demand, production buffer, and DR need.</w:t>
       </w:r>
     </w:p>
     <w:p>
@@ -4583,10 +3892,7 @@
         <w:t xml:space="preserve">QUA-009 — Quota reclamation.</w:t>
       </w:r>
       <w:r>
-        <w:t xml:space="preserve"> </w:t>
-      </w:r>
-      <w:r>
-        <w:t xml:space="preserve">Reclaim unused subscription quota into the pool when policy permits, never dropping a subscription below current usage, committed demand, production buffer, or approved DR need.</w:t>
+        <w:t xml:space="preserve"> Reclaim unused subscription quota into the pool when policy permits, never dropping a subscription below current usage, committed demand, production buffer, or approved DR need.</w:t>
       </w:r>
     </w:p>
     <w:p>
@@ -4601,10 +3907,7 @@
         <w:t xml:space="preserve">QUA-010 — Quota request governance.</w:t>
       </w:r>
       <w:r>
-        <w:t xml:space="preserve"> </w:t>
-      </w:r>
-      <w:r>
-        <w:t xml:space="preserve">Increase requests record justification, target workload, SKU/family, region, amount, existing usage, target date, and owner. Requests without sufficient justification are not auto-escalated to Microsoft. (Future: automate intergroup quota requests, building on Jason’s existing code.)</w:t>
+        <w:t xml:space="preserve"> Increase requests record justification, target workload, SKU/family, region, amount, existing usage, target date, and owner. Requests without sufficient justification are not auto-escalated to Microsoft. (Future: automate intergroup quota requests, building on Jason’s existing code.)</w:t>
       </w:r>
     </w:p>
     <w:p>
@@ -4619,10 +3922,7 @@
         <w:t xml:space="preserve">QUA-011 — Quota source discovery.</w:t>
       </w:r>
       <w:r>
-        <w:t xml:space="preserve"> </w:t>
-      </w:r>
-      <w:r>
-        <w:t xml:space="preserve">Discover reusable quota assigned by default to subscriptions in regions where they will not deploy, subject to safe-reclamation checks.</w:t>
+        <w:t xml:space="preserve"> Discover reusable quota assigned by default to subscriptions in regions where they will not deploy, subject to safe-reclamation checks.</w:t>
       </w:r>
     </w:p>
     <w:p>
@@ -4637,13 +3937,7 @@
         <w:t xml:space="preserve">QUA-012 — Region-failure assumption.</w:t>
       </w:r>
       <w:r>
-        <w:t xml:space="preserve"> </w:t>
-      </w:r>
-      <w:r>
-        <w:t xml:space="preserve">Quota bound to a failed region is</w:t>
-      </w:r>
-      <w:r>
-        <w:t xml:space="preserve"> </w:t>
+        <w:t xml:space="preserve"> Quota bound to a failed region is </w:t>
       </w:r>
       <w:r>
         <w:rPr>
@@ -4653,10 +3947,7 @@
         <w:t xml:space="preserve">not</w:t>
       </w:r>
       <w:r>
-        <w:t xml:space="preserve"> </w:t>
-      </w:r>
-      <w:r>
-        <w:t xml:space="preserve">assumed transferable to the DR region. DR destination quota must be planned and present in the destination region. Quota, quota groups, and reservations are all region-scoped.</w:t>
+        <w:t xml:space="preserve"> assumed transferable to the DR region. DR destination quota must be planned and present in the destination region. Quota, quota groups, and reservations are all region-scoped.</w:t>
       </w:r>
     </w:p>
     <w:p>
@@ -4671,13 +3962,7 @@
         <w:t xml:space="preserve">QUA-013 — Consumer-subscription quota (POC-gated).</w:t>
       </w:r>
       <w:r>
-        <w:t xml:space="preserve"> </w:t>
-      </w:r>
-      <w:r>
-        <w:t xml:space="preserve">Assume a VM deployment requires quota in the</w:t>
-      </w:r>
-      <w:r>
-        <w:t xml:space="preserve"> </w:t>
+        <w:t xml:space="preserve"> Assume a VM deployment requires quota in the </w:t>
       </w:r>
       <w:r>
         <w:rPr>
@@ -4687,13 +3972,7 @@
         <w:t xml:space="preserve">consumer/deploying</w:t>
       </w:r>
       <w:r>
-        <w:t xml:space="preserve"> </w:t>
-      </w:r>
-      <w:r>
-        <w:t xml:space="preserve">subscription even when capacity is</w:t>
-      </w:r>
-      <w:r>
-        <w:t xml:space="preserve"> </w:t>
+        <w:t xml:space="preserve"> subscription even when capacity is </w:t>
       </w:r>
       <w:r>
         <w:rPr>
@@ -4703,13 +3982,7 @@
         <w:t xml:space="preserve">shared</w:t>
       </w:r>
       <w:r>
-        <w:t xml:space="preserve"> </w:t>
-      </w:r>
-      <w:r>
-        <w:t xml:space="preserve">from a provider subscription. Reading to date indicates</w:t>
-      </w:r>
-      <w:r>
-        <w:t xml:space="preserve"> </w:t>
+        <w:t xml:space="preserve"> from a provider subscription. Reading to date indicates </w:t>
       </w:r>
       <w:r>
         <w:rPr>
@@ -4719,13 +3992,7 @@
         <w:t xml:space="preserve">quota lives at the subscription level, not the reservation group</w:t>
       </w:r>
       <w:r>
-        <w:t xml:space="preserve"> </w:t>
-      </w:r>
-      <w:r>
-        <w:t xml:space="preserve">— a consumer needs its own quota even though the shared reservation comes from the provider. This assumption stays</w:t>
-      </w:r>
-      <w:r>
-        <w:t xml:space="preserve"> </w:t>
+        <w:t xml:space="preserve"> — a consumer needs its own quota even though the shared reservation comes from the provider. This assumption stays </w:t>
       </w:r>
       <w:r>
         <w:rPr>
@@ -4735,10 +4002,7 @@
         <w:t xml:space="preserve">POC-validation-required</w:t>
       </w:r>
       <w:r>
-        <w:t xml:space="preserve"> </w:t>
-      </w:r>
-      <w:r>
-        <w:t xml:space="preserve">until confirmed by test and authoritative Azure guidance for the selected feature version.</w:t>
+        <w:t xml:space="preserve"> until confirmed by test and authoritative Azure guidance for the selected feature version.</w:t>
       </w:r>
     </w:p>
     <w:p>
@@ -4753,10 +4017,7 @@
         <w:t xml:space="preserve">QUA-014 — Quota allocation audit.</w:t>
       </w:r>
       <w:r>
-        <w:t xml:space="preserve"> </w:t>
-      </w:r>
-      <w:r>
-        <w:t xml:space="preserve">Log every allocation, reclamation, request, approval, rejection, and failed change with before/after values, actor/workload identity, policy reason, correlation ID, and timestamp.</w:t>
+        <w:t xml:space="preserve"> Log every allocation, reclamation, request, approval, rejection, and failed change with before/after values, actor/workload identity, policy reason, correlation ID, and timestamp.</w:t>
       </w:r>
     </w:p>
     <w:p>
@@ -4788,10 +4049,7 @@
         <w:t xml:space="preserve">RDY-001 — Deployment readiness gate.</w:t>
       </w:r>
       <w:r>
-        <w:t xml:space="preserve"> </w:t>
-      </w:r>
-      <w:r>
-        <w:t xml:space="preserve">A deployment is capacity-ready only when all pass: target region approved; zone supported; SKU supported; reservation policy known; reservation exists (if required); sufficient reservation or approved over-allocation; sufficient consumer-subscription quota; records fresh enough; and no blocking policy/exception.</w:t>
+        <w:t xml:space="preserve"> A deployment is capacity-ready only when all pass: target region approved; zone supported; SKU supported; reservation policy known; reservation exists (if required); sufficient reservation or approved over-allocation; sufficient consumer-subscription quota; records fresh enough; and no blocking policy/exception.</w:t>
       </w:r>
     </w:p>
     <w:p>
@@ -4806,13 +4064,7 @@
         <w:t xml:space="preserve">RDY-002 — Readiness states.</w:t>
       </w:r>
       <w:r>
-        <w:t xml:space="preserve"> </w:t>
-      </w:r>
-      <w:r>
-        <w:t xml:space="preserve">Expose a machine-readable state:</w:t>
-      </w:r>
-      <w:r>
-        <w:t xml:space="preserve"> </w:t>
+        <w:t xml:space="preserve"> Expose a machine-readable state: </w:t>
       </w:r>
       <w:r>
         <w:rPr>
@@ -4821,10 +4073,7 @@
         <w:t xml:space="preserve">READY</w:t>
       </w:r>
       <w:r>
-        <w:t xml:space="preserve">,</w:t>
-      </w:r>
-      <w:r>
-        <w:t xml:space="preserve"> </w:t>
+        <w:t xml:space="preserve">, </w:t>
       </w:r>
       <w:r>
         <w:rPr>
@@ -4833,10 +4082,7 @@
         <w:t xml:space="preserve">READY_WITH_RISK</w:t>
       </w:r>
       <w:r>
-        <w:t xml:space="preserve">,</w:t>
-      </w:r>
-      <w:r>
-        <w:t xml:space="preserve"> </w:t>
+        <w:t xml:space="preserve">, </w:t>
       </w:r>
       <w:r>
         <w:rPr>
@@ -4845,10 +4091,7 @@
         <w:t xml:space="preserve">QUOTA_DEFICIT</w:t>
       </w:r>
       <w:r>
-        <w:t xml:space="preserve">,</w:t>
-      </w:r>
-      <w:r>
-        <w:t xml:space="preserve"> </w:t>
+        <w:t xml:space="preserve">, </w:t>
       </w:r>
       <w:r>
         <w:rPr>
@@ -4857,10 +4100,7 @@
         <w:t xml:space="preserve">RESERVATION_DEFICIT</w:t>
       </w:r>
       <w:r>
-        <w:t xml:space="preserve">,</w:t>
-      </w:r>
-      <w:r>
-        <w:t xml:space="preserve"> </w:t>
+        <w:t xml:space="preserve">, </w:t>
       </w:r>
       <w:r>
         <w:rPr>
@@ -4869,10 +4109,7 @@
         <w:t xml:space="preserve">CAPACITY_UNAVAILABLE</w:t>
       </w:r>
       <w:r>
-        <w:t xml:space="preserve">,</w:t>
-      </w:r>
-      <w:r>
-        <w:t xml:space="preserve"> </w:t>
+        <w:t xml:space="preserve">, </w:t>
       </w:r>
       <w:r>
         <w:rPr>
@@ -4881,10 +4118,7 @@
         <w:t xml:space="preserve">STALE_STATE</w:t>
       </w:r>
       <w:r>
-        <w:t xml:space="preserve">,</w:t>
-      </w:r>
-      <w:r>
-        <w:t xml:space="preserve"> </w:t>
+        <w:t xml:space="preserve">, </w:t>
       </w:r>
       <w:r>
         <w:rPr>
@@ -4893,10 +4127,7 @@
         <w:t xml:space="preserve">POLICY_BLOCKED</w:t>
       </w:r>
       <w:r>
-        <w:t xml:space="preserve">,</w:t>
-      </w:r>
-      <w:r>
-        <w:t xml:space="preserve"> </w:t>
+        <w:t xml:space="preserve">, </w:t>
       </w:r>
       <w:r>
         <w:rPr>
@@ -4920,13 +4151,7 @@
         <w:t xml:space="preserve">RDY-003 — Capacity and quota must understand each other.</w:t>
       </w:r>
       <w:r>
-        <w:t xml:space="preserve"> </w:t>
-      </w:r>
-      <w:r>
-        <w:t xml:space="preserve">Though controlled separately, correlate them by region, zone, SKU/family, subscription, environment, and intended demand — capacity and quota must be</w:t>
-      </w:r>
-      <w:r>
-        <w:t xml:space="preserve"> </w:t>
+        <w:t xml:space="preserve"> Though controlled separately, correlate them by region, zone, SKU/family, subscription, environment, and intended demand — capacity and quota must be </w:t>
       </w:r>
       <w:r>
         <w:rPr>
@@ -4936,10 +4161,7 @@
         <w:t xml:space="preserve">balanced</w:t>
       </w:r>
       <w:r>
-        <w:t xml:space="preserve"> </w:t>
-      </w:r>
-      <w:r>
-        <w:t xml:space="preserve">(quota ≥ reservation for any SKU we intend to scale).</w:t>
+        <w:t xml:space="preserve"> (quota ≥ reservation for any SKU we intend to scale).</w:t>
       </w:r>
     </w:p>
     <w:p>
@@ -4954,13 +4176,7 @@
         <w:t xml:space="preserve">RDY-004 — No stale placement.</w:t>
       </w:r>
       <w:r>
-        <w:t xml:space="preserve"> </w:t>
-      </w:r>
-      <w:r>
-        <w:t xml:space="preserve">Region selection/provisioning must not use a snapshot older than the configured max age; if stale, refresh synchronously or stop with</w:t>
-      </w:r>
-      <w:r>
-        <w:t xml:space="preserve"> </w:t>
+        <w:t xml:space="preserve"> Region selection/provisioning must not use a snapshot older than the configured max age; if stale, refresh synchronously or stop with </w:t>
       </w:r>
       <w:r>
         <w:rPr>
@@ -5001,41 +4217,7 @@
         <w:t xml:space="preserve">PLC-001 — Production region is the primary input.</w:t>
       </w:r>
       <w:r>
-        <w:t xml:space="preserve"> </w:t>
-      </w:r>
-      <w:r>
-        <w:t xml:space="preserve">The default onboarding requires selecting the</w:t>
-      </w:r>
-      <w:r>
-        <w:t xml:space="preserve"> </w:t>
-      </w:r>
-      <w:r>
-        <w:rPr>
-          <w:bCs/>
-          <w:b/>
-        </w:rPr>
-        <w:t xml:space="preserve">exact Azure production region</w:t>
-      </w:r>
-      <w:r>
-        <w:t xml:space="preserve">, not just a broad geography. Rationale: giving customers too many options has historically gone badly; a precise region avoids</w:t>
-      </w:r>
-      <w:r>
-        <w:t xml:space="preserve"> </w:t>
-      </w:r>
-      <w:r>
-        <w:t xml:space="preserve">“</w:t>
-      </w:r>
-      <w:r>
-        <w:t xml:space="preserve">I picked North America but meant East Coast</w:t>
-      </w:r>
-      <w:r>
-        <w:t xml:space="preserve">”</w:t>
-      </w:r>
-      <w:r>
-        <w:t xml:space="preserve"> </w:t>
-      </w:r>
-      <w:r>
-        <w:t xml:space="preserve">churn, which would require contract rewrites.</w:t>
+        <w:t xml:space="preserve"> The default onboarding path requires the customer or platform workflow to supply the exact Azure production region. ACRME validates the supplied region against Hard Constraints and placement-policy rules instead of deriving a region from a broad geography. Rationale: requiring a precise region avoids “I picked North America but meant East Coast” churn and the contract rewrites it causes.</w:t>
       </w:r>
     </w:p>
     <w:p>
@@ -5050,26 +4232,7 @@
         <w:t xml:space="preserve">PLC-002 — Geography-based selection is exceptional.</w:t>
       </w:r>
       <w:r>
-        <w:t xml:space="preserve"> </w:t>
-      </w:r>
-      <w:r>
-        <w:t xml:space="preserve">Geography-only selection (North America / Europe / Middle East / APAC → engine picks the region) is retained as an</w:t>
-      </w:r>
-      <w:r>
-        <w:t xml:space="preserve"> </w:t>
-      </w:r>
-      <w:r>
-        <w:rPr>
-          <w:bCs/>
-          <w:b/>
-        </w:rPr>
-        <w:t xml:space="preserve">auxiliary</w:t>
-      </w:r>
-      <w:r>
-        <w:t xml:space="preserve"> </w:t>
-      </w:r>
-      <w:r>
-        <w:t xml:space="preserve">path behind exception approval, with documented customer acknowledgement that the engine-selected region becomes fixed unless a governed migration is approved.</w:t>
+        <w:t xml:space="preserve"> Geography-only selection (North America / Europe / Middle East / APAC → engine derives the region) is an exceptional path. It requires explicit exception approval and customer acknowledgement that the derived production region becomes fixed until an approved migration changes the seed. Without an approved exception, the exact-region default (PLC-001) applies.</w:t>
       </w:r>
     </w:p>
     <w:p>
@@ -5084,13 +4247,7 @@
         <w:t xml:space="preserve">PLC-003 — Customer seed record.</w:t>
       </w:r>
       <w:r>
-        <w:t xml:space="preserve"> </w:t>
-      </w:r>
-      <w:r>
-        <w:t xml:space="preserve">The first placement decision creates an authoritative seed record: customer/realm identifier, geography, production region, CVAL region, DR region (or</w:t>
-      </w:r>
-      <w:r>
-        <w:t xml:space="preserve"> </w:t>
+        <w:t xml:space="preserve"> The first placement decision creates an authoritative seed record: customer/realm identifier, geography, production region, CVAL region, DR region (or </w:t>
       </w:r>
       <w:r>
         <w:rPr>
@@ -5114,25 +4271,7 @@
         <w:t xml:space="preserve">PLC-004 — Reuse across products.</w:t>
       </w:r>
       <w:r>
-        <w:t xml:space="preserve"> </w:t>
-      </w:r>
-      <w:r>
-        <w:t xml:space="preserve">Subsequent products/environments for the same customer + geography read the seed record instead of re-selecting production (</w:t>
-      </w:r>
-      <w:r>
-        <w:t xml:space="preserve">“</w:t>
-      </w:r>
-      <w:r>
-        <w:t xml:space="preserve">their production is their production for all products in that geography</w:t>
-      </w:r>
-      <w:r>
-        <w:t xml:space="preserve">”</w:t>
-      </w:r>
-      <w:r>
-        <w:t xml:space="preserve">). The engine is</w:t>
-      </w:r>
-      <w:r>
-        <w:t xml:space="preserve"> </w:t>
+        <w:t xml:space="preserve"> Subsequent products/environments for the same customer + geography read the seed record instead of re-selecting production (“their production is their production for all products in that geography”). The engine is </w:t>
       </w:r>
       <w:r>
         <w:rPr>
@@ -5142,10 +4281,7 @@
         <w:t xml:space="preserve">not</w:t>
       </w:r>
       <w:r>
-        <w:t xml:space="preserve"> </w:t>
-      </w:r>
-      <w:r>
-        <w:t xml:space="preserve">re-invoked per product once seeded.</w:t>
+        <w:t xml:space="preserve"> re-invoked per product once seeded.</w:t>
       </w:r>
     </w:p>
     <w:p>
@@ -5160,10 +4296,7 @@
         <w:t xml:space="preserve">PLC-005 — Controlled seed change.</w:t>
       </w:r>
       <w:r>
-        <w:t xml:space="preserve"> </w:t>
-      </w:r>
-      <w:r>
-        <w:t xml:space="preserve">The seed is never regenerated on upgrades, rebuilds, or routine deployments; changes require an approved migration/exception workflow with impact analysis.</w:t>
+        <w:t xml:space="preserve"> The seed is never regenerated on upgrades, rebuilds, or routine deployments; changes require an approved migration/exception workflow with impact analysis.</w:t>
       </w:r>
     </w:p>
     <w:p>
@@ -5178,10 +4311,7 @@
         <w:t xml:space="preserve">PLC-006 — CVAL &amp; DR selection.</w:t>
       </w:r>
       <w:r>
-        <w:t xml:space="preserve"> </w:t>
-      </w:r>
-      <w:r>
-        <w:t xml:space="preserve">Once production is fixed, the engine selects/validates CVAL and DR using current readiness, separation policies (ENV-003), regional restrictions, workload distribution, and capacity weighting.</w:t>
+        <w:t xml:space="preserve"> Once production is fixed, the engine selects/validates CVAL and DR using current readiness, separation policies (ENV-003), regional restrictions, workload distribution, and capacity weighting.</w:t>
       </w:r>
     </w:p>
     <w:p>
@@ -5196,10 +4326,7 @@
         <w:t xml:space="preserve">PLC-007 — Live weighting.</w:t>
       </w:r>
       <w:r>
-        <w:t xml:space="preserve"> </w:t>
-      </w:r>
-      <w:r>
-        <w:t xml:space="preserve">Placement weighting considers allocated capacity, available reservation, quota availability, buffers, prod/CVAL distribution, expected DR contribution, zone support, regional restrictions, and state freshness.</w:t>
+        <w:t xml:space="preserve"> Placement weighting considers allocated capacity, available reservation, quota availability, buffers, prod/CVAL distribution, expected DR contribution, zone support, regional restrictions, and state freshness.</w:t>
       </w:r>
     </w:p>
     <w:p>
@@ -5214,10 +4341,7 @@
         <w:t xml:space="preserve">PLC-008 — Lowest suitable load.</w:t>
       </w:r>
       <w:r>
-        <w:t xml:space="preserve"> </w:t>
-      </w:r>
-      <w:r>
-        <w:t xml:space="preserve">Select the lowest-</w:t>
+        <w:t xml:space="preserve"> Select the lowest-</w:t>
       </w:r>
       <w:r>
         <w:rPr>
@@ -5227,10 +4351,7 @@
         <w:t xml:space="preserve">risk</w:t>
       </w:r>
       <w:r>
-        <w:t xml:space="preserve"> </w:t>
-      </w:r>
-      <w:r>
-        <w:t xml:space="preserve">suitable location per the weighted policy — the lowest-consumption subscription for the new customer’s CVAL/DR — not merely the lowest raw utilisation. If the chosen production region lacks capacity, raise an alarm/exception while still placing CVAL/DR appropriately.</w:t>
+        <w:t xml:space="preserve"> suitable location per the weighted policy — the lowest-consumption subscription for the new customer’s CVAL/DR — not merely the lowest raw utilisation. If the chosen production region lacks capacity, raise an alarm/exception while still placing CVAL/DR appropriately.</w:t>
       </w:r>
     </w:p>
     <w:p>
@@ -5245,13 +4366,7 @@
         <w:t xml:space="preserve">PLC-009 — AEP-triggered pipeline.</w:t>
       </w:r>
       <w:r>
-        <w:t xml:space="preserve"> </w:t>
-      </w:r>
-      <w:r>
-        <w:t xml:space="preserve">Region selection is the</w:t>
-      </w:r>
-      <w:r>
-        <w:t xml:space="preserve"> </w:t>
+        <w:t xml:space="preserve"> Region selection is the </w:t>
       </w:r>
       <w:r>
         <w:rPr>
@@ -5261,10 +4376,7 @@
         <w:t xml:space="preserve">first</w:t>
       </w:r>
       <w:r>
-        <w:t xml:space="preserve"> </w:t>
-      </w:r>
-      <w:r>
-        <w:t xml:space="preserve">pipeline AEP triggers; it emits production → derives DR (and CVAL) and writes the seed. Implementation is a function-app flow (not a logic app) invoked via API or GitHub Actions.</w:t>
+        <w:t xml:space="preserve"> pipeline AEP triggers; it emits production → derives DR (and CVAL) and writes the seed. Implementation is a function-app flow (not a logic app) invoked via API or GitHub Actions.</w:t>
       </w:r>
     </w:p>
     <w:p>
@@ -5279,13 +4391,7 @@
         <w:t xml:space="preserve">PLC-010 — CVAL/DR co-location.</w:t>
       </w:r>
       <w:r>
-        <w:t xml:space="preserve"> </w:t>
-      </w:r>
-      <w:r>
-        <w:t xml:space="preserve">A customer’s CVAL and DR</w:t>
-      </w:r>
-      <w:r>
-        <w:t xml:space="preserve"> </w:t>
+        <w:t xml:space="preserve"> A customer’s CVAL and DR </w:t>
       </w:r>
       <w:r>
         <w:rPr>
@@ -5295,10 +4401,7 @@
         <w:t xml:space="preserve">may co-locate in the same destination region</w:t>
       </w:r>
       <w:r>
-        <w:t xml:space="preserve"> </w:t>
-      </w:r>
-      <w:r>
-        <w:t xml:space="preserve">to support the CVAL-sacrifice bootstrap pattern (DR-005/DR-006). When co-located, the engine must record that the CVAL capacity is earmarked as releasable toward that customer’s DR activation, and must not double-count it as both live CVAL and available DR headroom.</w:t>
+        <w:t xml:space="preserve"> to support the CVAL-sacrifice bootstrap pattern (DR-005/DR-006). When co-located, the engine must record that the CVAL capacity is earmarked as releasable toward that customer’s DR activation, and must not double-count it as both live CVAL and available DR headroom.</w:t>
       </w:r>
     </w:p>
     <w:p>
@@ -5330,13 +4433,7 @@
         <w:t xml:space="preserve">DR-001 — Single-region failure basis.</w:t>
       </w:r>
       <w:r>
-        <w:t xml:space="preserve"> </w:t>
-      </w:r>
-      <w:r>
-        <w:t xml:space="preserve">The default model plans for failure of</w:t>
-      </w:r>
-      <w:r>
-        <w:t xml:space="preserve"> </w:t>
+        <w:t xml:space="preserve"> The default model plans for failure of </w:t>
       </w:r>
       <w:r>
         <w:rPr>
@@ -5346,22 +4443,7 @@
         <w:t xml:space="preserve">one</w:t>
       </w:r>
       <w:r>
-        <w:t xml:space="preserve"> </w:t>
-      </w:r>
-      <w:r>
-        <w:t xml:space="preserve">production region within a geography. Simultaneous multi-region failure is outside the default guaranteed model unless separately funded/approved (</w:t>
-      </w:r>
-      <w:r>
-        <w:t xml:space="preserve">“</w:t>
-      </w:r>
-      <w:r>
-        <w:t xml:space="preserve">if we have DR in two regions in a geography, we’re in serious trouble</w:t>
-      </w:r>
-      <w:r>
-        <w:t xml:space="preserve">”</w:t>
-      </w:r>
-      <w:r>
-        <w:t xml:space="preserve">).</w:t>
+        <w:t xml:space="preserve"> production region within a geography. Simultaneous multi-region failure is outside the default guaranteed model unless separately funded/approved (“if we have DR in two regions in a geography, we’re in serious trouble”).</w:t>
       </w:r>
     </w:p>
     <w:p>
@@ -5376,13 +4458,7 @@
         <w:t xml:space="preserve">DR-002 — Distributed DR.</w:t>
       </w:r>
       <w:r>
-        <w:t xml:space="preserve"> </w:t>
-      </w:r>
-      <w:r>
-        <w:t xml:space="preserve">DR capacity is computed from the</w:t>
-      </w:r>
-      <w:r>
-        <w:t xml:space="preserve"> </w:t>
+        <w:t xml:space="preserve"> DR capacity is computed from the </w:t>
       </w:r>
       <w:r>
         <w:rPr>
@@ -5392,13 +4468,7 @@
         <w:t xml:space="preserve">portion</w:t>
       </w:r>
       <w:r>
-        <w:t xml:space="preserve"> </w:t>
-      </w:r>
-      <w:r>
-        <w:t xml:space="preserve">of the source region’s production workload assigned to each destination — not by reserving the full source workload in every destination. Because a customer’s workload is distributed across the 3–4 regions in a geography, only that customer’s</w:t>
-      </w:r>
-      <w:r>
-        <w:t xml:space="preserve"> </w:t>
+        <w:t xml:space="preserve"> of the source region’s production workload assigned to each destination — not by reserving the full source workload in every destination. Because a customer’s workload is distributed across the 3–4 regions in a geography, only that customer’s </w:t>
       </w:r>
       <w:r>
         <w:rPr>
@@ -5408,10 +4478,7 @@
         <w:t xml:space="preserve">portion</w:t>
       </w:r>
       <w:r>
-        <w:t xml:space="preserve"> </w:t>
-      </w:r>
-      <w:r>
-        <w:t xml:space="preserve">needs protecting per destination.</w:t>
+        <w:t xml:space="preserve"> needs protecting per destination.</w:t>
       </w:r>
     </w:p>
     <w:p>
@@ -5426,10 +4493,7 @@
         <w:t xml:space="preserve">DR-003 — Destination distribution.</w:t>
       </w:r>
       <w:r>
-        <w:t xml:space="preserve"> </w:t>
-      </w:r>
-      <w:r>
-        <w:t xml:space="preserve">Record how each source region’s recoverable workload distributes across eligible destination subscriptions, regions, zones, and SKUs.</w:t>
+        <w:t xml:space="preserve"> Record how each source region’s recoverable workload distributes across eligible destination subscriptions, regions, zones, and SKUs.</w:t>
       </w:r>
     </w:p>
     <w:p>
@@ -5444,19 +4508,7 @@
         <w:t xml:space="preserve">DR-004 — CVAL target contribution.</w:t>
       </w:r>
       <w:r>
-        <w:t xml:space="preserve"> </w:t>
-      </w:r>
-      <w:r>
-        <w:t xml:space="preserve">Normal CVAL placement should contribute toward the capacity needed for the production portion expected to fail over to that location (</w:t>
-      </w:r>
-      <w:r>
-        <w:t xml:space="preserve">“</w:t>
-      </w:r>
-      <w:r>
-        <w:t xml:space="preserve">CVAL only needs to support a</w:t>
-      </w:r>
-      <w:r>
-        <w:t xml:space="preserve"> </w:t>
+        <w:t xml:space="preserve"> Normal CVAL placement should contribute toward the capacity needed for the production portion expected to fail over to that location (“CVAL only needs to support a </w:t>
       </w:r>
       <w:r>
         <w:rPr>
@@ -5466,16 +4518,7 @@
         <w:t xml:space="preserve">portion</w:t>
       </w:r>
       <w:r>
-        <w:t xml:space="preserve"> </w:t>
-      </w:r>
-      <w:r>
-        <w:t xml:space="preserve">of a production failover, not all of it</w:t>
-      </w:r>
-      <w:r>
-        <w:t xml:space="preserve">”</w:t>
-      </w:r>
-      <w:r>
-        <w:t xml:space="preserve">).</w:t>
+        <w:t xml:space="preserve"> of a production failover, not all of it”).</w:t>
       </w:r>
     </w:p>
     <w:p>
@@ -5490,28 +4533,7 @@
         <w:t xml:space="preserve">DR-005 — CVAL may exceed DR need.</w:t>
       </w:r>
       <w:r>
-        <w:t xml:space="preserve"> </w:t>
-      </w:r>
-      <w:r>
-        <w:t xml:space="preserve">CVAL capacity may exceed the minimum DR contribution (it’s</w:t>
-      </w:r>
-      <w:r>
-        <w:t xml:space="preserve"> </w:t>
-      </w:r>
-      <w:r>
-        <w:t xml:space="preserve">“</w:t>
-      </w:r>
-      <w:r>
-        <w:t xml:space="preserve">free</w:t>
-      </w:r>
-      <w:r>
-        <w:t xml:space="preserve">”</w:t>
-      </w:r>
-      <w:r>
-        <w:t xml:space="preserve"> </w:t>
-      </w:r>
-      <w:r>
-        <w:t xml:space="preserve">while running); excess running CVAL is potentially reusable during a declared disaster, subject to shutdown/disassociation rules.</w:t>
+        <w:t xml:space="preserve"> CVAL capacity may exceed the minimum DR contribution (it’s “free” while running); excess running CVAL is potentially reusable during a declared disaster, subject to shutdown/disassociation rules.</w:t>
       </w:r>
     </w:p>
     <w:p>
@@ -5526,19 +4548,7 @@
         <w:t xml:space="preserve">DR-006 — Staged DR capacity acquisition.</w:t>
       </w:r>
       <w:r>
-        <w:t xml:space="preserve"> </w:t>
-      </w:r>
-      <w:r>
-        <w:t xml:space="preserve">The recovery process supports staged expansion:</w:t>
-      </w:r>
-      <w:r>
-        <w:t xml:space="preserve"> </w:t>
-      </w:r>
-      <w:r>
-        <w:t xml:space="preserve">1. Use approved</w:t>
-      </w:r>
-      <w:r>
-        <w:t xml:space="preserve"> </w:t>
+        <w:t xml:space="preserve"> The recovery process supports staged expansion: 1. Use approved </w:t>
       </w:r>
       <w:r>
         <w:rPr>
@@ -5548,22 +4558,7 @@
         <w:t xml:space="preserve">bootstrap / pre-staged headroom</w:t>
       </w:r>
       <w:r>
-        <w:t xml:space="preserve">.</w:t>
-      </w:r>
-      <w:r>
-        <w:t xml:space="preserve"> </w:t>
-      </w:r>
-      <w:r>
-        <w:t xml:space="preserve">2. Allocate available reservation + quota already in the destination.</w:t>
-      </w:r>
-      <w:r>
-        <w:t xml:space="preserve"> </w:t>
-      </w:r>
-      <w:r>
-        <w:t xml:space="preserve">3.</w:t>
-      </w:r>
-      <w:r>
-        <w:t xml:space="preserve"> </w:t>
+        <w:t xml:space="preserve">. 2. Allocate available reservation + quota already in the destination. 3. </w:t>
       </w:r>
       <w:r>
         <w:rPr>
@@ -5573,34 +4568,7 @@
         <w:t xml:space="preserve">Shut down / disassociate</w:t>
       </w:r>
       <w:r>
-        <w:t xml:space="preserve"> </w:t>
-      </w:r>
-      <w:r>
-        <w:t xml:space="preserve">eligible CVAL workloads to free capacity.</w:t>
-      </w:r>
-      <w:r>
-        <w:t xml:space="preserve"> </w:t>
-      </w:r>
-      <w:r>
-        <w:t xml:space="preserve">4. Share or reassign reservations within supported region/zone boundaries.</w:t>
-      </w:r>
-      <w:r>
-        <w:t xml:space="preserve"> </w:t>
-      </w:r>
-      <w:r>
-        <w:t xml:space="preserve">5. Allocate pooled quota to DR subscriptions.</w:t>
-      </w:r>
-      <w:r>
-        <w:t xml:space="preserve"> </w:t>
-      </w:r>
-      <w:r>
-        <w:t xml:space="preserve">6. Request additional Azure quota/capacity where required.</w:t>
-      </w:r>
-      <w:r>
-        <w:t xml:space="preserve"> </w:t>
-      </w:r>
-      <w:r>
-        <w:t xml:space="preserve">7. Report unrecoverable capacity gaps.</w:t>
+        <w:t xml:space="preserve"> eligible CVAL workloads to free capacity. 4. Share or reassign reservations within supported region/zone boundaries. 5. Allocate pooled quota to DR subscriptions. 6. Request additional Azure quota/capacity where required. 7. Report unrecoverable capacity gaps.</w:t>
       </w:r>
     </w:p>
     <w:p>
@@ -5608,10 +4576,7 @@
         <w:pStyle w:val="BodyText"/>
       </w:pPr>
       <w:r>
-        <w:t xml:space="preserve">This staging lets priority (P0/P-1) customers start immediately from bootstrap headroom while rebalancing proceeds, rather than waiting on deallocation/disassociation APIs that will be</w:t>
-      </w:r>
-      <w:r>
-        <w:t xml:space="preserve"> </w:t>
+        <w:t xml:space="preserve">This staging lets priority (P0/P-1) customers start immediately from bootstrap headroom while rebalancing proceeds, rather than waiting on deallocation/disassociation APIs that will be </w:t>
       </w:r>
       <w:r>
         <w:rPr>
@@ -5621,10 +4586,7 @@
         <w:t xml:space="preserve">throttled</w:t>
       </w:r>
       <w:r>
-        <w:t xml:space="preserve"> </w:t>
-      </w:r>
-      <w:r>
-        <w:t xml:space="preserve">industry-wide during a regional event.</w:t>
+        <w:t xml:space="preserve"> industry-wide during a regional event.</w:t>
       </w:r>
     </w:p>
     <w:p>
@@ -5639,25 +4601,7 @@
         <w:t xml:space="preserve">DR-007 — DR target is configurable.</w:t>
       </w:r>
       <w:r>
-        <w:t xml:space="preserve"> </w:t>
-      </w:r>
-      <w:r>
-        <w:t xml:space="preserve">Bootstrap quantity may be a node count, SKU-specific quantity, vCPU value, workload tier, or approved percentage; configurable by product and region. (Design started at ~30–40%, then discussed 10–20%, then ~5%, converging on</w:t>
-      </w:r>
-      <w:r>
-        <w:t xml:space="preserve"> </w:t>
-      </w:r>
-      <w:r>
-        <w:t xml:space="preserve">“</w:t>
-      </w:r>
-      <w:r>
-        <w:t xml:space="preserve">whatever is needed to bootstrap and is used = effectively free.</w:t>
-      </w:r>
-      <w:r>
-        <w:t xml:space="preserve">”</w:t>
-      </w:r>
-      <w:r>
-        <w:t xml:space="preserve">)</w:t>
+        <w:t xml:space="preserve"> Bootstrap quantity may be a node count, SKU-specific quantity, vCPU value, workload tier, or approved percentage; configurable by product and region. (Design started at ~30–40%, then discussed 10–20%, then ~5%, converging on “whatever is needed to bootstrap and is used = effectively free.”)</w:t>
       </w:r>
     </w:p>
     <w:p>
@@ -5672,22 +4616,7 @@
         <w:t xml:space="preserve">DR-008 — Control plane first.</w:t>
       </w:r>
       <w:r>
-        <w:t xml:space="preserve"> </w:t>
-      </w:r>
-      <w:r>
-        <w:t xml:space="preserve">Bootstrap prioritises required platform control planes and recovery orchestration before customer workload waves (</w:t>
-      </w:r>
-      <w:r>
-        <w:t xml:space="preserve">“</w:t>
-      </w:r>
-      <w:r>
-        <w:t xml:space="preserve">without a control plane, nothing else runs</w:t>
-      </w:r>
-      <w:r>
-        <w:t xml:space="preserve">”</w:t>
-      </w:r>
-      <w:r>
-        <w:t xml:space="preserve">).</w:t>
+        <w:t xml:space="preserve"> Bootstrap prioritises required platform control planes and recovery orchestration before customer workload waves (“without a control plane, nothing else runs”).</w:t>
       </w:r>
     </w:p>
     <w:p>
@@ -5702,13 +4631,7 @@
         <w:t xml:space="preserve">DR-009 — Recovery prioritisation.</w:t>
       </w:r>
       <w:r>
-        <w:t xml:space="preserve"> </w:t>
-      </w:r>
-      <w:r>
-        <w:t xml:space="preserve">Support prioritised customer/workload recovery waves using</w:t>
-      </w:r>
-      <w:r>
-        <w:t xml:space="preserve"> </w:t>
+        <w:t xml:space="preserve"> Support prioritised customer/workload recovery waves using </w:t>
       </w:r>
       <w:r>
         <w:rPr>
@@ -5718,10 +4641,7 @@
         <w:t xml:space="preserve">authoritative</w:t>
       </w:r>
       <w:r>
-        <w:t xml:space="preserve"> </w:t>
-      </w:r>
-      <w:r>
-        <w:t xml:space="preserve">business priorities; the engine does not invent priority.</w:t>
+        <w:t xml:space="preserve"> business priorities; the engine does not invent priority.</w:t>
       </w:r>
     </w:p>
     <w:p>
@@ -5736,10 +4656,7 @@
         <w:t xml:space="preserve">DR-010 — DR declaration guardrail.</w:t>
       </w:r>
       <w:r>
-        <w:t xml:space="preserve"> </w:t>
-      </w:r>
-      <w:r>
-        <w:t xml:space="preserve">Destructive/service-impacting actions against CVAL occur only after an authorised DR declaration or approved DR exercise trigger.</w:t>
+        <w:t xml:space="preserve"> Destructive/service-impacting actions against CVAL occur only after an authorised DR declaration or approved DR exercise trigger.</w:t>
       </w:r>
     </w:p>
     <w:p>
@@ -5754,10 +4671,7 @@
         <w:t xml:space="preserve">DR-011 — Source region not a capacity source during outage.</w:t>
       </w:r>
       <w:r>
-        <w:t xml:space="preserve"> </w:t>
-      </w:r>
-      <w:r>
-        <w:t xml:space="preserve">During a destination recovery decision, do not count reservations/quota from the unavailable source region. Cross-region reuse does not work, and a down region’s VMs/quota remain bound as left (validated behaviour, incl. the Australia outage where VMs were not truly deallocated behind the scenes).</w:t>
+        <w:t xml:space="preserve"> During a destination recovery decision, do not count reservations/quota from the unavailable source region. Cross-region reuse does not work, and a down region’s VMs/quota remain bound as left (validated behaviour, incl. the Australia outage where VMs were not truly deallocated behind the scenes).</w:t>
       </w:r>
     </w:p>
     <w:p>
@@ -5772,28 +4686,7 @@
         <w:t xml:space="preserve">DR-012 — DR drill rotation.</w:t>
       </w:r>
       <w:r>
-        <w:t xml:space="preserve"> </w:t>
-      </w:r>
-      <w:r>
-        <w:t xml:space="preserve">Support periodic DR drills and role swaps (active ↔ recovery) without losing the seed, historical capacity state, or audit trail. CVAL capacity</w:t>
-      </w:r>
-      <w:r>
-        <w:t xml:space="preserve"> </w:t>
-      </w:r>
-      <w:r>
-        <w:t xml:space="preserve">“</w:t>
-      </w:r>
-      <w:r>
-        <w:t xml:space="preserve">flips around</w:t>
-      </w:r>
-      <w:r>
-        <w:t xml:space="preserve">”</w:t>
-      </w:r>
-      <w:r>
-        <w:t xml:space="preserve"> </w:t>
-      </w:r>
-      <w:r>
-        <w:t xml:space="preserve">per region during the annual drill.</w:t>
+        <w:t xml:space="preserve"> Support periodic DR drills and role swaps (active ↔ recovery) without losing the seed, historical capacity state, or audit trail. CVAL capacity “flips around” per region during the annual drill.</w:t>
       </w:r>
     </w:p>
     <w:p>
@@ -5808,13 +4701,7 @@
         <w:t xml:space="preserve">DR-013 — Failback policy (configurable).</w:t>
       </w:r>
       <w:r>
-        <w:t xml:space="preserve"> </w:t>
-      </w:r>
-      <w:r>
-        <w:t xml:space="preserve">Support both an</w:t>
-      </w:r>
-      <w:r>
-        <w:t xml:space="preserve"> </w:t>
+        <w:t xml:space="preserve"> Support both an </w:t>
       </w:r>
       <w:r>
         <w:rPr>
@@ -5824,13 +4711,7 @@
         <w:t xml:space="preserve">extended DR run (~1 year, preferred)</w:t>
       </w:r>
       <w:r>
-        <w:t xml:space="preserve"> </w:t>
-      </w:r>
-      <w:r>
-        <w:t xml:space="preserve">and an</w:t>
-      </w:r>
-      <w:r>
-        <w:t xml:space="preserve"> </w:t>
+        <w:t xml:space="preserve"> and an </w:t>
       </w:r>
       <w:r>
         <w:rPr>
@@ -5840,10 +4721,7 @@
         <w:t xml:space="preserve">earlier failback (~30 days)</w:t>
       </w:r>
       <w:r>
-        <w:t xml:space="preserve"> </w:t>
-      </w:r>
-      <w:r>
-        <w:t xml:space="preserve">model to prove failback. Duration/execution is a business/operations decision.</w:t>
+        <w:t xml:space="preserve"> model to prove failback. Duration/execution is a business/operations decision.</w:t>
       </w:r>
     </w:p>
     <w:p>
@@ -5858,13 +4736,7 @@
         <w:t xml:space="preserve">DR-014 — Middle East policy flag.</w:t>
       </w:r>
       <w:r>
-        <w:t xml:space="preserve"> </w:t>
-      </w:r>
-      <w:r>
-        <w:t xml:space="preserve">Support</w:t>
-      </w:r>
-      <w:r>
-        <w:t xml:space="preserve"> </w:t>
+        <w:t xml:space="preserve"> Support </w:t>
       </w:r>
       <w:r>
         <w:rPr>
@@ -5873,10 +4745,7 @@
         <w:t xml:space="preserve">DR_NOT_OFFERED</w:t>
       </w:r>
       <w:r>
-        <w:t xml:space="preserve"> </w:t>
-      </w:r>
-      <w:r>
-        <w:t xml:space="preserve">per country/region where legal/data-sovereignty prevents an acceptable DR design (current legal position for Middle East). Middle East production may still exist; DR does not.</w:t>
+        <w:t xml:space="preserve"> per country/region where legal/data-sovereignty prevents an acceptable DR design (current legal position for Middle East). Middle East production may still exist; DR does not.</w:t>
       </w:r>
     </w:p>
     <w:p>
@@ -5891,10 +4760,7 @@
         <w:t xml:space="preserve">DR-015 — Future active-active consideration.</w:t>
       </w:r>
       <w:r>
-        <w:t xml:space="preserve"> </w:t>
-      </w:r>
-      <w:r>
-        <w:t xml:space="preserve">Note (out of baseline scope) that LLM/APM may move from active-passive to active-active multi-region in future; the capacity model should not preclude it.</w:t>
+        <w:t xml:space="preserve"> Note (out of baseline scope) that LLM/APM may move from active-passive to active-active multi-region in future; the capacity model should not preclude it.</w:t>
       </w:r>
     </w:p>
     <w:p>
@@ -5909,13 +4775,7 @@
         <w:t xml:space="preserve">DR-016 — Reciprocal multi-source hosting.</w:t>
       </w:r>
       <w:r>
-        <w:t xml:space="preserve"> </w:t>
-      </w:r>
-      <w:r>
-        <w:t xml:space="preserve">Every region may concurrently perform</w:t>
-      </w:r>
-      <w:r>
-        <w:t xml:space="preserve"> </w:t>
+        <w:t xml:space="preserve"> Every region may concurrently perform </w:t>
       </w:r>
       <w:r>
         <w:rPr>
@@ -5925,24 +4785,14 @@
         <w:t xml:space="preserve">three roles</w:t>
       </w:r>
       <w:r>
-        <w:t xml:space="preserve">: (a) Production for its own customers, (b) CVAL host for customers whose production is elsewhere, and (c) standby</w:t>
-      </w:r>
-      <w:r>
-        <w:t xml:space="preserve"> </w:t>
-      </w:r>
-      <w:r>
-        <w:rPr>
-          <w:bCs/>
-          <w:b/>
-        </w:rPr>
-        <w:t xml:space="preserve">DR host for customers originating in multiple</w:t>
-      </w:r>
-      <w:r>
-        <w:rPr>
-          <w:bCs/>
-          <w:b/>
-        </w:rPr>
-        <w:t xml:space="preserve"> </w:t>
+        <w:t xml:space="preserve">: (a) Production for its own customers, (b) CVAL host for customers whose production is elsewhere, and (c) standby </w:t>
+      </w:r>
+      <w:r>
+        <w:rPr>
+          <w:bCs/>
+          <w:b/>
+        </w:rPr>
+        <w:t xml:space="preserve">DR host for customers originating in multiple </w:t>
       </w:r>
       <w:r>
         <w:rPr>
@@ -5958,20 +4808,10 @@
           <w:bCs/>
           <w:b/>
         </w:rPr>
-        <w:t xml:space="preserve"> </w:t>
-      </w:r>
-      <w:r>
-        <w:rPr>
-          <w:bCs/>
-          <w:b/>
-        </w:rPr>
-        <w:t xml:space="preserve">source regions</w:t>
-      </w:r>
-      <w:r>
-        <w:t xml:space="preserve">. The design must support this many-to-many topology — e.g., Region 1’s DR block simultaneously holds Cust2 (prod in R2) and Cust7 (prod in R3). DR distribution is therefore</w:t>
-      </w:r>
-      <w:r>
-        <w:t xml:space="preserve"> </w:t>
+        <w:t xml:space="preserve"> source regions</w:t>
+      </w:r>
+      <w:r>
+        <w:t xml:space="preserve">. The design must support this many-to-many topology — e.g., Region 1’s DR block simultaneously holds Cust2 (prod in R2) and Cust7 (prod in R3). DR distribution is therefore </w:t>
       </w:r>
       <w:r>
         <w:rPr>
@@ -5996,13 +4836,7 @@
         <w:t xml:space="preserve">DR-017 — Non-concurrent capacity sharing (max, not sum).</w:t>
       </w:r>
       <w:r>
-        <w:t xml:space="preserve"> </w:t>
-      </w:r>
-      <w:r>
-        <w:t xml:space="preserve">Because only one region fails at a time (DR-001), a region that serves as DR target for several source regions must be sized to absorb the</w:t>
-      </w:r>
-      <w:r>
-        <w:t xml:space="preserve"> </w:t>
+        <w:t xml:space="preserve"> Because only one region fails at a time (DR-001), a region that serves as DR target for several source regions must be sized to absorb the </w:t>
       </w:r>
       <w:r>
         <w:rPr>
@@ -6012,13 +4846,7 @@
         <w:t xml:space="preserve">largest single source</w:t>
       </w:r>
       <w:r>
-        <w:t xml:space="preserve"> </w:t>
-      </w:r>
-      <w:r>
-        <w:t xml:space="preserve">it protects,</w:t>
-      </w:r>
-      <w:r>
-        <w:t xml:space="preserve"> </w:t>
+        <w:t xml:space="preserve"> it protects, </w:t>
       </w:r>
       <w:r>
         <w:rPr>
@@ -6028,10 +4856,7 @@
         <w:t xml:space="preserve">not the sum of all of them</w:t>
       </w:r>
       <w:r>
-        <w:t xml:space="preserve">. This permits</w:t>
-      </w:r>
-      <w:r>
-        <w:t xml:space="preserve"> </w:t>
+        <w:t xml:space="preserve">. This permits </w:t>
       </w:r>
       <w:r>
         <w:rPr>
@@ -6041,10 +4866,7 @@
         <w:t xml:space="preserve">shared / overcommitted DR capacity</w:t>
       </w:r>
       <w:r>
-        <w:t xml:space="preserve"> </w:t>
-      </w:r>
-      <w:r>
-        <w:t xml:space="preserve">across mutually-exclusive failure events and is the primary mechanism that keeps the lean DR model affordable (see Appendix A.6 and Appendix D). Reserving the sum would over-provision and negate the cost savings that justified the bootstrap model (FIN-006).</w:t>
+        <w:t xml:space="preserve"> across mutually-exclusive failure events and is the primary mechanism that keeps the lean DR model affordable (see Appendix A.6 and Appendix D). Reserving the sum would over-provision and negate the cost savings that justified the bootstrap model (FIN-006).</w:t>
       </w:r>
     </w:p>
     <w:p>
@@ -6059,13 +4881,7 @@
         <w:t xml:space="preserve">DR-018 — Source→destination DR index.</w:t>
       </w:r>
       <w:r>
-        <w:t xml:space="preserve"> </w:t>
-      </w:r>
-      <w:r>
-        <w:t xml:space="preserve">Maintain an authoritative</w:t>
-      </w:r>
-      <w:r>
-        <w:t xml:space="preserve"> </w:t>
+        <w:t xml:space="preserve"> Maintain an authoritative </w:t>
       </w:r>
       <w:r>
         <w:rPr>
@@ -6075,10 +4891,7 @@
         <w:t xml:space="preserve">bidirectional mapping</w:t>
       </w:r>
       <w:r>
-        <w:t xml:space="preserve"> </w:t>
-      </w:r>
-      <w:r>
-        <w:t xml:space="preserve">that records, for each source region, which destination regions hold its customers’ DR instances and in what quantity/SKU. On a regional failure the engine uses this index to determine exactly which standby instances to activate and where. The index is the reverse view of the per-customer seed record (PLC-003) and is a required entity in the state store (DAT-002).</w:t>
+        <w:t xml:space="preserve"> that records, for each source region, which destination regions hold its customers’ DR instances and in what quantity/SKU. On a regional failure the engine uses this index to determine exactly which standby instances to activate and where. The index is the reverse view of the per-customer seed record (PLC-003) and is a required entity in the state store (DAT-002).</w:t>
       </w:r>
     </w:p>
     <w:p>
@@ -6093,13 +4906,7 @@
         <w:t xml:space="preserve">DR-019 — Standby activation on declaration.</w:t>
       </w:r>
       <w:r>
-        <w:t xml:space="preserve"> </w:t>
-      </w:r>
-      <w:r>
-        <w:t xml:space="preserve">On an authorised DR declaration (DR-010), the engine shall transition the failed region’s customers’ pre-placed DR instances from</w:t>
-      </w:r>
-      <w:r>
-        <w:t xml:space="preserve"> </w:t>
+        <w:t xml:space="preserve"> On an authorised DR declaration (DR-010), the engine shall transition the failed region’s customers’ pre-placed DR instances from </w:t>
       </w:r>
       <w:r>
         <w:rPr>
@@ -6109,10 +4916,7 @@
         <w:t xml:space="preserve">associated → allocated</w:t>
       </w:r>
       <w:r>
-        <w:t xml:space="preserve"> </w:t>
-      </w:r>
-      <w:r>
-        <w:t xml:space="preserve">(inactive/standby → active) in approved business-priority order (DR-009), acquiring capacity via the staged sequence in DR-006 (bootstrap headroom → available reservation/quota → CVAL sacrifice → sharing/reassignment → pooled quota → Azure request). Activation state per customer must be tracked, auditable, and reversible on failback (DR-013).</w:t>
+        <w:t xml:space="preserve"> (inactive/standby → active) in approved business-priority order (DR-009), acquiring capacity via the staged sequence in DR-006 (bootstrap headroom → available reservation/quota → CVAL sacrifice → sharing/reassignment → pooled quota → Azure request). Activation state per customer must be tracked, auditable, and reversible on failback (DR-013).</w:t>
       </w:r>
     </w:p>
     <w:p>
@@ -6158,10 +4962,7 @@
         <w:pStyle w:val="Compact"/>
       </w:pPr>
       <w:r>
-        <w:t xml:space="preserve">A</w:t>
-      </w:r>
-      <w:r>
-        <w:t xml:space="preserve"> </w:t>
+        <w:t xml:space="preserve">A </w:t>
       </w:r>
       <w:r>
         <w:rPr>
@@ -6171,13 +4972,7 @@
         <w:t xml:space="preserve">geography</w:t>
       </w:r>
       <w:r>
-        <w:t xml:space="preserve"> </w:t>
-      </w:r>
-      <w:r>
-        <w:t xml:space="preserve">contains</w:t>
-      </w:r>
-      <w:r>
-        <w:t xml:space="preserve"> </w:t>
+        <w:t xml:space="preserve"> contains </w:t>
       </w:r>
       <w:r>
         <w:rPr>
@@ -6187,10 +4982,7 @@
         <w:t xml:space="preserve">N regions</w:t>
       </w:r>
       <w:r>
-        <w:t xml:space="preserve"> </w:t>
-      </w:r>
-      <w:r>
-        <w:t xml:space="preserve">(target: 3–4; minimum viable: 3 for safe distribution — see REG-003).</w:t>
+        <w:t xml:space="preserve"> (target: 3–4; minimum viable: 3 for safe distribution — see REG-003).</w:t>
       </w:r>
     </w:p>
     <w:p>
@@ -6202,10 +4994,7 @@
         <w:pStyle w:val="Compact"/>
       </w:pPr>
       <w:r>
-        <w:t xml:space="preserve">Each region simultaneously hosts three stacked blocks:</w:t>
-      </w:r>
-      <w:r>
-        <w:t xml:space="preserve"> </w:t>
+        <w:t xml:space="preserve">Each region simultaneously hosts three stacked blocks: </w:t>
       </w:r>
       <w:r>
         <w:rPr>
@@ -6215,10 +5004,7 @@
         <w:t xml:space="preserve">Prod</w:t>
       </w:r>
       <w:r>
-        <w:t xml:space="preserve">,</w:t>
-      </w:r>
-      <w:r>
-        <w:t xml:space="preserve"> </w:t>
+        <w:t xml:space="preserve">, </w:t>
       </w:r>
       <w:r>
         <w:rPr>
@@ -6228,10 +5014,7 @@
         <w:t xml:space="preserve">CVAL</w:t>
       </w:r>
       <w:r>
-        <w:t xml:space="preserve">, and</w:t>
-      </w:r>
-      <w:r>
-        <w:t xml:space="preserve"> </w:t>
+        <w:t xml:space="preserve">, and </w:t>
       </w:r>
       <w:r>
         <w:rPr>
@@ -6241,10 +5024,7 @@
         <w:t xml:space="preserve">DR</w:t>
       </w:r>
       <w:r>
-        <w:t xml:space="preserve"> </w:t>
-      </w:r>
-      <w:r>
-        <w:t xml:space="preserve">(DR-016).</w:t>
+        <w:t xml:space="preserve"> (DR-016).</w:t>
       </w:r>
     </w:p>
     <w:p>
@@ -6256,10 +5036,7 @@
         <w:pStyle w:val="Compact"/>
       </w:pPr>
       <w:r>
-        <w:t xml:space="preserve">A customer’s</w:t>
-      </w:r>
-      <w:r>
-        <w:t xml:space="preserve"> </w:t>
+        <w:t xml:space="preserve">A customer’s </w:t>
       </w:r>
       <w:r>
         <w:rPr>
@@ -6269,10 +5046,7 @@
         <w:t xml:space="preserve">Prod</w:t>
       </w:r>
       <w:r>
-        <w:t xml:space="preserve">,</w:t>
-      </w:r>
-      <w:r>
-        <w:t xml:space="preserve"> </w:t>
+        <w:t xml:space="preserve">, </w:t>
       </w:r>
       <w:r>
         <w:rPr>
@@ -6282,10 +5056,7 @@
         <w:t xml:space="preserve">CVAL</w:t>
       </w:r>
       <w:r>
-        <w:t xml:space="preserve">, and</w:t>
-      </w:r>
-      <w:r>
-        <w:t xml:space="preserve"> </w:t>
+        <w:t xml:space="preserve">, and </w:t>
       </w:r>
       <w:r>
         <w:rPr>
@@ -6295,13 +5066,7 @@
         <w:t xml:space="preserve">DR</w:t>
       </w:r>
       <w:r>
-        <w:t xml:space="preserve"> </w:t>
-      </w:r>
-      <w:r>
-        <w:t xml:space="preserve">live in</w:t>
-      </w:r>
-      <w:r>
-        <w:t xml:space="preserve"> </w:t>
+        <w:t xml:space="preserve"> live in </w:t>
       </w:r>
       <w:r>
         <w:rPr>
@@ -6311,13 +5076,7 @@
         <w:t xml:space="preserve">different</w:t>
       </w:r>
       <w:r>
-        <w:t xml:space="preserve"> </w:t>
-      </w:r>
-      <w:r>
-        <w:t xml:space="preserve">regions per the separation rules (ENV-003), though</w:t>
-      </w:r>
-      <w:r>
-        <w:t xml:space="preserve"> </w:t>
+        <w:t xml:space="preserve"> regions per the separation rules (ENV-003), though </w:t>
       </w:r>
       <w:r>
         <w:rPr>
@@ -6327,10 +5086,7 @@
         <w:t xml:space="preserve">CVAL and DR of a given customer may co-locate</w:t>
       </w:r>
       <w:r>
-        <w:t xml:space="preserve"> </w:t>
-      </w:r>
-      <w:r>
-        <w:t xml:space="preserve">(PLC-010).</w:t>
+        <w:t xml:space="preserve"> (PLC-010).</w:t>
       </w:r>
     </w:p>
     <w:p>
@@ -6342,10 +5098,7 @@
         <w:pStyle w:val="Compact"/>
       </w:pPr>
       <w:r>
-        <w:t xml:space="preserve">Each region’s</w:t>
-      </w:r>
-      <w:r>
-        <w:t xml:space="preserve"> </w:t>
+        <w:t xml:space="preserve">Each region’s </w:t>
       </w:r>
       <w:r>
         <w:rPr>
@@ -6355,13 +5108,7 @@
         <w:t xml:space="preserve">DR block is a standby (associated, not allocated)</w:t>
       </w:r>
       <w:r>
-        <w:t xml:space="preserve"> </w:t>
-      </w:r>
-      <w:r>
-        <w:t xml:space="preserve">landing zone for customers whose</w:t>
-      </w:r>
-      <w:r>
-        <w:t xml:space="preserve"> </w:t>
+        <w:t xml:space="preserve"> landing zone for customers whose </w:t>
       </w:r>
       <w:r>
         <w:rPr>
@@ -6371,10 +5118,7 @@
         <w:t xml:space="preserve">Prod is in other regions</w:t>
       </w:r>
       <w:r>
-        <w:t xml:space="preserve"> </w:t>
-      </w:r>
-      <w:r>
-        <w:t xml:space="preserve">(green = active/allocated; red = inactive/associated in the diagram).</w:t>
+        <w:t xml:space="preserve"> (green = active/allocated; red = inactive/associated in the diagram).</w:t>
       </w:r>
     </w:p>
     <w:bookmarkEnd w:id="37"/>
@@ -6644,10 +5388,7 @@
         <w:pStyle w:val="Compact"/>
       </w:pPr>
       <w:r>
-        <w:t xml:space="preserve">Region 1’s</w:t>
-      </w:r>
-      <w:r>
-        <w:t xml:space="preserve"> </w:t>
+        <w:t xml:space="preserve">Region 1’s </w:t>
       </w:r>
       <w:r>
         <w:rPr>
@@ -6657,13 +5398,7 @@
         <w:t xml:space="preserve">production</w:t>
       </w:r>
       <w:r>
-        <w:t xml:space="preserve"> </w:t>
-      </w:r>
-      <w:r>
-        <w:t xml:space="preserve">customers (Cust1, Cust3, Cust5) are activated on their</w:t>
-      </w:r>
-      <w:r>
-        <w:t xml:space="preserve"> </w:t>
+        <w:t xml:space="preserve"> customers (Cust1, Cust3, Cust5) are activated on their </w:t>
       </w:r>
       <w:r>
         <w:rPr>
@@ -6673,10 +5408,7 @@
         <w:t xml:space="preserve">pre-placed DR</w:t>
       </w:r>
       <w:r>
-        <w:t xml:space="preserve"> </w:t>
-      </w:r>
-      <w:r>
-        <w:t xml:space="preserve">instances in the surviving regions (DR-018 index lookup): Cust1 → R2, Cust5 → R2, Cust3 → R3.</w:t>
+        <w:t xml:space="preserve"> instances in the surviving regions (DR-018 index lookup): Cust1 → R2, Cust5 → R2, Cust3 → R3.</w:t>
       </w:r>
     </w:p>
     <w:p>
@@ -6688,10 +5420,7 @@
         <w:pStyle w:val="Compact"/>
       </w:pPr>
       <w:r>
-        <w:t xml:space="preserve">Standby DR instances flip</w:t>
-      </w:r>
-      <w:r>
-        <w:t xml:space="preserve"> </w:t>
+        <w:t xml:space="preserve">Standby DR instances flip </w:t>
       </w:r>
       <w:r>
         <w:rPr>
@@ -6701,13 +5430,7 @@
         <w:t xml:space="preserve">associated → allocated</w:t>
       </w:r>
       <w:r>
-        <w:t xml:space="preserve"> </w:t>
-      </w:r>
-      <w:r>
-        <w:t xml:space="preserve">in priority order (DR-019), acquiring capacity via the staged sequence (DR-006), including</w:t>
-      </w:r>
-      <w:r>
-        <w:t xml:space="preserve"> </w:t>
+        <w:t xml:space="preserve"> in priority order (DR-019), acquiring capacity via the staged sequence (DR-006), including </w:t>
       </w:r>
       <w:r>
         <w:rPr>
@@ -6717,10 +5440,7 @@
         <w:t xml:space="preserve">sacrificing CVAL</w:t>
       </w:r>
       <w:r>
-        <w:t xml:space="preserve"> </w:t>
-      </w:r>
-      <w:r>
-        <w:t xml:space="preserve">in the destination if required (DR-005/DR-010).</w:t>
+        <w:t xml:space="preserve"> in the destination if required (DR-005/DR-010).</w:t>
       </w:r>
     </w:p>
     <w:p>
@@ -6739,10 +5459,7 @@
         <w:t xml:space="preserve">Capacity and quota shift</w:t>
       </w:r>
       <w:r>
-        <w:t xml:space="preserve"> </w:t>
-      </w:r>
-      <w:r>
-        <w:t xml:space="preserve">across regions accordingly; the state store is updated and feeds the next selection cycle (DAT-001, RDY-004).</w:t>
+        <w:t xml:space="preserve"> across regions accordingly; the state store is updated and feeds the next selection cycle (DAT-001, RDY-004).</w:t>
       </w:r>
     </w:p>
     <w:p>
@@ -6754,10 +5471,7 @@
         <w:pStyle w:val="Compact"/>
       </w:pPr>
       <w:r>
-        <w:t xml:space="preserve">Region 1’s own</w:t>
-      </w:r>
-      <w:r>
-        <w:t xml:space="preserve"> </w:t>
+        <w:t xml:space="preserve">Region 1’s own </w:t>
       </w:r>
       <w:r>
         <w:rPr>
@@ -6767,13 +5481,7 @@
         <w:t xml:space="preserve">DR-standby</w:t>
       </w:r>
       <w:r>
-        <w:t xml:space="preserve"> </w:t>
-      </w:r>
-      <w:r>
-        <w:t xml:space="preserve">duties for other regions (it was holding Cust2/Cust7 standby) are understood to be</w:t>
-      </w:r>
-      <w:r>
-        <w:t xml:space="preserve"> </w:t>
+        <w:t xml:space="preserve"> duties for other regions (it was holding Cust2/Cust7 standby) are understood to be </w:t>
       </w:r>
       <w:r>
         <w:rPr>
@@ -6783,10 +5491,7 @@
         <w:t xml:space="preserve">temporarily unavailable</w:t>
       </w:r>
       <w:r>
-        <w:t xml:space="preserve"> </w:t>
-      </w:r>
-      <w:r>
-        <w:t xml:space="preserve">while Region 1 is down — acceptable under the single-failure assumption (DR-001), because R2/R3 are not simultaneously failing.</w:t>
+        <w:t xml:space="preserve"> while Region 1 is down — acceptable under the single-failure assumption (DR-001), because R2/R3 are not simultaneously failing.</w:t>
       </w:r>
     </w:p>
     <w:bookmarkEnd w:id="39"/>
@@ -6804,10 +5509,7 @@
         <w:pStyle w:val="FirstParagraph"/>
       </w:pPr>
       <w:r>
-        <w:t xml:space="preserve">During the yearly drill (DR-012),</w:t>
-      </w:r>
-      <w:r>
-        <w:t xml:space="preserve"> </w:t>
+        <w:t xml:space="preserve">During the yearly drill (DR-012), </w:t>
       </w:r>
       <w:r>
         <w:rPr>
@@ -6817,10 +5519,7 @@
         <w:t xml:space="preserve">CVAL capacity per region is reshuffled</w:t>
       </w:r>
       <w:r>
-        <w:t xml:space="preserve"> </w:t>
-      </w:r>
-      <w:r>
-        <w:t xml:space="preserve">to validate the failover paths and to keep destination reservations right-sized for the production portion each region protects.</w:t>
+        <w:t xml:space="preserve"> to validate the failover paths and to keep destination reservations right-sized for the production portion each region protects.</w:t>
       </w:r>
     </w:p>
     <w:p>
@@ -6853,10 +5552,7 @@
         <w:t xml:space="preserve">FIN-001 — Idle cost measurement.</w:t>
       </w:r>
       <w:r>
-        <w:t xml:space="preserve"> </w:t>
-      </w:r>
-      <w:r>
-        <w:t xml:space="preserve">Calculate/ingest the cost of unused reserved capacity by region, SKU, subscription, environment, and owner.</w:t>
+        <w:t xml:space="preserve"> Calculate/ingest the cost of unused reserved capacity by region, SKU, subscription, environment, and owner.</w:t>
       </w:r>
     </w:p>
     <w:p>
@@ -6871,13 +5567,7 @@
         <w:t xml:space="preserve">FIN-002 — Configurable economic policy.</w:t>
       </w:r>
       <w:r>
-        <w:t xml:space="preserve"> </w:t>
-      </w:r>
-      <w:r>
-        <w:t xml:space="preserve">Buffer and bootstrap values are adjustable</w:t>
-      </w:r>
-      <w:r>
-        <w:t xml:space="preserve"> </w:t>
+        <w:t xml:space="preserve"> Buffer and bootstrap values are adjustable </w:t>
       </w:r>
       <w:r>
         <w:rPr>
@@ -6887,10 +5577,7 @@
         <w:t xml:space="preserve">without code changes</w:t>
       </w:r>
       <w:r>
-        <w:t xml:space="preserve"> </w:t>
-      </w:r>
-      <w:r>
-        <w:t xml:space="preserve">to balance risk, deployment speed, audit needs, and cost.</w:t>
+        <w:t xml:space="preserve"> to balance risk, deployment speed, audit needs, and cost.</w:t>
       </w:r>
     </w:p>
     <w:p>
@@ -6905,10 +5592,7 @@
         <w:t xml:space="preserve">FIN-003 — Cost before expansion.</w:t>
       </w:r>
       <w:r>
-        <w:t xml:space="preserve"> </w:t>
-      </w:r>
-      <w:r>
-        <w:t xml:space="preserve">Before increasing a persistent buffer or DR target, expose expected incremental cost and require justification.</w:t>
+        <w:t xml:space="preserve"> Before increasing a persistent buffer or DR target, expose expected incremental cost and require justification.</w:t>
       </w:r>
     </w:p>
     <w:p>
@@ -6923,10 +5607,7 @@
         <w:t xml:space="preserve">FIN-004 — Cost allocation.</w:t>
       </w:r>
       <w:r>
-        <w:t xml:space="preserve"> </w:t>
-      </w:r>
-      <w:r>
-        <w:t xml:space="preserve">Reservation cost is attributable to the owning platform/product/environment or centrally funded DR function per approved tagging/chargeback policy.</w:t>
+        <w:t xml:space="preserve"> Reservation cost is attributable to the owning platform/product/environment or centrally funded DR function per approved tagging/chargeback policy.</w:t>
       </w:r>
     </w:p>
     <w:p>
@@ -6941,10 +5622,7 @@
         <w:t xml:space="preserve">FIN-005 — Underutilisation review.</w:t>
       </w:r>
       <w:r>
-        <w:t xml:space="preserve"> </w:t>
-      </w:r>
-      <w:r>
-        <w:t xml:space="preserve">Long-running underutilised reservations create a review item rather than being silently retained. (The cost-optimisation team already chases orphaned reservations left behind after maintenance — set to zero, don’t delete.)</w:t>
+        <w:t xml:space="preserve"> Long-running underutilised reservations create a review item rather than being silently retained. (The cost-optimisation team already chases orphaned reservations left behind after maintenance — set to zero, don’t delete.)</w:t>
       </w:r>
     </w:p>
     <w:p>
@@ -6959,10 +5637,7 @@
         <w:t xml:space="preserve">FIN-006 — No cost-only unsafe reduction.</w:t>
       </w:r>
       <w:r>
-        <w:t xml:space="preserve"> </w:t>
-      </w:r>
-      <w:r>
-        <w:t xml:space="preserve">Cost optimisation never reduces reservations/quota below allocated demand, committed production buffer, or authorised DR bootstrap without an approved exception.</w:t>
+        <w:t xml:space="preserve"> Cost optimisation never reduces reservations/quota below allocated demand, committed production buffer, or authorised DR bootstrap without an approved exception.</w:t>
       </w:r>
     </w:p>
     <w:p>
@@ -6977,22 +5652,7 @@
         <w:t xml:space="preserve">FIN-007 — Audit-friendly flexibility.</w:t>
       </w:r>
       <w:r>
-        <w:t xml:space="preserve"> </w:t>
-      </w:r>
-      <w:r>
-        <w:t xml:space="preserve">Buffer/bootstrap numbers must be adjustable to satisfy SOC 2 DR assertions (</w:t>
-      </w:r>
-      <w:r>
-        <w:t xml:space="preserve">“</w:t>
-      </w:r>
-      <w:r>
-        <w:t xml:space="preserve">here’s how we ensure DR capacity</w:t>
-      </w:r>
-      <w:r>
-        <w:t xml:space="preserve">”</w:t>
-      </w:r>
-      <w:r>
-        <w:t xml:space="preserve">) while still optimising cost — the number is a tunable governance lever, not a fixed architectural constant.</w:t>
+        <w:t xml:space="preserve"> Buffer/bootstrap numbers must be adjustable to satisfy SOC 2 DR assertions (“here’s how we ensure DR capacity”) while still optimising cost — the number is a tunable governance lever, not a fixed architectural constant.</w:t>
       </w:r>
     </w:p>
     <w:p>
@@ -7007,13 +5667,7 @@
         <w:t xml:space="preserve">FIN-008 — Shared-DR overcommit accounting.</w:t>
       </w:r>
       <w:r>
-        <w:t xml:space="preserve"> </w:t>
-      </w:r>
-      <w:r>
-        <w:t xml:space="preserve">Where DR-017 sizing (max-not-sum) relies on non-concurrent sharing, the cost model must reflect the</w:t>
-      </w:r>
-      <w:r>
-        <w:t xml:space="preserve"> </w:t>
+        <w:t xml:space="preserve"> Where DR-017 sizing (max-not-sum) relies on non-concurrent sharing, the cost model must reflect the </w:t>
       </w:r>
       <w:r>
         <w:rPr>
@@ -7023,10 +5677,7 @@
         <w:t xml:space="preserve">shared/overcommitted</w:t>
       </w:r>
       <w:r>
-        <w:t xml:space="preserve"> </w:t>
-      </w:r>
-      <w:r>
-        <w:t xml:space="preserve">reservation as a single cost, not per-source duplication, and must flag the residual risk if the single-failure assumption is ever violated.</w:t>
+        <w:t xml:space="preserve"> reservation as a single cost, not per-source duplication, and must flag the residual risk if the single-failure assumption is ever violated.</w:t>
       </w:r>
     </w:p>
     <w:p>
@@ -7041,13 +5692,7 @@
         <w:t xml:space="preserve">Why lean DR won.</w:t>
       </w:r>
       <w:r>
-        <w:t xml:space="preserve"> </w:t>
-      </w:r>
-      <w:r>
-        <w:t xml:space="preserve">Cost modelling during review showed a 30% empty DR reserve is prohibitively expensive at platform scale — on the order of</w:t>
-      </w:r>
-      <w:r>
-        <w:t xml:space="preserve"> </w:t>
+        <w:t xml:space="preserve"> Cost modelling during review showed a 30% empty DR reserve is prohibitively expensive at platform scale — on the order of </w:t>
       </w:r>
       <w:r>
         <w:rPr>
@@ -7057,10 +5702,7 @@
         <w:t xml:space="preserve">millions per year</w:t>
       </w:r>
       <w:r>
-        <w:t xml:space="preserve"> </w:t>
-      </w:r>
-      <w:r>
-        <w:t xml:space="preserve">— and would likely cause leadership to cancel multi-region entirely. See Appendix B for worked examples and Appendix D for the max-vs-sum saving.</w:t>
+        <w:t xml:space="preserve"> — and would likely cause leadership to cancel multi-region entirely. See Appendix B for worked examples and Appendix D for the max-vs-sum saving.</w:t>
       </w:r>
     </w:p>
     <w:p>
@@ -7092,10 +5734,7 @@
         <w:t xml:space="preserve">INT-001 — Capacity API/workflow.</w:t>
       </w:r>
       <w:r>
-        <w:t xml:space="preserve"> </w:t>
-      </w:r>
-      <w:r>
-        <w:t xml:space="preserve">AEP calls a capacity+placement service/pipeline before the first relevant environment deployment and before any later deployment that changes capacity demand.</w:t>
+        <w:t xml:space="preserve"> AEP calls a capacity+placement service/pipeline before the first relevant environment deployment and before any later deployment that changes capacity demand.</w:t>
       </w:r>
     </w:p>
     <w:p>
@@ -7110,10 +5749,7 @@
         <w:t xml:space="preserve">INT-002 — Idempotent interface.</w:t>
       </w:r>
       <w:r>
-        <w:t xml:space="preserve"> </w:t>
-      </w:r>
-      <w:r>
-        <w:t xml:space="preserve">Capacity checks and reservation operations are idempotent; repeated calls with the same correlation ID + desired state do not duplicate allocations or records.</w:t>
+        <w:t xml:space="preserve"> Capacity checks and reservation operations are idempotent; repeated calls with the same correlation ID + desired state do not duplicate allocations or records.</w:t>
       </w:r>
     </w:p>
     <w:p>
@@ -7128,10 +5764,7 @@
         <w:t xml:space="preserve">INT-003 — Required input.</w:t>
       </w:r>
       <w:r>
-        <w:t xml:space="preserve"> </w:t>
-      </w:r>
-      <w:r>
-        <w:t xml:space="preserve">customer/realm; product; environment; production region (or approved exception input); subscription; SKU + count; zone requirement; deployment priority; requested time; correlation ID.</w:t>
+        <w:t xml:space="preserve"> customer/realm; product; environment; production region (or approved exception input); subscription; SKU + count; zone requirement; deployment priority; requested time; correlation ID.</w:t>
       </w:r>
     </w:p>
     <w:p>
@@ -7146,10 +5779,7 @@
         <w:t xml:space="preserve">INT-004 — Required output.</w:t>
       </w:r>
       <w:r>
-        <w:t xml:space="preserve"> </w:t>
-      </w:r>
-      <w:r>
-        <w:t xml:space="preserve">resolved prod/CVAL/DR placement; readiness status; approved reservation/CRG reference; quota status; available vs required quantities; blocking reasons; exception requirements; snapshot timestamp; trace/decision ID.</w:t>
+        <w:t xml:space="preserve"> resolved prod/CVAL/DR placement; readiness status; approved reservation/CRG reference; quota status; available vs required quantities; blocking reasons; exception requirements; snapshot timestamp; trace/decision ID.</w:t>
       </w:r>
     </w:p>
     <w:p>
@@ -7164,10 +5794,7 @@
         <w:t xml:space="preserve">INT-005 — Deployment reservation association.</w:t>
       </w:r>
       <w:r>
-        <w:t xml:space="preserve"> </w:t>
-      </w:r>
-      <w:r>
-        <w:t xml:space="preserve">When policy requires it, associate the VM / VM scale-set instance configuration with the validated reservation reference (Anu’s pipeline supplies the reservation-group name when SKU + subscription match).</w:t>
+        <w:t xml:space="preserve"> When policy requires it, associate the VM / VM scale-set instance configuration with the validated reservation reference (Anu’s pipeline supplies the reservation-group name when SKU + subscription match).</w:t>
       </w:r>
     </w:p>
     <w:p>
@@ -7182,10 +5809,7 @@
         <w:t xml:space="preserve">INT-006 — Concurrent deployment control.</w:t>
       </w:r>
       <w:r>
-        <w:t xml:space="preserve"> </w:t>
-      </w:r>
-      <w:r>
-        <w:t xml:space="preserve">Prevent two concurrent decisions from consuming the same last unit of capacity/quota via reservation-of-intent, optimistic concurrency, or equivalent.</w:t>
+        <w:t xml:space="preserve"> Prevent two concurrent decisions from consuming the same last unit of capacity/quota via reservation-of-intent, optimistic concurrency, or equivalent.</w:t>
       </w:r>
     </w:p>
     <w:p>
@@ -7200,10 +5824,7 @@
         <w:t xml:space="preserve">INT-007 — Partial-failure handling.</w:t>
       </w:r>
       <w:r>
-        <w:t xml:space="preserve"> </w:t>
-      </w:r>
-      <w:r>
-        <w:t xml:space="preserve">If quota is allocated but deployment/association fails, record the partial state and either compensate safely or raise a recoverable operational task.</w:t>
+        <w:t xml:space="preserve"> If quota is allocated but deployment/association fails, record the partial state and either compensate safely or raise a recoverable operational task.</w:t>
       </w:r>
     </w:p>
     <w:p>
@@ -7235,10 +5856,7 @@
         <w:t xml:space="preserve">DAT-001 — Authoritative state store.</w:t>
       </w:r>
       <w:r>
-        <w:t xml:space="preserve"> </w:t>
-      </w:r>
-      <w:r>
-        <w:t xml:space="preserve">Maintain an authoritative operational store (e.g., a storage-account table) separate from transient API responses; it becomes the input to the next region-selection cycle.</w:t>
+        <w:t xml:space="preserve"> Maintain an authoritative operational store (e.g., a storage-account table) separate from transient API responses; it becomes the input to the next region-selection cycle.</w:t>
       </w:r>
     </w:p>
     <w:p>
@@ -7253,13 +5871,7 @@
         <w:t xml:space="preserve">DAT-002 — Minimum entities.</w:t>
       </w:r>
       <w:r>
-        <w:t xml:space="preserve"> </w:t>
-      </w:r>
-      <w:r>
-        <w:t xml:space="preserve">subscriptions; regions/zones; SKUs/quota families; CRGs/reservations; provider/consumer sharing relationships; allocated/associated VMs; quota pools + subscription assignments; buffers/policies; customer seed records;</w:t>
-      </w:r>
-      <w:r>
-        <w:t xml:space="preserve"> </w:t>
+        <w:t xml:space="preserve"> subscriptions; regions/zones; SKUs/quota families; CRGs/reservations; provider/consumer sharing relationships; allocated/associated VMs; quota pools + subscription assignments; buffers/policies; customer seed records; </w:t>
       </w:r>
       <w:r>
         <w:rPr>
@@ -7284,10 +5896,7 @@
         <w:t xml:space="preserve">DAT-003 — Freshness metadata.</w:t>
       </w:r>
       <w:r>
-        <w:t xml:space="preserve"> </w:t>
-      </w:r>
-      <w:r>
-        <w:t xml:space="preserve">Every observation carries collection time, source, region, subscription, and status; derived readiness references the source observations used.</w:t>
+        <w:t xml:space="preserve"> Every observation carries collection time, source, region, subscription, and status; derived readiness references the source observations used.</w:t>
       </w:r>
     </w:p>
     <w:p>
@@ -7302,10 +5911,7 @@
         <w:t xml:space="preserve">DAT-004 — Historic state.</w:t>
       </w:r>
       <w:r>
-        <w:t xml:space="preserve"> </w:t>
-      </w:r>
-      <w:r>
-        <w:t xml:space="preserve">Retain history sufficient to explain capacity growth, quota changes, reservation cost, failed placements, DR readiness, and policy changes.</w:t>
+        <w:t xml:space="preserve"> Retain history sufficient to explain capacity growth, quota changes, reservation cost, failed placements, DR readiness, and policy changes.</w:t>
       </w:r>
     </w:p>
     <w:p>
@@ -7320,13 +5926,7 @@
         <w:t xml:space="preserve">DAT-005 — Configuration versioning.</w:t>
       </w:r>
       <w:r>
-        <w:t xml:space="preserve"> </w:t>
-      </w:r>
-      <w:r>
-        <w:t xml:space="preserve">Scope files/policies are version-controlled; each reconciliation/deployment decision records the config version used. (Reference repo:</w:t>
-      </w:r>
-      <w:r>
-        <w:t xml:space="preserve"> </w:t>
+        <w:t xml:space="preserve"> Scope files/policies are version-controlled; each reconciliation/deployment decision records the config version used. (Reference repo: </w:t>
       </w:r>
       <w:r>
         <w:rPr>
@@ -7350,10 +5950,7 @@
         <w:t xml:space="preserve">DAT-006 — Schema compatibility.</w:t>
       </w:r>
       <w:r>
-        <w:t xml:space="preserve"> </w:t>
-      </w:r>
-      <w:r>
-        <w:t xml:space="preserve">API/config schema changes are versioned and backward compatible for an approved transition period.</w:t>
+        <w:t xml:space="preserve"> API/config schema changes are versioned and backward compatible for an approved transition period.</w:t>
       </w:r>
     </w:p>
     <w:p>
@@ -7385,13 +5982,7 @@
         <w:t xml:space="preserve">OBS-001 — Core metrics.</w:t>
       </w:r>
       <w:r>
-        <w:t xml:space="preserve"> </w:t>
-      </w:r>
-      <w:r>
-        <w:t xml:space="preserve">reserved quantity; allocated VM count; associated VM count; available reserved; configured buffer; buffer deficit/surplus; quota assigned/used/available; pooled quota available; reservation utilisation %; estimated unused reservation cost; reconciliation success/failure; Azure API throttling/latency; state age; deployment blocks; DR capacity coverage;</w:t>
-      </w:r>
-      <w:r>
-        <w:t xml:space="preserve"> </w:t>
+        <w:t xml:space="preserve"> reserved quantity; allocated VM count; associated VM count; available reserved; configured buffer; buffer deficit/surplus; quota assigned/used/available; pooled quota available; reservation utilisation %; estimated unused reservation cost; reconciliation success/failure; Azure API throttling/latency; state age; deployment blocks; DR capacity coverage; </w:t>
       </w:r>
       <w:r>
         <w:rPr>
@@ -7416,13 +6007,7 @@
         <w:t xml:space="preserve">OBS-002 — Required alerts.</w:t>
       </w:r>
       <w:r>
-        <w:t xml:space="preserve"> </w:t>
-      </w:r>
-      <w:r>
-        <w:t xml:space="preserve">production buffer below target; DR bootstrap below target; quota below required/growth buffer; reservation quantity &gt; deployable quota; inability to raise a reservation (needs Microsoft); Azure throttling causing stale state; config references missing Azure resources; unauthorised/unexpected sharing; reconciliation failures; stale placement data; prolonged unused reservation cost; desired-vs-actual divergence;</w:t>
-      </w:r>
-      <w:r>
-        <w:t xml:space="preserve"> </w:t>
+        <w:t xml:space="preserve"> production buffer below target; DR bootstrap below target; quota below required/growth buffer; reservation quantity &gt; deployable quota; inability to raise a reservation (needs Microsoft); Azure throttling causing stale state; config references missing Azure resources; unauthorised/unexpected sharing; reconciliation failures; stale placement data; prolonged unused reservation cost; desired-vs-actual divergence; </w:t>
       </w:r>
       <w:r>
         <w:rPr>
@@ -7447,10 +6032,7 @@
         <w:t xml:space="preserve">OBS-003 — Alert context.</w:t>
       </w:r>
       <w:r>
-        <w:t xml:space="preserve"> </w:t>
-      </w:r>
-      <w:r>
-        <w:t xml:space="preserve">region, zone, subscription, SKU/family, environment, desired value, actual value, detection time, correlation ID, and recommended owning team.</w:t>
+        <w:t xml:space="preserve"> region, zone, subscription, SKU/family, environment, desired value, actual value, detection time, correlation ID, and recommended owning team.</w:t>
       </w:r>
     </w:p>
     <w:p>
@@ -7465,13 +6047,7 @@
         <w:t xml:space="preserve">OBS-004 — Dashboards.</w:t>
       </w:r>
       <w:r>
-        <w:t xml:space="preserve"> </w:t>
-      </w:r>
-      <w:r>
-        <w:t xml:space="preserve">regional, product, subscription, SKU, environment, and DR views; production readiness, DR readiness, quota-pool health, and idle cost separately visible;</w:t>
-      </w:r>
-      <w:r>
-        <w:t xml:space="preserve"> </w:t>
+        <w:t xml:space="preserve"> regional, product, subscription, SKU, environment, and DR views; production readiness, DR readiness, quota-pool health, and idle cost separately visible; </w:t>
       </w:r>
       <w:r>
         <w:rPr>
@@ -7496,10 +6072,7 @@
         <w:t xml:space="preserve">OBS-005 — SLO reporting.</w:t>
       </w:r>
       <w:r>
-        <w:t xml:space="preserve"> </w:t>
-      </w:r>
-      <w:r>
-        <w:t xml:space="preserve">availability, reconciliation latency, data freshness, decision latency, and failed-automation rates against approved SLOs.</w:t>
+        <w:t xml:space="preserve"> availability, reconciliation latency, data freshness, decision latency, and failed-automation rates against approved SLOs.</w:t>
       </w:r>
     </w:p>
     <w:p>
@@ -7531,10 +6104,7 @@
         <w:t xml:space="preserve">GOV-001 — Least privilege.</w:t>
       </w:r>
       <w:r>
-        <w:t xml:space="preserve"> </w:t>
-      </w:r>
-      <w:r>
-        <w:t xml:space="preserve">Workload identities receive only the roles/permissions required for inventory, quota management, reservation management, sharing, and deployment validation.</w:t>
+        <w:t xml:space="preserve"> Workload identities receive only the roles/permissions required for inventory, quota management, reservation management, sharing, and deployment validation.</w:t>
       </w:r>
     </w:p>
     <w:p>
@@ -7549,10 +6119,7 @@
         <w:t xml:space="preserve">GOV-002 — Separation of duties.</w:t>
       </w:r>
       <w:r>
-        <w:t xml:space="preserve"> </w:t>
-      </w:r>
-      <w:r>
-        <w:t xml:space="preserve">Policy approval, production execution, exception approval, and audit review are separable roles.</w:t>
+        <w:t xml:space="preserve"> Policy approval, production execution, exception approval, and audit review are separable roles.</w:t>
       </w:r>
     </w:p>
     <w:p>
@@ -7567,10 +6134,7 @@
         <w:t xml:space="preserve">GOV-003 — Scoped automation.</w:t>
       </w:r>
       <w:r>
-        <w:t xml:space="preserve"> </w:t>
-      </w:r>
-      <w:r>
-        <w:t xml:space="preserve">Automation is constrained by tenant, management group, subscription, resource group, region, zone, SKU, and the scope file.</w:t>
+        <w:t xml:space="preserve"> Automation is constrained by tenant, management group, subscription, resource group, region, zone, SKU, and the scope file.</w:t>
       </w:r>
     </w:p>
     <w:p>
@@ -7585,10 +6149,7 @@
         <w:t xml:space="preserve">GOV-004 — Change approval.</w:t>
       </w:r>
       <w:r>
-        <w:t xml:space="preserve"> </w:t>
-      </w:r>
-      <w:r>
-        <w:t xml:space="preserve">High-impact changes — reducing production protection, setting DR bootstrap to zero, deleting reservations, broad sharing, reclaiming committed quota — require approval.</w:t>
+        <w:t xml:space="preserve"> High-impact changes — reducing production protection, setting DR bootstrap to zero, deleting reservations, broad sharing, reclaiming committed quota — require approval.</w:t>
       </w:r>
     </w:p>
     <w:p>
@@ -7603,10 +6164,7 @@
         <w:t xml:space="preserve">GOV-005 — Break-glass controls.</w:t>
       </w:r>
       <w:r>
-        <w:t xml:space="preserve"> </w:t>
-      </w:r>
-      <w:r>
-        <w:t xml:space="preserve">Break-glass requires authorised identity, reason, bounded scope, expiry, and full audit logging.</w:t>
+        <w:t xml:space="preserve"> Break-glass requires authorised identity, reason, bounded scope, expiry, and full audit logging.</w:t>
       </w:r>
     </w:p>
     <w:p>
@@ -7621,10 +6179,7 @@
         <w:t xml:space="preserve">GOV-006 — Audit evidence.</w:t>
       </w:r>
       <w:r>
-        <w:t xml:space="preserve"> </w:t>
-      </w:r>
-      <w:r>
-        <w:t xml:space="preserve">Produce evidence of how production/DR capacity is maintained, how deficiencies are detected, and how changes are controlled (SOC 2-ready).</w:t>
+        <w:t xml:space="preserve"> Produce evidence of how production/DR capacity is maintained, how deficiencies are detected, and how changes are controlled (SOC 2-ready).</w:t>
       </w:r>
     </w:p>
     <w:p>
@@ -7639,10 +6194,7 @@
         <w:t xml:space="preserve">GOV-007 — Policy exceptions.</w:t>
       </w:r>
       <w:r>
-        <w:t xml:space="preserve"> </w:t>
-      </w:r>
-      <w:r>
-        <w:t xml:space="preserve">Each exception has an owner, reason, approved scope, start/expiry dates, compensating controls, and review status.</w:t>
+        <w:t xml:space="preserve"> Each exception has an owner, reason, approved scope, start/expiry dates, compensating controls, and review status.</w:t>
       </w:r>
     </w:p>
     <w:p>
@@ -7657,10 +6209,7 @@
         <w:t xml:space="preserve">GOV-008 — Secrets &amp; credentials.</w:t>
       </w:r>
       <w:r>
-        <w:t xml:space="preserve"> </w:t>
-      </w:r>
-      <w:r>
-        <w:t xml:space="preserve">No secrets in config files or logs; prefer managed/workload identity.</w:t>
+        <w:t xml:space="preserve"> No secrets in config files or logs; prefer managed/workload identity.</w:t>
       </w:r>
     </w:p>
     <w:p>
@@ -7675,10 +6224,7 @@
         <w:t xml:space="preserve">GOV-009 — Data classification.</w:t>
       </w:r>
       <w:r>
-        <w:t xml:space="preserve"> </w:t>
-      </w:r>
-      <w:r>
-        <w:t xml:space="preserve">Customer placement/workload metadata is classified and protected per enterprise standards; telemetry avoids unnecessary customer-sensitive content.</w:t>
+        <w:t xml:space="preserve"> Customer placement/workload metadata is classified and protected per enterprise standards; telemetry avoids unnecessary customer-sensitive content.</w:t>
       </w:r>
     </w:p>
     <w:p>
@@ -7710,13 +6256,7 @@
         <w:t xml:space="preserve">NFR-001 — Availability.</w:t>
       </w:r>
       <w:r>
-        <w:t xml:space="preserve"> </w:t>
-      </w:r>
-      <w:r>
-        <w:t xml:space="preserve">The capacity decision path is not an uncontrolled single point of failure for production provisioning; degraded-mode behaviour is defined.</w:t>
-      </w:r>
-      <w:r>
-        <w:t xml:space="preserve"> </w:t>
+        <w:t xml:space="preserve"> The capacity decision path is not an uncontrolled single point of failure for production provisioning; degraded-mode behaviour is defined. </w:t>
       </w:r>
       <w:r>
         <w:rPr>
@@ -7726,13 +6266,7 @@
         <w:t xml:space="preserve">NFR-002 — Consistency.</w:t>
       </w:r>
       <w:r>
-        <w:t xml:space="preserve"> </w:t>
-      </w:r>
-      <w:r>
-        <w:t xml:space="preserve">Concurrency control prevents double-committing capacity/quota.</w:t>
-      </w:r>
-      <w:r>
-        <w:t xml:space="preserve"> </w:t>
+        <w:t xml:space="preserve"> Concurrency control prevents double-committing capacity/quota. </w:t>
       </w:r>
       <w:r>
         <w:rPr>
@@ -7742,13 +6276,7 @@
         <w:t xml:space="preserve">NFR-003 — Performance.</w:t>
       </w:r>
       <w:r>
-        <w:t xml:space="preserve"> </w:t>
-      </w:r>
-      <w:r>
-        <w:t xml:space="preserve">Readiness responses meet an approved latency target; long Azure changes return a tracked operation state rather than blocking.</w:t>
-      </w:r>
-      <w:r>
-        <w:t xml:space="preserve"> </w:t>
+        <w:t xml:space="preserve"> Readiness responses meet an approved latency target; long Azure changes return a tracked operation state rather than blocking. </w:t>
       </w:r>
       <w:r>
         <w:rPr>
@@ -7758,13 +6286,7 @@
         <w:t xml:space="preserve">NFR-004 — Scale.</w:t>
       </w:r>
       <w:r>
-        <w:t xml:space="preserve"> </w:t>
-      </w:r>
-      <w:r>
-        <w:t xml:space="preserve">Operates across</w:t>
-      </w:r>
-      <w:r>
-        <w:t xml:space="preserve"> </w:t>
+        <w:t xml:space="preserve"> Operates across </w:t>
       </w:r>
       <w:r>
         <w:rPr>
@@ -7774,13 +6296,7 @@
         <w:t xml:space="preserve">hundreds</w:t>
       </w:r>
       <w:r>
-        <w:t xml:space="preserve"> </w:t>
-      </w:r>
-      <w:r>
-        <w:t xml:space="preserve">of subscriptions, multiple regions/zones, VM families, products, and seed records.</w:t>
-      </w:r>
-      <w:r>
-        <w:t xml:space="preserve"> </w:t>
+        <w:t xml:space="preserve"> of subscriptions, multiple regions/zones, VM families, products, and seed records. </w:t>
       </w:r>
       <w:r>
         <w:rPr>
@@ -7790,13 +6306,7 @@
         <w:t xml:space="preserve">NFR-005 — API-throttling resilience.</w:t>
       </w:r>
       <w:r>
-        <w:t xml:space="preserve"> </w:t>
-      </w:r>
-      <w:r>
-        <w:t xml:space="preserve">Use batching, caching, backoff, jitter, retry limits, and per-scope rate control; avoid API storms during a regional event.</w:t>
-      </w:r>
-      <w:r>
-        <w:t xml:space="preserve"> </w:t>
+        <w:t xml:space="preserve"> Use batching, caching, backoff, jitter, retry limits, and per-scope rate control; avoid API storms during a regional event. </w:t>
       </w:r>
       <w:r>
         <w:rPr>
@@ -7806,13 +6316,7 @@
         <w:t xml:space="preserve">NFR-006 — Recoverability.</w:t>
       </w:r>
       <w:r>
-        <w:t xml:space="preserve"> </w:t>
-      </w:r>
-      <w:r>
-        <w:t xml:space="preserve">State store, config, and audit trail support backup/restore and reconstruction of desired state.</w:t>
-      </w:r>
-      <w:r>
-        <w:t xml:space="preserve"> </w:t>
+        <w:t xml:space="preserve"> State store, config, and audit trail support backup/restore and reconstruction of desired state. </w:t>
       </w:r>
       <w:r>
         <w:rPr>
@@ -7822,13 +6326,7 @@
         <w:t xml:space="preserve">NFR-007 — Idempotency.</w:t>
       </w:r>
       <w:r>
-        <w:t xml:space="preserve"> </w:t>
-      </w:r>
-      <w:r>
-        <w:t xml:space="preserve">All mutating operations are idempotent or protected by a durable operation key.</w:t>
-      </w:r>
-      <w:r>
-        <w:t xml:space="preserve"> </w:t>
+        <w:t xml:space="preserve"> All mutating operations are idempotent or protected by a durable operation key. </w:t>
       </w:r>
       <w:r>
         <w:rPr>
@@ -7838,13 +6336,7 @@
         <w:t xml:space="preserve">NFR-008 — Testability.</w:t>
       </w:r>
       <w:r>
-        <w:t xml:space="preserve"> </w:t>
-      </w:r>
-      <w:r>
-        <w:t xml:space="preserve">Policies, formulas, reconciliation, weighting, failover distribution, and compensation are independently testable.</w:t>
-      </w:r>
-      <w:r>
-        <w:t xml:space="preserve"> </w:t>
+        <w:t xml:space="preserve"> Policies, formulas, reconciliation, weighting, failover distribution, and compensation are independently testable. </w:t>
       </w:r>
       <w:r>
         <w:rPr>
@@ -7854,13 +6346,7 @@
         <w:t xml:space="preserve">NFR-009 — Simulation mode.</w:t>
       </w:r>
       <w:r>
-        <w:t xml:space="preserve"> </w:t>
-      </w:r>
-      <w:r>
-        <w:t xml:space="preserve">Support read-only/dry-run showing intended reservation/quota/placement/cost changes without applying them — including</w:t>
-      </w:r>
-      <w:r>
-        <w:t xml:space="preserve"> </w:t>
+        <w:t xml:space="preserve"> Support read-only/dry-run showing intended reservation/quota/placement/cost changes without applying them — including </w:t>
       </w:r>
       <w:r>
         <w:rPr>
@@ -7870,13 +6356,7 @@
         <w:t xml:space="preserve">DR failover simulation</w:t>
       </w:r>
       <w:r>
-        <w:t xml:space="preserve"> </w:t>
-      </w:r>
-      <w:r>
-        <w:t xml:space="preserve">per 12A.</w:t>
-      </w:r>
-      <w:r>
-        <w:t xml:space="preserve"> </w:t>
+        <w:t xml:space="preserve"> per 12A. </w:t>
       </w:r>
       <w:r>
         <w:rPr>
@@ -7886,10 +6366,7 @@
         <w:t xml:space="preserve">NFR-010 — Explainability.</w:t>
       </w:r>
       <w:r>
-        <w:t xml:space="preserve"> </w:t>
-      </w:r>
-      <w:r>
-        <w:t xml:space="preserve">Every decision exposes policy inputs, state snapshot, formula, and reason code.</w:t>
+        <w:t xml:space="preserve"> Every decision exposes policy inputs, state snapshot, formula, and reason code.</w:t>
       </w:r>
     </w:p>
     <w:p>
@@ -7921,13 +6398,7 @@
         <w:t xml:space="preserve">OPS-001 — Runbooks</w:t>
       </w:r>
       <w:r>
-        <w:t xml:space="preserve"> </w:t>
-      </w:r>
-      <w:r>
-        <w:t xml:space="preserve">for: production buffer deficit; quota exhaustion; reservation scale-up failure; stale state; deployment blocked by missing reservation; DR declaration; CVAL shutdown/disassociation; quota allocation to DR; reservation sharing activation/revocation; reconciliation rollback/pause; manual emergency override; regional recovery and failback;</w:t>
-      </w:r>
-      <w:r>
-        <w:t xml:space="preserve"> </w:t>
+        <w:t xml:space="preserve"> for: production buffer deficit; quota exhaustion; reservation scale-up failure; stale state; deployment blocked by missing reservation; DR declaration; CVAL shutdown/disassociation; quota allocation to DR; reservation sharing activation/revocation; reconciliation rollback/pause; manual emergency override; regional recovery and failback; </w:t>
       </w:r>
       <w:r>
         <w:rPr>
@@ -7937,10 +6408,7 @@
         <w:t xml:space="preserve">standby DR activation sequence (DR-019)</w:t>
       </w:r>
       <w:r>
-        <w:t xml:space="preserve">.</w:t>
-      </w:r>
-      <w:r>
-        <w:t xml:space="preserve"> </w:t>
+        <w:t xml:space="preserve">. </w:t>
       </w:r>
       <w:r>
         <w:rPr>
@@ -7950,13 +6418,7 @@
         <w:t xml:space="preserve">OPS-002 — Safe pause.</w:t>
       </w:r>
       <w:r>
-        <w:t xml:space="preserve"> </w:t>
-      </w:r>
-      <w:r>
-        <w:t xml:space="preserve">Operators can pause mutation while retaining inventory and alerting.</w:t>
-      </w:r>
-      <w:r>
-        <w:t xml:space="preserve"> </w:t>
+        <w:t xml:space="preserve"> Operators can pause mutation while retaining inventory and alerting. </w:t>
       </w:r>
       <w:r>
         <w:rPr>
@@ -7966,13 +6428,7 @@
         <w:t xml:space="preserve">OPS-003 — Manual override.</w:t>
       </w:r>
       <w:r>
-        <w:t xml:space="preserve"> </w:t>
-      </w:r>
-      <w:r>
-        <w:t xml:space="preserve">Authorised operators set temporary desired values with expiry + reason; the engine never overwrites an active approved override.</w:t>
-      </w:r>
-      <w:r>
-        <w:t xml:space="preserve"> </w:t>
+        <w:t xml:space="preserve"> Authorised operators set temporary desired values with expiry + reason; the engine never overwrites an active approved override. </w:t>
       </w:r>
       <w:r>
         <w:rPr>
@@ -7982,13 +6438,7 @@
         <w:t xml:space="preserve">OPS-004 — Maintenance-window awareness.</w:t>
       </w:r>
       <w:r>
-        <w:t xml:space="preserve"> </w:t>
-      </w:r>
-      <w:r>
-        <w:t xml:space="preserve">Planned maintenance changing VM allocation/association is visible to the engine to avoid inappropriate scaling or alert noise.</w:t>
-      </w:r>
-      <w:r>
-        <w:t xml:space="preserve"> </w:t>
+        <w:t xml:space="preserve"> Planned maintenance changing VM allocation/association is visible to the engine to avoid inappropriate scaling or alert noise. </w:t>
       </w:r>
       <w:r>
         <w:rPr>
@@ -7998,10 +6448,7 @@
         <w:t xml:space="preserve">OPS-005 — Ownership.</w:t>
       </w:r>
       <w:r>
-        <w:t xml:space="preserve"> </w:t>
-      </w:r>
-      <w:r>
-        <w:t xml:space="preserve">Every region, subscription, reservation scope, quota pool, alert, and exception has an owning team and escalation route.</w:t>
+        <w:t xml:space="preserve"> Every region, subscription, reservation scope, quota pool, alert, and exception has an owning team and escalation route.</w:t>
       </w:r>
     </w:p>
     <w:p>
@@ -8050,10 +6497,7 @@
         <w:pStyle w:val="Compact"/>
       </w:pPr>
       <w:r>
-        <w:t xml:space="preserve">Engine computes</w:t>
-      </w:r>
-      <w:r>
-        <w:t xml:space="preserve"> </w:t>
+        <w:t xml:space="preserve">Engine computes </w:t>
       </w:r>
       <w:r>
         <w:rPr>
@@ -8062,10 +6506,7 @@
         <w:t xml:space="preserve">allocated + buffer</w:t>
       </w:r>
       <w:r>
-        <w:t xml:space="preserve"> </w:t>
-      </w:r>
-      <w:r>
-        <w:t xml:space="preserve">and reconciles reservation quantity.</w:t>
+        <w:t xml:space="preserve"> and reconciles reservation quantity.</w:t>
       </w:r>
     </w:p>
     <w:p>
@@ -8089,10 +6530,7 @@
         <w:pStyle w:val="Compact"/>
       </w:pPr>
       <w:r>
-        <w:t xml:space="preserve">Detects a missing Azure reservation referenced in config</w:t>
-      </w:r>
-      <w:r>
-        <w:t xml:space="preserve"> </w:t>
+        <w:t xml:space="preserve">Detects a missing Azure reservation referenced in config </w:t>
       </w:r>
       <w:r>
         <w:rPr>
@@ -8102,10 +6540,7 @@
         <w:t xml:space="preserve">before</w:t>
       </w:r>
       <w:r>
-        <w:t xml:space="preserve"> </w:t>
-      </w:r>
-      <w:r>
-        <w:t xml:space="preserve">production deployment.</w:t>
+        <w:t xml:space="preserve"> production deployment.</w:t>
       </w:r>
     </w:p>
     <w:p>
@@ -8177,10 +6612,7 @@
         <w:pStyle w:val="Compact"/>
       </w:pPr>
       <w:r>
-        <w:t xml:space="preserve">Simulates a single-region DR event and computes</w:t>
-      </w:r>
-      <w:r>
-        <w:t xml:space="preserve"> </w:t>
+        <w:t xml:space="preserve">Simulates a single-region DR event and computes </w:t>
       </w:r>
       <w:r>
         <w:rPr>
@@ -8309,10 +6741,7 @@
         <w:t xml:space="preserve">allocated + buffer</w:t>
       </w:r>
       <w:r>
-        <w:t xml:space="preserve">) · missing-resource validation · alerts, audit logging, dashboards, dry-run · AEP readiness API.</w:t>
-      </w:r>
-      <w:r>
-        <w:t xml:space="preserve"> </w:t>
+        <w:t xml:space="preserve">) · missing-resource validation · alerts, audit logging, dashboards, dry-run · AEP readiness API. </w:t>
       </w:r>
       <w:r>
         <w:rPr>
@@ -8322,10 +6751,7 @@
         <w:t xml:space="preserve">Objective:</w:t>
       </w:r>
       <w:r>
-        <w:t xml:space="preserve"> </w:t>
-      </w:r>
-      <w:r>
-        <w:t xml:space="preserve">protect production first.</w:t>
+        <w:t xml:space="preserve"> protect production first.</w:t>
       </w:r>
     </w:p>
     <w:bookmarkEnd w:id="50"/>
@@ -8343,10 +6769,7 @@
         <w:pStyle w:val="FirstParagraph"/>
       </w:pPr>
       <w:r>
-        <w:t xml:space="preserve">Quota-group inventory · dynamic allocation &amp; reclamation · production growth buffer · quota-request workflow · correlated quota–reservation readiness.</w:t>
-      </w:r>
-      <w:r>
-        <w:t xml:space="preserve"> </w:t>
+        <w:t xml:space="preserve">Quota-group inventory · dynamic allocation &amp; reclamation · production growth buffer · quota-request workflow · correlated quota–reservation readiness. </w:t>
       </w:r>
       <w:r>
         <w:rPr>
@@ -8356,10 +6779,7 @@
         <w:t xml:space="preserve">Objective:</w:t>
       </w:r>
       <w:r>
-        <w:t xml:space="preserve"> </w:t>
-      </w:r>
-      <w:r>
-        <w:t xml:space="preserve">treat quota as a centrally governed resource (quota-as-governor).</w:t>
+        <w:t xml:space="preserve"> treat quota as a centrally governed resource (quota-as-governor).</w:t>
       </w:r>
     </w:p>
     <w:bookmarkEnd w:id="51"/>
@@ -8377,10 +6797,7 @@
         <w:pStyle w:val="FirstParagraph"/>
       </w:pPr>
       <w:r>
-        <w:t xml:space="preserve">Exact production-region input · seed-record creation &amp; reuse · CVAL/DR weighted placement ·</w:t>
-      </w:r>
-      <w:r>
-        <w:t xml:space="preserve"> </w:t>
+        <w:t xml:space="preserve">Exact production-region input · seed-record creation &amp; reuse · CVAL/DR weighted placement · </w:t>
       </w:r>
       <w:r>
         <w:rPr>
@@ -8390,13 +6807,7 @@
         <w:t xml:space="preserve">CVAL/DR co-location (PLC-010)</w:t>
       </w:r>
       <w:r>
-        <w:t xml:space="preserve"> </w:t>
-      </w:r>
-      <w:r>
-        <w:t xml:space="preserve">· concurrent-deployment controls · capacity commitment workflow.</w:t>
-      </w:r>
-      <w:r>
-        <w:t xml:space="preserve"> </w:t>
+        <w:t xml:space="preserve"> · concurrent-deployment controls · capacity commitment workflow. </w:t>
       </w:r>
       <w:r>
         <w:rPr>
@@ -8406,10 +6817,7 @@
         <w:t xml:space="preserve">Objective:</w:t>
       </w:r>
       <w:r>
-        <w:t xml:space="preserve"> </w:t>
-      </w:r>
-      <w:r>
-        <w:t xml:space="preserve">deterministic customer placement.</w:t>
+        <w:t xml:space="preserve"> deterministic customer placement.</w:t>
       </w:r>
     </w:p>
     <w:bookmarkEnd w:id="52"/>
@@ -8427,10 +6835,7 @@
         <w:pStyle w:val="FirstParagraph"/>
       </w:pPr>
       <w:r>
-        <w:t xml:space="preserve">Destination workload distribution ·</w:t>
-      </w:r>
-      <w:r>
-        <w:t xml:space="preserve"> </w:t>
+        <w:t xml:space="preserve">Destination workload distribution · </w:t>
       </w:r>
       <w:r>
         <w:rPr>
@@ -8440,13 +6845,7 @@
         <w:t xml:space="preserve">source→destination DR index (DR-018)</w:t>
       </w:r>
       <w:r>
-        <w:t xml:space="preserve"> </w:t>
-      </w:r>
-      <w:r>
-        <w:t xml:space="preserve">·</w:t>
-      </w:r>
-      <w:r>
-        <w:t xml:space="preserve"> </w:t>
+        <w:t xml:space="preserve"> · </w:t>
       </w:r>
       <w:r>
         <w:rPr>
@@ -8456,13 +6855,7 @@
         <w:t xml:space="preserve">reciprocal multi-source hosting (DR-016)</w:t>
       </w:r>
       <w:r>
-        <w:t xml:space="preserve"> </w:t>
-      </w:r>
-      <w:r>
-        <w:t xml:space="preserve">·</w:t>
-      </w:r>
-      <w:r>
-        <w:t xml:space="preserve"> </w:t>
+        <w:t xml:space="preserve"> · </w:t>
       </w:r>
       <w:r>
         <w:rPr>
@@ -8472,13 +6865,7 @@
         <w:t xml:space="preserve">max-not-sum sizing (DR-017)</w:t>
       </w:r>
       <w:r>
-        <w:t xml:space="preserve"> </w:t>
-      </w:r>
-      <w:r>
-        <w:t xml:space="preserve">· CVAL release modelling · bootstrap &amp; recovery waves ·</w:t>
-      </w:r>
-      <w:r>
-        <w:t xml:space="preserve"> </w:t>
+        <w:t xml:space="preserve"> · CVAL release modelling · bootstrap &amp; recovery waves · </w:t>
       </w:r>
       <w:r>
         <w:rPr>
@@ -8488,13 +6875,7 @@
         <w:t xml:space="preserve">standby activation (DR-019)</w:t>
       </w:r>
       <w:r>
-        <w:t xml:space="preserve"> </w:t>
-      </w:r>
-      <w:r>
-        <w:t xml:space="preserve">· DR declaration workflow · capacity sharing + DR quota allocation (post-POC) · DR simulation &amp; compliance evidence.</w:t>
-      </w:r>
-      <w:r>
-        <w:t xml:space="preserve"> </w:t>
+        <w:t xml:space="preserve"> · DR declaration workflow · capacity sharing + DR quota allocation (post-POC) · DR simulation &amp; compliance evidence. </w:t>
       </w:r>
       <w:r>
         <w:rPr>
@@ -8504,10 +6885,7 @@
         <w:t xml:space="preserve">Objective:</w:t>
       </w:r>
       <w:r>
-        <w:t xml:space="preserve"> </w:t>
-      </w:r>
-      <w:r>
-        <w:t xml:space="preserve">enterprise-scale DR capacity governance.</w:t>
+        <w:t xml:space="preserve"> enterprise-scale DR capacity governance.</w:t>
       </w:r>
     </w:p>
     <w:p>
@@ -8634,22 +7012,7 @@
               <w:jc w:val="left"/>
             </w:pPr>
             <w:r>
-              <w:t xml:space="preserve">Lean,</w:t>
-            </w:r>
-            <w:r>
-              <w:t xml:space="preserve"> </w:t>
-            </w:r>
-            <w:r>
-              <w:t xml:space="preserve">“</w:t>
-            </w:r>
-            <w:r>
-              <w:t xml:space="preserve">enough to bootstrap</w:t>
-            </w:r>
-            <w:r>
-              <w:t xml:space="preserve">”</w:t>
-            </w:r>
-            <w:r>
-              <w:t xml:space="preserve">; discussed 30–40% → 10–20% → ~5% → used-is-free</w:t>
+              <w:t>Lean, “enough to bootstrap”; discussed 30–40% → 10–20% → ~5% → used-is-free</w:t>
             </w:r>
           </w:p>
         </w:tc>
@@ -9054,10 +7417,7 @@
               <w:jc w:val="left"/>
             </w:pPr>
             <w:r>
-              <w:t xml:space="preserve">NA + Europe focus; restricted/standard classes;</w:t>
-            </w:r>
-            <w:r>
-              <w:t xml:space="preserve"> </w:t>
+              <w:t xml:space="preserve">NA + Europe focus; restricted/standard classes; </w:t>
             </w:r>
             <w:r>
               <w:rPr>
@@ -9241,10 +7601,7 @@
               <w:t xml:space="preserve">Max over non-concurrent sources</w:t>
             </w:r>
             <w:r>
-              <w:t xml:space="preserve"> </w:t>
-            </w:r>
-            <w:r>
-              <w:t xml:space="preserve">(DR-017); sum available as conservative override</w:t>
+              <w:t xml:space="preserve"> (DR-017); sum available as conservative override</w:t>
             </w:r>
           </w:p>
         </w:tc>
@@ -9360,10 +7717,7 @@
               <w:jc w:val="left"/>
             </w:pPr>
             <w:r>
-              <w:t xml:space="preserve">Capacity Reservation</w:t>
-            </w:r>
-            <w:r>
-              <w:t xml:space="preserve"> </w:t>
+              <w:t xml:space="preserve">Capacity Reservation </w:t>
             </w:r>
             <w:r>
               <w:rPr>
@@ -9382,10 +7736,7 @@
               <w:jc w:val="left"/>
             </w:pPr>
             <w:r>
-              <w:t xml:space="preserve">Confirm whether the</w:t>
-            </w:r>
-            <w:r>
-              <w:t xml:space="preserve"> </w:t>
+              <w:t xml:space="preserve">Confirm whether the </w:t>
             </w:r>
             <w:r>
               <w:rPr>
@@ -9395,13 +7746,7 @@
               <w:t xml:space="preserve">consumer</w:t>
             </w:r>
             <w:r>
-              <w:t xml:space="preserve"> </w:t>
-            </w:r>
-            <w:r>
-              <w:t xml:space="preserve">subscription must hold the quota when consuming a shared reservation; document observed Azure behaviour.</w:t>
-            </w:r>
-            <w:r>
-              <w:t xml:space="preserve"> </w:t>
+              <w:t xml:space="preserve"> subscription must hold the quota when consuming a shared reservation; document observed Azure behaviour. </w:t>
             </w:r>
             <w:r>
               <w:rPr>
@@ -9437,10 +7782,7 @@
               <w:jc w:val="left"/>
             </w:pPr>
             <w:r>
-              <w:t xml:space="preserve">Sharing</w:t>
-            </w:r>
-            <w:r>
-              <w:t xml:space="preserve"> </w:t>
+              <w:t xml:space="preserve">Sharing </w:t>
             </w:r>
             <w:r>
               <w:rPr>
@@ -10145,10 +8487,7 @@
         <w:t xml:space="preserve">Only one region in a geography fails at a time</w:t>
       </w:r>
       <w:r>
-        <w:t xml:space="preserve"> </w:t>
-      </w:r>
-      <w:r>
-        <w:t xml:space="preserve">— the basis for max-not-sum DR sizing (DR-001/DR-017).</w:t>
+        <w:t xml:space="preserve"> — the basis for max-not-sum DR sizing (DR-001/DR-017).</w:t>
       </w:r>
     </w:p>
     <w:bookmarkEnd w:id="57"/>
@@ -10587,10 +8926,7 @@
         <w:pStyle w:val="FirstParagraph"/>
       </w:pPr>
       <w:r>
-        <w:t xml:space="preserve">The approved direction is a</w:t>
-      </w:r>
-      <w:r>
-        <w:t xml:space="preserve"> </w:t>
+        <w:t xml:space="preserve">The approved direction is a </w:t>
       </w:r>
       <w:r>
         <w:rPr>
@@ -10612,10 +8948,7 @@
         <w:pStyle w:val="Compact"/>
       </w:pPr>
       <w:r>
-        <w:t xml:space="preserve">protect production with</w:t>
-      </w:r>
-      <w:r>
-        <w:t xml:space="preserve"> </w:t>
+        <w:t xml:space="preserve">protect production with </w:t>
       </w:r>
       <w:r>
         <w:rPr>
@@ -10625,10 +8958,7 @@
         <w:t xml:space="preserve">configurable</w:t>
       </w:r>
       <w:r>
-        <w:t xml:space="preserve"> </w:t>
-      </w:r>
-      <w:r>
-        <w:t xml:space="preserve">reservation and quota buffers;</w:t>
+        <w:t xml:space="preserve"> reservation and quota buffers;</w:t>
       </w:r>
     </w:p>
     <w:p>
@@ -10640,10 +8970,7 @@
         <w:pStyle w:val="Compact"/>
       </w:pPr>
       <w:r>
-        <w:t xml:space="preserve">base reservations on</w:t>
-      </w:r>
-      <w:r>
-        <w:t xml:space="preserve"> </w:t>
+        <w:t xml:space="preserve">base reservations on </w:t>
       </w:r>
       <w:r>
         <w:rPr>
@@ -10665,10 +8992,7 @@
         <w:pStyle w:val="Compact"/>
       </w:pPr>
       <w:r>
-        <w:t xml:space="preserve">manage quota and reservations</w:t>
-      </w:r>
-      <w:r>
-        <w:t xml:space="preserve"> </w:t>
+        <w:t xml:space="preserve">manage quota and reservations </w:t>
       </w:r>
       <w:r>
         <w:rPr>
@@ -10678,10 +9002,7 @@
         <w:t xml:space="preserve">separately</w:t>
       </w:r>
       <w:r>
-        <w:t xml:space="preserve"> </w:t>
-      </w:r>
-      <w:r>
-        <w:t xml:space="preserve">but correlate them before deployment;</w:t>
+        <w:t xml:space="preserve"> but correlate them before deployment;</w:t>
       </w:r>
     </w:p>
     <w:p>
@@ -10700,10 +9021,7 @@
         <w:t xml:space="preserve">pool and allocate</w:t>
       </w:r>
       <w:r>
-        <w:t xml:space="preserve"> </w:t>
-      </w:r>
-      <w:r>
-        <w:t xml:space="preserve">quota under central governance (quota-as-governor);</w:t>
+        <w:t xml:space="preserve"> quota under central governance (quota-as-governor);</w:t>
       </w:r>
     </w:p>
     <w:p>
@@ -10715,10 +9033,7 @@
         <w:pStyle w:val="Compact"/>
       </w:pPr>
       <w:r>
-        <w:t xml:space="preserve">maintain a</w:t>
-      </w:r>
-      <w:r>
-        <w:t xml:space="preserve"> </w:t>
+        <w:t xml:space="preserve">maintain a </w:t>
       </w:r>
       <w:r>
         <w:rPr>
@@ -10728,10 +9043,7 @@
         <w:t xml:space="preserve">minimal, approved DR bootstrap</w:t>
       </w:r>
       <w:r>
-        <w:t xml:space="preserve"> </w:t>
-      </w:r>
-      <w:r>
-        <w:t xml:space="preserve">rather than a full production copy;</w:t>
+        <w:t xml:space="preserve"> rather than a full production copy;</w:t>
       </w:r>
     </w:p>
     <w:p>
@@ -10743,10 +9055,7 @@
         <w:pStyle w:val="Compact"/>
       </w:pPr>
       <w:r>
-        <w:t xml:space="preserve">use</w:t>
-      </w:r>
-      <w:r>
-        <w:t xml:space="preserve"> </w:t>
+        <w:t xml:space="preserve">use </w:t>
       </w:r>
       <w:r>
         <w:rPr>
@@ -10756,13 +9065,7 @@
         <w:t xml:space="preserve">CVAL and distributed regional capacity</w:t>
       </w:r>
       <w:r>
-        <w:t xml:space="preserve"> </w:t>
-      </w:r>
-      <w:r>
-        <w:t xml:space="preserve">to support single-region failover, with</w:t>
-      </w:r>
-      <w:r>
-        <w:t xml:space="preserve"> </w:t>
+        <w:t xml:space="preserve"> to support single-region failover, with </w:t>
       </w:r>
       <w:r>
         <w:rPr>
@@ -10772,13 +9075,7 @@
         <w:t xml:space="preserve">reciprocal multi-source hosting</w:t>
       </w:r>
       <w:r>
-        <w:t xml:space="preserve"> </w:t>
-      </w:r>
-      <w:r>
-        <w:t xml:space="preserve">and</w:t>
-      </w:r>
-      <w:r>
-        <w:t xml:space="preserve"> </w:t>
+        <w:t xml:space="preserve"> and </w:t>
       </w:r>
       <w:r>
         <w:rPr>
@@ -10800,10 +9097,7 @@
         <w:pStyle w:val="Compact"/>
       </w:pPr>
       <w:r>
-        <w:t xml:space="preserve">provide</w:t>
-      </w:r>
-      <w:r>
-        <w:t xml:space="preserve"> </w:t>
+        <w:t xml:space="preserve">provide </w:t>
       </w:r>
       <w:r>
         <w:rPr>
@@ -10813,10 +9107,7 @@
         <w:t xml:space="preserve">fresh state</w:t>
       </w:r>
       <w:r>
-        <w:t xml:space="preserve"> </w:t>
-      </w:r>
-      <w:r>
-        <w:t xml:space="preserve">to region selection and AEP;</w:t>
+        <w:t xml:space="preserve"> to region selection and AEP;</w:t>
       </w:r>
     </w:p>
     <w:p>
@@ -10828,10 +9119,7 @@
         <w:pStyle w:val="Compact"/>
       </w:pPr>
       <w:r>
-        <w:t xml:space="preserve">persist an authoritative</w:t>
-      </w:r>
-      <w:r>
-        <w:t xml:space="preserve"> </w:t>
+        <w:t xml:space="preserve">persist an authoritative </w:t>
       </w:r>
       <w:r>
         <w:rPr>
@@ -10841,13 +9129,7 @@
         <w:t xml:space="preserve">customer placement seed</w:t>
       </w:r>
       <w:r>
-        <w:t xml:space="preserve"> </w:t>
-      </w:r>
-      <w:r>
-        <w:t xml:space="preserve">and a</w:t>
-      </w:r>
-      <w:r>
-        <w:t xml:space="preserve"> </w:t>
+        <w:t xml:space="preserve"> and a </w:t>
       </w:r>
       <w:r>
         <w:rPr>
@@ -10869,10 +9151,7 @@
         <w:pStyle w:val="Compact"/>
       </w:pPr>
       <w:r>
-        <w:t xml:space="preserve">support</w:t>
-      </w:r>
-      <w:r>
-        <w:t xml:space="preserve"> </w:t>
+        <w:t xml:space="preserve">support </w:t>
       </w:r>
       <w:r>
         <w:rPr>
@@ -10882,10 +9161,7 @@
         <w:t xml:space="preserve">reservation sharing</w:t>
       </w:r>
       <w:r>
-        <w:t xml:space="preserve"> </w:t>
-      </w:r>
-      <w:r>
-        <w:t xml:space="preserve">only after POC + enterprise approval;</w:t>
+        <w:t xml:space="preserve"> only after POC + enterprise approval;</w:t>
       </w:r>
     </w:p>
     <w:p>
@@ -10897,10 +9173,7 @@
         <w:pStyle w:val="Compact"/>
       </w:pPr>
       <w:r>
-        <w:t xml:space="preserve">prevent</w:t>
-      </w:r>
-      <w:r>
-        <w:t xml:space="preserve"> </w:t>
+        <w:t xml:space="preserve">prevent </w:t>
       </w:r>
       <w:r>
         <w:rPr>
@@ -10910,10 +9183,7 @@
         <w:t xml:space="preserve">stale, double-committed, or unaudited</w:t>
       </w:r>
       <w:r>
-        <w:t xml:space="preserve"> </w:t>
-      </w:r>
-      <w:r>
-        <w:t xml:space="preserve">decisions;</w:t>
+        <w:t xml:space="preserve"> decisions;</w:t>
       </w:r>
     </w:p>
     <w:p>
@@ -10925,10 +9195,7 @@
         <w:pStyle w:val="Compact"/>
       </w:pPr>
       <w:r>
-        <w:t xml:space="preserve">expose</w:t>
-      </w:r>
-      <w:r>
-        <w:t xml:space="preserve"> </w:t>
+        <w:t xml:space="preserve">expose </w:t>
       </w:r>
       <w:r>
         <w:rPr>
@@ -10938,10 +9205,7 @@
         <w:t xml:space="preserve">cost, readiness, risk, and compliance</w:t>
       </w:r>
       <w:r>
-        <w:t xml:space="preserve"> </w:t>
-      </w:r>
-      <w:r>
-        <w:t xml:space="preserve">evidence; and</w:t>
+        <w:t xml:space="preserve"> evidence; and</w:t>
       </w:r>
     </w:p>
     <w:p>
@@ -10953,10 +9217,7 @@
         <w:pStyle w:val="Compact"/>
       </w:pPr>
       <w:r>
-        <w:t xml:space="preserve">retain</w:t>
-      </w:r>
-      <w:r>
-        <w:t xml:space="preserve"> </w:t>
+        <w:t xml:space="preserve">retain </w:t>
       </w:r>
       <w:r>
         <w:rPr>
@@ -10966,10 +9227,7 @@
         <w:t xml:space="preserve">configuration flexibility</w:t>
       </w:r>
       <w:r>
-        <w:t xml:space="preserve"> </w:t>
-      </w:r>
-      <w:r>
-        <w:t xml:space="preserve">because regional, legal, product, and business policies change.</w:t>
+        <w:t xml:space="preserve"> because regional, legal, product, and business policies change.</w:t>
       </w:r>
     </w:p>
     <w:p>
@@ -10977,10 +9235,7 @@
         <w:pStyle w:val="FirstParagraph"/>
       </w:pPr>
       <w:r>
-        <w:t xml:space="preserve">The remaining major architectural risks are</w:t>
-      </w:r>
-      <w:r>
-        <w:t xml:space="preserve"> </w:t>
+        <w:t xml:space="preserve">The remaining major architectural risks are </w:t>
       </w:r>
       <w:r>
         <w:rPr>
@@ -10990,10 +9245,7 @@
         <w:t xml:space="preserve">Capacity Reservation Sharing behaviour (POC-001)</w:t>
       </w:r>
       <w:r>
-        <w:t xml:space="preserve">,</w:t>
-      </w:r>
-      <w:r>
-        <w:t xml:space="preserve"> </w:t>
+        <w:t xml:space="preserve">, </w:t>
       </w:r>
       <w:r>
         <w:rPr>
@@ -11003,10 +9255,7 @@
         <w:t xml:space="preserve">DR subscription topology (POC-006)</w:t>
       </w:r>
       <w:r>
-        <w:t xml:space="preserve">,</w:t>
-      </w:r>
-      <w:r>
-        <w:t xml:space="preserve"> </w:t>
+        <w:t xml:space="preserve">, </w:t>
       </w:r>
       <w:r>
         <w:rPr>
@@ -11016,10 +9265,7 @@
         <w:t xml:space="preserve">bootstrap sizing (POC-007)</w:t>
       </w:r>
       <w:r>
-        <w:t xml:space="preserve">,</w:t>
-      </w:r>
-      <w:r>
-        <w:t xml:space="preserve"> </w:t>
+        <w:t xml:space="preserve">, </w:t>
       </w:r>
       <w:r>
         <w:rPr>
@@ -11029,10 +9275,7 @@
         <w:t xml:space="preserve">max-not-sum overcommit safety (POC-011)</w:t>
       </w:r>
       <w:r>
-        <w:t xml:space="preserve">, and</w:t>
-      </w:r>
-      <w:r>
-        <w:t xml:space="preserve"> </w:t>
+        <w:t xml:space="preserve">, and </w:t>
       </w:r>
       <w:r>
         <w:rPr>
@@ -11239,13 +9482,7 @@
         <w:t xml:space="preserve">Rationale:</w:t>
       </w:r>
       <w:r>
-        <w:t xml:space="preserve"> </w:t>
-      </w:r>
-      <w:r>
-        <w:t xml:space="preserve">under the single-region-failure assumption (DR-001), destination</w:t>
-      </w:r>
-      <w:r>
-        <w:t xml:space="preserve"> </w:t>
+        <w:t xml:space="preserve"> under the single-region-failure assumption (DR-001), destination </w:t>
       </w:r>
       <w:r>
         <w:rPr>
@@ -11254,13 +9491,7 @@
         <w:t xml:space="preserve">d</w:t>
       </w:r>
       <w:r>
-        <w:t xml:space="preserve"> </w:t>
-      </w:r>
-      <w:r>
-        <w:t xml:space="preserve">never has to host more than one source region’s failover at a time, so it need only be sized for its</w:t>
-      </w:r>
-      <w:r>
-        <w:t xml:space="preserve"> </w:t>
+        <w:t xml:space="preserve"> never has to host more than one source region’s failover at a time, so it need only be sized for its </w:t>
       </w:r>
       <w:r>
         <w:rPr>
@@ -11270,13 +9501,7 @@
         <w:t xml:space="preserve">largest</w:t>
       </w:r>
       <w:r>
-        <w:t xml:space="preserve"> </w:t>
-      </w:r>
-      <w:r>
-        <w:t xml:space="preserve">protected source — not the arithmetic sum of all of them. A conservative</w:t>
-      </w:r>
-      <w:r>
-        <w:t xml:space="preserve"> </w:t>
+        <w:t xml:space="preserve"> protected source — not the arithmetic sum of all of them. A conservative </w:t>
       </w:r>
       <w:r>
         <w:rPr>
@@ -11285,10 +9510,7 @@
         <w:t xml:space="preserve">SUM</w:t>
       </w:r>
       <w:r>
-        <w:t xml:space="preserve"> </w:t>
-      </w:r>
-      <w:r>
-        <w:t xml:space="preserve">override is available (C-11) only where a customer/contract explicitly requires protection against concurrent failures. See Appendix D for the full derivation and worked example.</w:t>
+        <w:t xml:space="preserve"> override is available (C-11) only where a customer/contract explicitly requires protection against concurrent failures. See Appendix D for the full derivation and worked example.</w:t>
       </w:r>
     </w:p>
     <w:p>
@@ -11358,14 +9580,7 @@
           <w:iCs/>
           <w:i/>
         </w:rPr>
-        <w:t xml:space="preserve">A ratio &gt; 1 quantifies the capacity (and cost) saved by max-not-sum sizing at destination</w:t>
-      </w:r>
-      <w:r>
-        <w:rPr>
-          <w:iCs/>
-          <w:i/>
-        </w:rPr>
-        <w:t xml:space="preserve"> </w:t>
+        <w:t xml:space="preserve">A ratio &gt; 1 quantifies the capacity (and cost) saved by max-not-sum sizing at destination </w:t>
       </w:r>
       <w:r>
         <w:rPr>
@@ -11405,10 +9620,7 @@
         <w:pStyle w:val="FirstParagraph"/>
       </w:pPr>
       <w:r>
-        <w:t xml:space="preserve">These are the review-time back-of-envelope figures that drove the shift to a lean DR model. They are</w:t>
-      </w:r>
-      <w:r>
-        <w:t xml:space="preserve"> </w:t>
+        <w:t xml:space="preserve">These are the review-time back-of-envelope figures that drove the shift to a lean DR model. They are </w:t>
       </w:r>
       <w:r>
         <w:rPr>
@@ -11633,13 +9845,7 @@
               <w:jc w:val="left"/>
             </w:pPr>
             <w:r>
-              <w:t xml:space="preserve">“</w:t>
-            </w:r>
-            <w:r>
-              <w:t xml:space="preserve">used = effectively free</w:t>
-            </w:r>
-            <w:r>
-              <w:t xml:space="preserve">”</w:t>
+              <w:t>“used = effectively free”</w:t>
             </w:r>
           </w:p>
         </w:tc>
@@ -11743,13 +9949,7 @@
         <w:t xml:space="preserve">Takeaway:</w:t>
       </w:r>
       <w:r>
-        <w:t xml:space="preserve"> </w:t>
-      </w:r>
-      <w:r>
-        <w:t xml:space="preserve">a fixed 30–40% empty DR reserve is prohibitive at platform scale and would risk cancellation of multi-region. Bootstrap capacity that is</w:t>
-      </w:r>
-      <w:r>
-        <w:t xml:space="preserve"> </w:t>
+        <w:t xml:space="preserve"> a fixed 30–40% empty DR reserve is prohibitive at platform scale and would risk cancellation of multi-region. Bootstrap capacity that is </w:t>
       </w:r>
       <w:r>
         <w:rPr>
@@ -11759,10 +9959,7 @@
         <w:t xml:space="preserve">actually used</w:t>
       </w:r>
       <w:r>
-        <w:t xml:space="preserve"> </w:t>
-      </w:r>
-      <w:r>
-        <w:t xml:space="preserve">to stand up control planes is effectively free, so DR should hold only the minimum needed to bootstrap and scale via staged acquisition (DR-006).</w:t>
+        <w:t xml:space="preserve"> to stand up control planes is effectively free, so DR should hold only the minimum needed to bootstrap and scale via staged acquisition (DR-006).</w:t>
       </w:r>
     </w:p>
     <w:p>
@@ -11798,10 +9995,7 @@
         <w:t xml:space="preserve">Baseline</w:t>
       </w:r>
       <w:r>
-        <w:t xml:space="preserve"> </w:t>
-      </w:r>
-      <w:r>
-        <w:t xml:space="preserve">— agreed direction, suitable for design.</w:t>
+        <w:t xml:space="preserve"> — agreed direction, suitable for design.</w:t>
       </w:r>
     </w:p>
     <w:p>
@@ -11820,10 +10014,7 @@
         <w:t xml:space="preserve">Configurable</w:t>
       </w:r>
       <w:r>
-        <w:t xml:space="preserve"> </w:t>
-      </w:r>
-      <w:r>
-        <w:t xml:space="preserve">— required capability; numeric value/policy not fixed.</w:t>
+        <w:t xml:space="preserve"> — required capability; numeric value/policy not fixed.</w:t>
       </w:r>
     </w:p>
     <w:p>
@@ -11842,10 +10033,7 @@
         <w:t xml:space="preserve">POC validation required</w:t>
       </w:r>
       <w:r>
-        <w:t xml:space="preserve"> </w:t>
-      </w:r>
-      <w:r>
-        <w:t xml:space="preserve">— behaviour must be verified before production dependency.</w:t>
+        <w:t xml:space="preserve"> — behaviour must be verified before production dependency.</w:t>
       </w:r>
     </w:p>
     <w:p>
@@ -11864,10 +10052,7 @@
         <w:t xml:space="preserve">Business decision required</w:t>
       </w:r>
       <w:r>
-        <w:t xml:space="preserve"> </w:t>
-      </w:r>
-      <w:r>
-        <w:t xml:space="preserve">— design must support alternatives until policy is approved.</w:t>
+        <w:t xml:space="preserve"> — design must support alternatives until policy is approved.</w:t>
       </w:r>
     </w:p>
     <w:p>
@@ -11886,10 +10071,7 @@
         <w:t xml:space="preserve">External dependency</w:t>
       </w:r>
       <w:r>
-        <w:t xml:space="preserve"> </w:t>
-      </w:r>
-      <w:r>
-        <w:t xml:space="preserve">— depends on Azure feature maturity, Microsoft clarification, legal direction, or another platform team.</w:t>
+        <w:t xml:space="preserve"> — depends on Azure feature maturity, Microsoft clarification, legal direction, or another platform team.</w:t>
       </w:r>
     </w:p>
     <w:p>
@@ -11942,10 +10124,7 @@
         <w:pStyle w:val="FirstParagraph"/>
       </w:pPr>
       <w:r>
-        <w:t xml:space="preserve">This</w:t>
-      </w:r>
-      <w:r>
-        <w:t xml:space="preserve"> </w:t>
+        <w:t xml:space="preserve">This </w:t>
       </w:r>
       <w:r>
         <w:rPr>
@@ -11955,13 +10134,7 @@
         <w:t xml:space="preserve">sum</w:t>
       </w:r>
       <w:r>
-        <w:t xml:space="preserve"> </w:t>
-      </w:r>
-      <w:r>
-        <w:t xml:space="preserve">implicitly assumes that</w:t>
-      </w:r>
-      <w:r>
-        <w:t xml:space="preserve"> </w:t>
+        <w:t xml:space="preserve"> implicitly assumes that </w:t>
       </w:r>
       <w:r>
         <w:rPr>
@@ -11971,13 +10144,7 @@
         <w:t xml:space="preserve">every</w:t>
       </w:r>
       <w:r>
-        <w:t xml:space="preserve"> </w:t>
-      </w:r>
-      <w:r>
-        <w:t xml:space="preserve">source region a destination protects could fail</w:t>
-      </w:r>
-      <w:r>
-        <w:t xml:space="preserve"> </w:t>
+        <w:t xml:space="preserve"> source region a destination protects could fail </w:t>
       </w:r>
       <w:r>
         <w:rPr>
@@ -11987,10 +10154,7 @@
         <w:t xml:space="preserve">at the same time</w:t>
       </w:r>
       <w:r>
-        <w:t xml:space="preserve">, so the destination must hold enough standby capacity for</w:t>
-      </w:r>
-      <w:r>
-        <w:t xml:space="preserve"> </w:t>
+        <w:t xml:space="preserve">, so the destination must hold enough standby capacity for </w:t>
       </w:r>
       <w:r>
         <w:rPr>
@@ -12000,10 +10164,7 @@
         <w:t xml:space="preserve">all of them simultaneously</w:t>
       </w:r>
       <w:r>
-        <w:t xml:space="preserve">. That directly contradicts the programme’s own planning assumption (DR-001):</w:t>
-      </w:r>
-      <w:r>
-        <w:t xml:space="preserve"> </w:t>
+        <w:t xml:space="preserve">. That directly contradicts the programme’s own planning assumption (DR-001): </w:t>
       </w:r>
       <w:r>
         <w:rPr>
@@ -12018,10 +10179,7 @@
         <w:pStyle w:val="BodyText"/>
       </w:pPr>
       <w:r>
-        <w:t xml:space="preserve">Sizing for the sum therefore buys capacity that, by our own design assumption, will</w:t>
-      </w:r>
-      <w:r>
-        <w:t xml:space="preserve"> </w:t>
+        <w:t xml:space="preserve">Sizing for the sum therefore buys capacity that, by our own design assumption, will </w:t>
       </w:r>
       <w:r>
         <w:rPr>
@@ -12031,10 +10189,7 @@
         <w:t xml:space="preserve">never be used concurrently</w:t>
       </w:r>
       <w:r>
-        <w:t xml:space="preserve"> </w:t>
-      </w:r>
-      <w:r>
-        <w:t xml:space="preserve">— reintroducing exactly the idle-reserve cost the lean bootstrap model was created to eliminate (FIN-006).</w:t>
+        <w:t xml:space="preserve"> — reintroducing exactly the idle-reserve cost the lean bootstrap model was created to eliminate (FIN-006).</w:t>
       </w:r>
     </w:p>
     <w:bookmarkEnd w:id="65"/>
@@ -12063,10 +10218,7 @@
         <w:pStyle w:val="FirstParagraph"/>
       </w:pPr>
       <w:r>
-        <w:t xml:space="preserve">Under single-failure, destination</w:t>
-      </w:r>
-      <w:r>
-        <w:t xml:space="preserve"> </w:t>
+        <w:t xml:space="preserve">Under single-failure, destination </w:t>
       </w:r>
       <w:r>
         <w:rPr>
@@ -12075,13 +10227,7 @@
         <w:t xml:space="preserve">d</w:t>
       </w:r>
       <w:r>
-        <w:t xml:space="preserve"> </w:t>
-      </w:r>
-      <w:r>
-        <w:t xml:space="preserve">only ever absorbs</w:t>
-      </w:r>
-      <w:r>
-        <w:t xml:space="preserve"> </w:t>
+        <w:t xml:space="preserve"> only ever absorbs </w:t>
       </w:r>
       <w:r>
         <w:rPr>
@@ -12091,13 +10237,7 @@
         <w:t xml:space="preserve">one</w:t>
       </w:r>
       <w:r>
-        <w:t xml:space="preserve"> </w:t>
-      </w:r>
-      <w:r>
-        <w:t xml:space="preserve">source at a time, so it needs standby capacity for the</w:t>
-      </w:r>
-      <w:r>
-        <w:t xml:space="preserve"> </w:t>
+        <w:t xml:space="preserve"> source at a time, so it needs standby capacity for the </w:t>
       </w:r>
       <w:r>
         <w:rPr>
@@ -12107,31 +10247,7 @@
         <w:t xml:space="preserve">largest</w:t>
       </w:r>
       <w:r>
-        <w:t xml:space="preserve"> </w:t>
-      </w:r>
-      <w:r>
-        <w:t xml:space="preserve">source it protects — never the total. The standby</w:t>
-      </w:r>
-      <w:r>
-        <w:t xml:space="preserve"> </w:t>
-      </w:r>
-      <w:r>
-        <w:t xml:space="preserve">“</w:t>
-      </w:r>
-      <w:r>
-        <w:t xml:space="preserve">slots</w:t>
-      </w:r>
-      <w:r>
-        <w:t xml:space="preserve">”</w:t>
-      </w:r>
-      <w:r>
-        <w:t xml:space="preserve"> </w:t>
-      </w:r>
-      <w:r>
-        <w:t xml:space="preserve">are</w:t>
-      </w:r>
-      <w:r>
-        <w:t xml:space="preserve"> </w:t>
+        <w:t xml:space="preserve"> source it protects — never the total. The standby “slots” are </w:t>
       </w:r>
       <w:r>
         <w:rPr>
@@ -12141,10 +10257,7 @@
         <w:t xml:space="preserve">shared</w:t>
       </w:r>
       <w:r>
-        <w:t xml:space="preserve"> </w:t>
-      </w:r>
-      <w:r>
-        <w:t xml:space="preserve">(overcommitted) across the mutually-exclusive failure events. This is the DR analogue of overbooking a resource that can only be claimed by one tenant at a time.</w:t>
+        <w:t xml:space="preserve"> (overcommitted) across the mutually-exclusive failure events. This is the DR analogue of overbooking a resource that can only be claimed by one tenant at a time.</w:t>
       </w:r>
     </w:p>
     <w:bookmarkEnd w:id="66"/>
@@ -12162,10 +10275,7 @@
         <w:pStyle w:val="FirstParagraph"/>
       </w:pPr>
       <w:r>
-        <w:t xml:space="preserve">Suppose destination</w:t>
-      </w:r>
-      <w:r>
-        <w:t xml:space="preserve"> </w:t>
+        <w:t xml:space="preserve">Suppose destination </w:t>
       </w:r>
       <w:r>
         <w:rPr>
@@ -12175,13 +10285,7 @@
         <w:t xml:space="preserve">Region 2</w:t>
       </w:r>
       <w:r>
-        <w:t xml:space="preserve"> </w:t>
-      </w:r>
-      <w:r>
-        <w:t xml:space="preserve">holds DR standby for customers whose production is in</w:t>
-      </w:r>
-      <w:r>
-        <w:t xml:space="preserve"> </w:t>
+        <w:t xml:space="preserve"> holds DR standby for customers whose production is in </w:t>
       </w:r>
       <w:r>
         <w:rPr>
@@ -12191,13 +10295,7 @@
         <w:t xml:space="preserve">Region 1</w:t>
       </w:r>
       <w:r>
-        <w:t xml:space="preserve"> </w:t>
-      </w:r>
-      <w:r>
-        <w:t xml:space="preserve">and</w:t>
-      </w:r>
-      <w:r>
-        <w:t xml:space="preserve"> </w:t>
+        <w:t xml:space="preserve"> and </w:t>
       </w:r>
       <w:r>
         <w:rPr>
@@ -12367,13 +10465,7 @@
         <w:t xml:space="preserve">Saving at R2:</w:t>
       </w:r>
       <w:r>
-        <w:t xml:space="preserve"> </w:t>
-      </w:r>
-      <w:r>
-        <w:t xml:space="preserve">200 → 120 =</w:t>
-      </w:r>
-      <w:r>
-        <w:t xml:space="preserve"> </w:t>
+        <w:t xml:space="preserve"> 200 → 120 = </w:t>
       </w:r>
       <w:r>
         <w:rPr>
@@ -12383,10 +10475,7 @@
         <w:t xml:space="preserve">80 cores (40%) removed</w:t>
       </w:r>
       <w:r>
-        <w:t xml:space="preserve"> </w:t>
-      </w:r>
-      <w:r>
-        <w:t xml:space="preserve">with no loss of protection, because R1 and R3 do not fail together (DR-001).</w:t>
+        <w:t xml:space="preserve"> with no loss of protection, because R1 and R3 do not fail together (DR-001).</w:t>
       </w:r>
     </w:p>
     <w:p>
@@ -12417,10 +10506,7 @@
         <w:pStyle w:val="FirstParagraph"/>
       </w:pPr>
       <w:r>
-        <w:t xml:space="preserve">i.e., R2’s shared standby is 1.67× oversubscribed — the measure of both the saving</w:t>
-      </w:r>
-      <w:r>
-        <w:t xml:space="preserve"> </w:t>
+        <w:t xml:space="preserve">i.e., R2’s shared standby is 1.67× oversubscribed — the measure of both the saving </w:t>
       </w:r>
       <w:r>
         <w:rPr>
@@ -12430,10 +10516,7 @@
         <w:t xml:space="preserve">and</w:t>
       </w:r>
       <w:r>
-        <w:t xml:space="preserve"> </w:t>
-      </w:r>
-      <w:r>
-        <w:t xml:space="preserve">the exposure if two regions ever failed at once.</w:t>
+        <w:t xml:space="preserve"> the exposure if two regions ever failed at once.</w:t>
       </w:r>
     </w:p>
     <w:bookmarkEnd w:id="67"/>
@@ -12451,10 +10534,7 @@
         <w:pStyle w:val="FirstParagraph"/>
       </w:pPr>
       <w:r>
-        <w:t xml:space="preserve">Extrapolating the Appendix B economics: if the naïve sum model implied ~$1.5M–$5M/year of platform-wide idle DR reserve, then in a 3-region geography where each destination protects two roughly comparable sources, max-not-sum sizing removes on the order of</w:t>
-      </w:r>
-      <w:r>
-        <w:t xml:space="preserve"> </w:t>
+        <w:t xml:space="preserve">Extrapolating the Appendix B economics: if the naïve sum model implied ~$1.5M–$5M/year of platform-wide idle DR reserve, then in a 3-region geography where each destination protects two roughly comparable sources, max-not-sum sizing removes on the order of </w:t>
       </w:r>
       <w:r>
         <w:rPr>
@@ -12464,13 +10544,7 @@
         <w:t xml:space="preserve">~40–50% of the standby reserve</w:t>
       </w:r>
       <w:r>
-        <w:t xml:space="preserve"> </w:t>
-      </w:r>
-      <w:r>
-        <w:t xml:space="preserve">— potentially</w:t>
-      </w:r>
-      <w:r>
-        <w:t xml:space="preserve"> </w:t>
+        <w:t xml:space="preserve"> — potentially </w:t>
       </w:r>
       <w:r>
         <w:rPr>
@@ -12480,28 +10554,7 @@
         <w:t xml:space="preserve">$0.6M–$2.5M/year</w:t>
       </w:r>
       <w:r>
-        <w:t xml:space="preserve"> </w:t>
-      </w:r>
-      <w:r>
-        <w:t xml:space="preserve">— while still satisfying the single-failure SLA. Exact figures depend on portion distribution and SKUs and must be confirmed against real consumption (Roy’s</w:t>
-      </w:r>
-      <w:r>
-        <w:t xml:space="preserve"> </w:t>
-      </w:r>
-      <w:r>
-        <w:t xml:space="preserve">“</w:t>
-      </w:r>
-      <w:r>
-        <w:t xml:space="preserve">reactive</w:t>
-      </w:r>
-      <w:r>
-        <w:t xml:space="preserve">”</w:t>
-      </w:r>
-      <w:r>
-        <w:t xml:space="preserve"> </w:t>
-      </w:r>
-      <w:r>
-        <w:t xml:space="preserve">balancing, PLC-007/DAT-001).</w:t>
+        <w:t xml:space="preserve"> — while still satisfying the single-failure SLA. Exact figures depend on portion distribution and SKUs and must be confirmed against real consumption (Roy’s “reactive” balancing, PLC-007/DAT-001).</w:t>
       </w:r>
     </w:p>
     <w:bookmarkEnd w:id="68"/>
@@ -12530,13 +10583,7 @@
         <w:t xml:space="preserve">Assumption-bound.</w:t>
       </w:r>
       <w:r>
-        <w:t xml:space="preserve"> </w:t>
-      </w:r>
-      <w:r>
-        <w:t xml:space="preserve">The max model is valid</w:t>
-      </w:r>
-      <w:r>
-        <w:t xml:space="preserve"> </w:t>
+        <w:t xml:space="preserve"> The max model is valid </w:t>
       </w:r>
       <w:r>
         <w:rPr>
@@ -12546,13 +10593,7 @@
         <w:t xml:space="preserve">only</w:t>
       </w:r>
       <w:r>
-        <w:t xml:space="preserve"> </w:t>
-      </w:r>
-      <w:r>
-        <w:t xml:space="preserve">while DR-001 (single-region failure) holds. If the business ever mandates concurrent-failure protection for a specific customer/geography, use the</w:t>
-      </w:r>
-      <w:r>
-        <w:t xml:space="preserve"> </w:t>
+        <w:t xml:space="preserve"> while DR-001 (single-region failure) holds. If the business ever mandates concurrent-failure protection for a specific customer/geography, use the </w:t>
       </w:r>
       <w:r>
         <w:rPr>
@@ -12561,10 +10602,7 @@
         <w:t xml:space="preserve">SUM</w:t>
       </w:r>
       <w:r>
-        <w:t xml:space="preserve"> </w:t>
-      </w:r>
-      <w:r>
-        <w:t xml:space="preserve">override (C-11) for that scope.</w:t>
+        <w:t xml:space="preserve"> override (C-11) for that scope.</w:t>
       </w:r>
     </w:p>
     <w:p>
@@ -12583,10 +10621,7 @@
         <w:t xml:space="preserve">Quantify residual risk.</w:t>
       </w:r>
       <w:r>
-        <w:t xml:space="preserve"> </w:t>
-      </w:r>
-      <w:r>
-        <w:t xml:space="preserve">POC-011 validates activation behaviour of overcommitted standby and quantifies the exposure (= overcommit ratio) so leadership signs off knowingly.</w:t>
+        <w:t xml:space="preserve"> POC-011 validates activation behaviour of overcommitted standby and quantifies the exposure (= overcommit ratio) so leadership signs off knowingly.</w:t>
       </w:r>
     </w:p>
     <w:p>
@@ -12605,13 +10640,7 @@
         <w:t xml:space="preserve">Observe coverage.</w:t>
       </w:r>
       <w:r>
-        <w:t xml:space="preserve"> </w:t>
-      </w:r>
-      <w:r>
-        <w:t xml:space="preserve">OBS-001/002 must alert when a destination’s usable capacity drops below its</w:t>
-      </w:r>
-      <w:r>
-        <w:t xml:space="preserve"> </w:t>
+        <w:t xml:space="preserve"> OBS-001/002 must alert when a destination’s usable capacity drops below its </w:t>
       </w:r>
       <w:r>
         <w:rPr>
@@ -12640,13 +10669,7 @@
         <w:t xml:space="preserve">Zone/region integrity preserved.</w:t>
       </w:r>
       <w:r>
-        <w:t xml:space="preserve"> </w:t>
-      </w:r>
-      <w:r>
-        <w:t xml:space="preserve">Max-not-sum changes only</w:t>
-      </w:r>
-      <w:r>
-        <w:t xml:space="preserve"> </w:t>
+        <w:t xml:space="preserve"> Max-not-sum changes only </w:t>
       </w:r>
       <w:r>
         <w:rPr>
@@ -12656,13 +10679,7 @@
         <w:t xml:space="preserve">how much</w:t>
       </w:r>
       <w:r>
-        <w:t xml:space="preserve"> </w:t>
-      </w:r>
-      <w:r>
-        <w:t xml:space="preserve">standby to hold per destination; it does</w:t>
-      </w:r>
-      <w:r>
-        <w:t xml:space="preserve"> </w:t>
+        <w:t xml:space="preserve"> standby to hold per destination; it does </w:t>
       </w:r>
       <w:r>
         <w:rPr>
@@ -12672,10 +10689,7 @@
         <w:t xml:space="preserve">not</w:t>
       </w:r>
       <w:r>
-        <w:t xml:space="preserve"> </w:t>
-      </w:r>
-      <w:r>
-        <w:t xml:space="preserve">relax the region/zone isolation rules (CAP-011/CAP-012) or the separation constraints (ENV-003).</w:t>
+        <w:t xml:space="preserve"> relax the region/zone isolation rules (CAP-011/CAP-012) or the separation constraints (ENV-003).</w:t>
       </w:r>
     </w:p>
     <w:p>
@@ -12694,10 +10708,7 @@
         <w:t xml:space="preserve">Reversibility.</w:t>
       </w:r>
       <w:r>
-        <w:t xml:space="preserve"> </w:t>
-      </w:r>
-      <w:r>
-        <w:t xml:space="preserve">Because the basis is configurable (C-11), the estate can move between max and sum per scope without code changes (FIN-002).</w:t>
+        <w:t xml:space="preserve"> Because the basis is configurable (C-11), the estate can move between max and sum per scope without code changes (FIN-002).</w:t>
       </w:r>
     </w:p>
     <w:bookmarkEnd w:id="69"/>

--- a/docs/acrme_requirements_baseline_v2_2.docx
+++ b/docs/acrme_requirements_baseline_v2_2.docx
@@ -787,7 +787,7 @@
               <w:t xml:space="preserve"> </w:t>
             </w:r>
             <w:r>
-              <w:t xml:space="preserve">(§12A) and</w:t>
+              <w:t xml:space="preserve">(Section 12A) and</w:t>
             </w:r>
             <w:r>
               <w:t xml:space="preserve"> </w:t>
@@ -8215,7 +8215,7 @@
               <a:graphicData uri="http://schemas.openxmlformats.org/drawingml/2006/picture">
                 <pic:pic>
                   <pic:nvPicPr>
-                    <pic:cNvPr descr="./adr/diagrams/acrme_three_region_capacity_model.png" id="40" name="Picture"/>
+                    <pic:cNvPr descr="adr/diagrams/acrme_three_region_capacity_model.png" id="40" name="Picture"/>
                     <pic:cNvPicPr>
                       <a:picLocks noChangeArrowheads="1" noChangeAspect="1"/>
                     </pic:cNvPicPr>
